--- a/X_ENTREGABLES_CONSOLIDADOS/8_DOCUMENTOS_SERVIDOS/WORD/ESPECIALIDAD_03_Ingenieria_Mecanica_EJECUTIVO.docx
+++ b/X_ENTREGABLES_CONSOLIDADOS/8_DOCUMENTOS_SERVIDOS/WORD/ESPECIALIDAD_03_Ingenieria_Mecanica_EJECUTIVO.docx
@@ -28,7 +28,7 @@
         </w:p>
       </w:sdtContent>
     </w:sdt>
-    <w:bookmarkStart w:id="56" w:name="especialidad-03-ingeniería-mecánica"/>
+    <w:bookmarkStart w:id="67" w:name="especialidad-03-ingeniería-mecánica"/>
     <w:p>
       <w:pPr>
         <w:pStyle w:val="Heading1"/>
@@ -37,7 +37,7 @@
         <w:t xml:space="preserve">ESPECIALIDAD 03: INGENIERÍA MECÁNICA</w:t>
       </w:r>
     </w:p>
-    <w:bookmarkStart w:id="9" w:name="documento-ejecutivo-de-ingeniería"/>
+    <w:bookmarkStart w:id="20" w:name="documento-ejecutivo-de-ingeniería"/>
     <w:p>
       <w:pPr>
         <w:pStyle w:val="Heading2"/>
@@ -53,8 +53,8 @@
         </w:pict>
       </w:r>
     </w:p>
-    <w:bookmarkEnd w:id="9"/>
-    <w:bookmarkStart w:id="13" w:name="resumen-ejecutivo"/>
+    <w:bookmarkEnd w:id="20"/>
+    <w:bookmarkStart w:id="24" w:name="resumen-ejecutivo"/>
     <w:p>
       <w:pPr>
         <w:pStyle w:val="Heading2"/>
@@ -63,7 +63,7 @@
         <w:t xml:space="preserve">📊 RESUMEN EJECUTIVO</w:t>
       </w:r>
     </w:p>
-    <w:bookmarkStart w:id="10" w:name="X7c07705fb5e25c553c679eab7107af56022a4cb"/>
+    <w:bookmarkStart w:id="21" w:name="X7c07705fb5e25c553c679eab7107af56022a4cb"/>
     <w:p>
       <w:pPr>
         <w:pStyle w:val="Heading3"/>
@@ -96,8 +96,8 @@
         <w:t xml:space="preserve">del ferrocarril que proporciona todo el material rodante y equipos mecánicos necesarios para la operación ferroviaria. Es como el parque automotor de una empresa, pero especializado en ferrocarriles, donde cada locomotora y vagón debe cumplir estrictos estándares de seguridad y eficiencia.</w:t>
       </w:r>
     </w:p>
-    <w:bookmarkEnd w:id="10"/>
-    <w:bookmarkStart w:id="11" w:name="X7c83a38cc8f42be1526a62fa09e05463bbe3395"/>
+    <w:bookmarkEnd w:id="21"/>
+    <w:bookmarkStart w:id="22" w:name="X7c83a38cc8f42be1526a62fa09e05463bbe3395"/>
     <w:p>
       <w:pPr>
         <w:pStyle w:val="Heading3"/>
@@ -260,8 +260,8 @@
         <w:t xml:space="preserve">Material rodante según AT4</w:t>
       </w:r>
     </w:p>
-    <w:bookmarkEnd w:id="11"/>
-    <w:bookmarkStart w:id="12" w:name="hitos-críticos"/>
+    <w:bookmarkEnd w:id="22"/>
+    <w:bookmarkStart w:id="23" w:name="hitos-críticos"/>
     <w:p>
       <w:pPr>
         <w:pStyle w:val="Heading3"/>
@@ -482,9 +482,9 @@
         </w:pict>
       </w:r>
     </w:p>
-    <w:bookmarkEnd w:id="12"/>
-    <w:bookmarkEnd w:id="13"/>
-    <w:bookmarkStart w:id="19" w:name="X16ad1bf8fd3c72f4f9f37ec0fde01a31e7fb65a"/>
+    <w:bookmarkEnd w:id="23"/>
+    <w:bookmarkEnd w:id="24"/>
+    <w:bookmarkStart w:id="30" w:name="X16ad1bf8fd3c72f4f9f37ec0fde01a31e7fb65a"/>
     <w:p>
       <w:pPr>
         <w:pStyle w:val="Heading2"/>
@@ -493,7 +493,7 @@
         <w:t xml:space="preserve">🔍 CRITERIOS DE DISEÑO Y JUSTIFICACIONES TÉCNICAS</w:t>
       </w:r>
     </w:p>
-    <w:bookmarkStart w:id="14" w:name="por-qué-15-locomotoras-específicamente"/>
+    <w:bookmarkStart w:id="25" w:name="por-qué-15-locomotoras-específicamente"/>
     <w:p>
       <w:pPr>
         <w:pStyle w:val="Heading3"/>
@@ -648,8 +648,8 @@
         <w:t xml:space="preserve">1 locomotora por cada 35 km de corredor (526 km ÷ 15 = 35 km)</w:t>
       </w:r>
     </w:p>
-    <w:bookmarkEnd w:id="14"/>
-    <w:bookmarkStart w:id="15" w:name="X8e84ae454964cb1211df83cb03df022c5e9aa0a"/>
+    <w:bookmarkEnd w:id="25"/>
+    <w:bookmarkStart w:id="26" w:name="X8e84ae454964cb1211df83cb03df022c5e9aa0a"/>
     <w:p>
       <w:pPr>
         <w:pStyle w:val="Heading3"/>
@@ -758,8 +758,8 @@
         <w:t xml:space="preserve">40 vagones × 60 ton = 2,400 ton de capacidad de carga</w:t>
       </w:r>
     </w:p>
-    <w:bookmarkEnd w:id="15"/>
-    <w:bookmarkStart w:id="16" w:name="por-qué-8-carromotores"/>
+    <w:bookmarkEnd w:id="26"/>
+    <w:bookmarkStart w:id="27" w:name="por-qué-8-carromotores"/>
     <w:p>
       <w:pPr>
         <w:pStyle w:val="Heading3"/>
@@ -868,8 +868,8 @@
         <w:t xml:space="preserve">Mantenimiento continuo sin afectar operación</w:t>
       </w:r>
     </w:p>
-    <w:bookmarkEnd w:id="16"/>
-    <w:bookmarkStart w:id="17" w:name="por-qué-15-dispositivos-eot"/>
+    <w:bookmarkEnd w:id="27"/>
+    <w:bookmarkStart w:id="28" w:name="por-qué-15-dispositivos-eot"/>
     <w:p>
       <w:pPr>
         <w:pStyle w:val="Heading3"/>
@@ -978,8 +978,8 @@
         <w:t xml:space="preserve">15 locomotoras = 15 dispositivos EOT</w:t>
       </w:r>
     </w:p>
-    <w:bookmarkEnd w:id="17"/>
-    <w:bookmarkStart w:id="18" w:name="por-qué-3-talleres-específicamente"/>
+    <w:bookmarkEnd w:id="28"/>
+    <w:bookmarkStart w:id="29" w:name="por-qué-3-talleres-específicamente"/>
     <w:p>
       <w:pPr>
         <w:pStyle w:val="Heading3"/>
@@ -1095,9 +1095,9 @@
         </w:pict>
       </w:r>
     </w:p>
-    <w:bookmarkEnd w:id="18"/>
-    <w:bookmarkEnd w:id="19"/>
-    <w:bookmarkStart w:id="22" w:name="función-y-propósito-de-la-especialidad"/>
+    <w:bookmarkEnd w:id="29"/>
+    <w:bookmarkEnd w:id="30"/>
+    <w:bookmarkStart w:id="33" w:name="función-y-propósito-de-la-especialidad"/>
     <w:p>
       <w:pPr>
         <w:pStyle w:val="Heading2"/>
@@ -1106,7 +1106,7 @@
         <w:t xml:space="preserve">🎯 FUNCIÓN Y PROPÓSITO DE LA ESPECIALIDAD</w:t>
       </w:r>
     </w:p>
-    <w:bookmarkStart w:id="20" w:name="qué-hace-esta-especialidad"/>
+    <w:bookmarkStart w:id="31" w:name="qué-hace-esta-especialidad"/>
     <w:p>
       <w:pPr>
         <w:pStyle w:val="Heading3"/>
@@ -1227,8 +1227,8 @@
         <w:t xml:space="preserve">Mantenimiento y reparación de material rodante</w:t>
       </w:r>
     </w:p>
-    <w:bookmarkEnd w:id="20"/>
-    <w:bookmarkStart w:id="21" w:name="por-qué-la-necesitamos"/>
+    <w:bookmarkEnd w:id="31"/>
+    <w:bookmarkStart w:id="32" w:name="por-qué-la-necesitamos"/>
     <w:p>
       <w:pPr>
         <w:pStyle w:val="Heading3"/>
@@ -1354,9 +1354,9 @@
         </w:pict>
       </w:r>
     </w:p>
-    <w:bookmarkEnd w:id="21"/>
-    <w:bookmarkEnd w:id="22"/>
-    <w:bookmarkStart w:id="26" w:name="componentes-principales"/>
+    <w:bookmarkEnd w:id="32"/>
+    <w:bookmarkEnd w:id="33"/>
+    <w:bookmarkStart w:id="37" w:name="componentes-principales"/>
     <w:p>
       <w:pPr>
         <w:pStyle w:val="Heading2"/>
@@ -1365,7 +1365,7 @@
         <w:t xml:space="preserve">🏗️ COMPONENTES PRINCIPALES</w:t>
       </w:r>
     </w:p>
-    <w:bookmarkStart w:id="23" w:name="material-rodante-principal"/>
+    <w:bookmarkStart w:id="34" w:name="material-rodante-principal"/>
     <w:p>
       <w:pPr>
         <w:pStyle w:val="Heading3"/>
@@ -1526,8 +1526,8 @@
         <w:t xml:space="preserve">| 3,000 HP | Tractación para trenes pesados |</w:t>
       </w:r>
     </w:p>
-    <w:bookmarkEnd w:id="23"/>
-    <w:bookmarkStart w:id="24" w:name="equipos-de-mantenimiento"/>
+    <w:bookmarkEnd w:id="34"/>
+    <w:bookmarkStart w:id="35" w:name="equipos-de-mantenimiento"/>
     <w:p>
       <w:pPr>
         <w:pStyle w:val="Heading3"/>
@@ -1644,8 +1644,8 @@
         <w:t xml:space="preserve">| 3 unidades | Talleres y línea | ⏳ En adquisición |</w:t>
       </w:r>
     </w:p>
-    <w:bookmarkEnd w:id="24"/>
-    <w:bookmarkStart w:id="25" w:name="talleres-de-mantenimiento"/>
+    <w:bookmarkEnd w:id="35"/>
+    <w:bookmarkStart w:id="36" w:name="talleres-de-mantenimiento"/>
     <w:p>
       <w:pPr>
         <w:pStyle w:val="Heading3"/>
@@ -1769,9 +1769,9 @@
         </w:pict>
       </w:r>
     </w:p>
-    <w:bookmarkEnd w:id="25"/>
-    <w:bookmarkEnd w:id="26"/>
-    <w:bookmarkStart w:id="29" w:name="especificaciones-técnicas-clave"/>
+    <w:bookmarkEnd w:id="36"/>
+    <w:bookmarkEnd w:id="37"/>
+    <w:bookmarkStart w:id="40" w:name="especificaciones-técnicas-clave"/>
     <w:p>
       <w:pPr>
         <w:pStyle w:val="Heading2"/>
@@ -1780,7 +1780,7 @@
         <w:t xml:space="preserve">📐 ESPECIFICACIONES TÉCNICAS CLAVE</w:t>
       </w:r>
     </w:p>
-    <w:bookmarkStart w:id="27" w:name="tabla-consolidada-de-especificaciones"/>
+    <w:bookmarkStart w:id="38" w:name="tabla-consolidada-de-especificaciones"/>
     <w:p>
       <w:pPr>
         <w:pStyle w:val="Heading3"/>
@@ -2032,8 +2032,8 @@
         </w:tc>
       </w:tr>
     </w:tbl>
-    <w:bookmarkEnd w:id="27"/>
-    <w:bookmarkStart w:id="28" w:name="criterios-de-aceptación"/>
+    <w:bookmarkEnd w:id="38"/>
+    <w:bookmarkStart w:id="39" w:name="criterios-de-aceptación"/>
     <w:p>
       <w:pPr>
         <w:pStyle w:val="Heading3"/>
@@ -2109,9 +2109,9 @@
         </w:pict>
       </w:r>
     </w:p>
-    <w:bookmarkEnd w:id="28"/>
-    <w:bookmarkEnd w:id="29"/>
-    <w:bookmarkStart w:id="32" w:name="ubicación-y-despliegue"/>
+    <w:bookmarkEnd w:id="39"/>
+    <w:bookmarkEnd w:id="40"/>
+    <w:bookmarkStart w:id="43" w:name="ubicación-y-despliegue"/>
     <w:p>
       <w:pPr>
         <w:pStyle w:val="Heading2"/>
@@ -2120,7 +2120,7 @@
         <w:t xml:space="preserve">📍 UBICACIÓN Y DESPLIEGUE</w:t>
       </w:r>
     </w:p>
-    <w:bookmarkStart w:id="30" w:name="mapa-de-despliegue"/>
+    <w:bookmarkStart w:id="41" w:name="mapa-de-despliegue"/>
     <w:p>
       <w:pPr>
         <w:pStyle w:val="Heading3"/>
@@ -2137,8 +2137,8 @@
         <w:t xml:space="preserve">El material rodante opera a lo largo de los 526 km del corredor, con talleres estratégicamente ubicados para mantenimiento y reparación.</w:t>
       </w:r>
     </w:p>
-    <w:bookmarkEnd w:id="30"/>
-    <w:bookmarkStart w:id="31" w:name="tabla-de-ubicaciones-principales"/>
+    <w:bookmarkEnd w:id="41"/>
+    <w:bookmarkStart w:id="42" w:name="tabla-de-ubicaciones-principales"/>
     <w:p>
       <w:pPr>
         <w:pStyle w:val="Heading3"/>
@@ -2383,9 +2383,9 @@
         </w:pict>
       </w:r>
     </w:p>
-    <w:bookmarkEnd w:id="31"/>
-    <w:bookmarkEnd w:id="32"/>
-    <w:bookmarkStart w:id="36" w:name="operación-y-mantenimiento"/>
+    <w:bookmarkEnd w:id="42"/>
+    <w:bookmarkEnd w:id="43"/>
+    <w:bookmarkStart w:id="47" w:name="operación-y-mantenimiento"/>
     <w:p>
       <w:pPr>
         <w:pStyle w:val="Heading2"/>
@@ -2394,7 +2394,7 @@
         <w:t xml:space="preserve">⚙️ OPERACIÓN Y MANTENIMIENTO</w:t>
       </w:r>
     </w:p>
-    <w:bookmarkStart w:id="33" w:name="operación-normal"/>
+    <w:bookmarkStart w:id="44" w:name="operación-normal"/>
     <w:p>
       <w:pPr>
         <w:pStyle w:val="Heading3"/>
@@ -2411,8 +2411,8 @@
         <w:t xml:space="preserve">El material rodante opera 24/7 transportando carga a lo largo del corredor, con mantenimiento preventivo programado y respaldo para emergencias.</w:t>
       </w:r>
     </w:p>
-    <w:bookmarkEnd w:id="33"/>
-    <w:bookmarkStart w:id="34" w:name="mantenimiento-preventivo"/>
+    <w:bookmarkEnd w:id="44"/>
+    <w:bookmarkStart w:id="45" w:name="mantenimiento-preventivo"/>
     <w:p>
       <w:pPr>
         <w:pStyle w:val="Heading3"/>
@@ -2531,8 +2531,8 @@
         <w:t xml:space="preserve">Revisión completa y certificación</w:t>
       </w:r>
     </w:p>
-    <w:bookmarkEnd w:id="34"/>
-    <w:bookmarkStart w:id="35" w:name="respuesta-a-fallas"/>
+    <w:bookmarkEnd w:id="45"/>
+    <w:bookmarkStart w:id="46" w:name="respuesta-a-fallas"/>
     <w:p>
       <w:pPr>
         <w:pStyle w:val="Heading3"/>
@@ -2658,9 +2658,9 @@
         </w:pict>
       </w:r>
     </w:p>
-    <w:bookmarkEnd w:id="35"/>
-    <w:bookmarkEnd w:id="36"/>
-    <w:bookmarkStart w:id="39" w:name="interfaces-con-otras-especialidades"/>
+    <w:bookmarkEnd w:id="46"/>
+    <w:bookmarkEnd w:id="47"/>
+    <w:bookmarkStart w:id="50" w:name="interfaces-con-otras-especialidades"/>
     <w:p>
       <w:pPr>
         <w:pStyle w:val="Heading2"/>
@@ -2669,7 +2669,7 @@
         <w:t xml:space="preserve">🔗 INTERFACES CON OTRAS ESPECIALIDADES</w:t>
       </w:r>
     </w:p>
-    <w:bookmarkStart w:id="37" w:name="diagrama-de-interfaces"/>
+    <w:bookmarkStart w:id="48" w:name="diagrama-de-interfaces"/>
     <w:p>
       <w:pPr>
         <w:pStyle w:val="Heading3"/>
@@ -2725,8 +2725,8 @@
         <w:t xml:space="preserve">[Sistemas Embarcados] ←→ [Sistemas Civiles] ←→ [Sistemas de Control]</w:t>
       </w:r>
     </w:p>
-    <w:bookmarkEnd w:id="37"/>
-    <w:bookmarkStart w:id="38" w:name="tabla-de-interfaces-críticas"/>
+    <w:bookmarkEnd w:id="48"/>
+    <w:bookmarkStart w:id="49" w:name="tabla-de-interfaces-críticas"/>
     <w:p>
       <w:pPr>
         <w:pStyle w:val="Heading3"/>
@@ -3025,9 +3025,9 @@
         </w:pict>
       </w:r>
     </w:p>
-    <w:bookmarkEnd w:id="38"/>
-    <w:bookmarkEnd w:id="39"/>
-    <w:bookmarkStart w:id="43" w:name="supuestos-técnicos-y-limitaciones"/>
+    <w:bookmarkEnd w:id="49"/>
+    <w:bookmarkEnd w:id="50"/>
+    <w:bookmarkStart w:id="54" w:name="supuestos-técnicos-y-limitaciones"/>
     <w:p>
       <w:pPr>
         <w:pStyle w:val="Heading2"/>
@@ -3036,7 +3036,7 @@
         <w:t xml:space="preserve">📋 SUPUESTOS TÉCNICOS Y LIMITACIONES</w:t>
       </w:r>
     </w:p>
-    <w:bookmarkStart w:id="40" w:name="supuestos-críticos-del-diseño"/>
+    <w:bookmarkStart w:id="51" w:name="supuestos-críticos-del-diseño"/>
     <w:p>
       <w:pPr>
         <w:pStyle w:val="Heading3"/>
@@ -3382,8 +3382,8 @@
         </w:tc>
       </w:tr>
     </w:tbl>
-    <w:bookmarkEnd w:id="40"/>
-    <w:bookmarkStart w:id="41" w:name="limitaciones-del-diseño"/>
+    <w:bookmarkEnd w:id="51"/>
+    <w:bookmarkStart w:id="52" w:name="limitaciones-del-diseño"/>
     <w:p>
       <w:pPr>
         <w:pStyle w:val="Heading3"/>
@@ -3502,8 +3502,8 @@
         <w:t xml:space="preserve">Emisiones y ruido de locomotoras</w:t>
       </w:r>
     </w:p>
-    <w:bookmarkEnd w:id="41"/>
-    <w:bookmarkStart w:id="42" w:name="dependencias-críticas"/>
+    <w:bookmarkEnd w:id="52"/>
+    <w:bookmarkStart w:id="53" w:name="dependencias-críticas"/>
     <w:p>
       <w:pPr>
         <w:pStyle w:val="Heading3"/>
@@ -3629,9 +3629,9 @@
         </w:pict>
       </w:r>
     </w:p>
-    <w:bookmarkEnd w:id="42"/>
-    <w:bookmarkEnd w:id="43"/>
-    <w:bookmarkStart w:id="44" w:name="riesgos-y-mitigaciones"/>
+    <w:bookmarkEnd w:id="53"/>
+    <w:bookmarkEnd w:id="54"/>
+    <w:bookmarkStart w:id="55" w:name="riesgos-y-mitigaciones"/>
     <w:p>
       <w:pPr>
         <w:pStyle w:val="Heading2"/>
@@ -4037,8 +4037,8 @@
         </w:pict>
       </w:r>
     </w:p>
-    <w:bookmarkEnd w:id="44"/>
-    <w:bookmarkStart w:id="47" w:name="cumplimiento-contractual"/>
+    <w:bookmarkEnd w:id="55"/>
+    <w:bookmarkStart w:id="58" w:name="cumplimiento-contractual"/>
     <w:p>
       <w:pPr>
         <w:pStyle w:val="Heading2"/>
@@ -4047,7 +4047,7 @@
         <w:t xml:space="preserve">📋 CUMPLIMIENTO CONTRACTUAL</w:t>
       </w:r>
     </w:p>
-    <w:bookmarkStart w:id="45" w:name="obligaciones-clave-del-contrato"/>
+    <w:bookmarkStart w:id="56" w:name="obligaciones-clave-del-contrato"/>
     <w:p>
       <w:pPr>
         <w:pStyle w:val="Heading3"/>
@@ -4196,8 +4196,8 @@
         <w:t xml:space="preserve">Integración con asignación de surcos - En progreso</w:t>
       </w:r>
     </w:p>
-    <w:bookmarkEnd w:id="45"/>
-    <w:bookmarkStart w:id="46" w:name="referencias-contractuales"/>
+    <w:bookmarkEnd w:id="56"/>
+    <w:bookmarkStart w:id="57" w:name="referencias-contractuales"/>
     <w:p>
       <w:pPr>
         <w:pStyle w:val="Heading3"/>
@@ -4323,9 +4323,9 @@
         </w:pict>
       </w:r>
     </w:p>
-    <w:bookmarkEnd w:id="46"/>
-    <w:bookmarkEnd w:id="47"/>
-    <w:bookmarkStart w:id="50" w:name="documentación-de-soporte"/>
+    <w:bookmarkEnd w:id="57"/>
+    <w:bookmarkEnd w:id="58"/>
+    <w:bookmarkStart w:id="61" w:name="documentación-de-soporte"/>
     <w:p>
       <w:pPr>
         <w:pStyle w:val="Heading2"/>
@@ -4334,7 +4334,7 @@
         <w:t xml:space="preserve">📚 DOCUMENTACIÓN DE SOPORTE</w:t>
       </w:r>
     </w:p>
-    <w:bookmarkStart w:id="48" w:name="documentos-técnicos-disponibles"/>
+    <w:bookmarkStart w:id="59" w:name="documentos-técnicos-disponibles"/>
     <w:p>
       <w:pPr>
         <w:pStyle w:val="Heading3"/>
@@ -4560,8 +4560,8 @@
         </w:tc>
       </w:tr>
     </w:tbl>
-    <w:bookmarkEnd w:id="48"/>
-    <w:bookmarkStart w:id="49" w:name="para-más-información-técnica"/>
+    <w:bookmarkEnd w:id="59"/>
+    <w:bookmarkStart w:id="60" w:name="para-más-información-técnica"/>
     <w:p>
       <w:pPr>
         <w:pStyle w:val="Heading3"/>
@@ -4585,9 +4585,9 @@
         </w:pict>
       </w:r>
     </w:p>
-    <w:bookmarkEnd w:id="49"/>
-    <w:bookmarkEnd w:id="50"/>
-    <w:bookmarkStart w:id="51" w:name="contactos-y-responsables"/>
+    <w:bookmarkEnd w:id="60"/>
+    <w:bookmarkEnd w:id="61"/>
+    <w:bookmarkStart w:id="62" w:name="contactos-y-responsables"/>
     <w:p>
       <w:pPr>
         <w:pStyle w:val="Heading2"/>
@@ -4770,8 +4770,8 @@
         </w:pict>
       </w:r>
     </w:p>
-    <w:bookmarkEnd w:id="51"/>
-    <w:bookmarkStart w:id="52" w:name="indicadores-de-desempeño-kpis"/>
+    <w:bookmarkEnd w:id="62"/>
+    <w:bookmarkStart w:id="63" w:name="indicadores-de-desempeño-kpis"/>
     <w:p>
       <w:pPr>
         <w:pStyle w:val="Heading2"/>
@@ -5104,8 +5104,8 @@
         </w:pict>
       </w:r>
     </w:p>
-    <w:bookmarkEnd w:id="52"/>
-    <w:bookmarkStart w:id="54" w:name="decisiones-tecnicas-aplicadas"/>
+    <w:bookmarkEnd w:id="63"/>
+    <w:bookmarkStart w:id="65" w:name="decisiones-tecnicas-aplicadas"/>
     <w:p>
       <w:pPr>
         <w:pStyle w:val="Heading2"/>
@@ -5114,7 +5114,7 @@
         <w:t xml:space="preserve">📋 DECISIONES TECNICAS APLICADAS</w:t>
       </w:r>
     </w:p>
-    <w:bookmarkStart w:id="53" w:name="climatizacion-ventilacion"/>
+    <w:bookmarkStart w:id="64" w:name="climatizacion-ventilacion"/>
     <w:p>
       <w:pPr>
         <w:pStyle w:val="Heading3"/>
@@ -5154,9 +5154,9 @@
         </w:pict>
       </w:r>
     </w:p>
-    <w:bookmarkEnd w:id="53"/>
-    <w:bookmarkEnd w:id="54"/>
-    <w:bookmarkStart w:id="55" w:name="control-de-versiones"/>
+    <w:bookmarkEnd w:id="64"/>
+    <w:bookmarkEnd w:id="65"/>
+    <w:bookmarkStart w:id="66" w:name="control-de-versiones"/>
     <w:p>
       <w:pPr>
         <w:pStyle w:val="Heading2"/>
@@ -5355,8 +5355,8 @@
         <w:t xml:space="preserve">ESPECIALIDAD_03_Ingenieria_Mecanica_Master.md v1.0</w:t>
       </w:r>
     </w:p>
-    <w:bookmarkEnd w:id="55"/>
-    <w:bookmarkEnd w:id="56"/>
+    <w:bookmarkEnd w:id="66"/>
+    <w:bookmarkEnd w:id="67"/>
     <w:sectPr>
       <w:footnotePr>
         <w:numRestart w:val="eachSect"/>
@@ -5723,10 +5723,10 @@
   <w:docDefaults>
     <w:rPrDefault>
       <w:rPr>
-        <w:rFonts w:asciiTheme="minorHAnsi" w:cstheme="minorBidi" w:eastAsiaTheme="minorEastAsia" w:hAnsiTheme="minorHAnsi"/>
+        <w:rFonts w:asciiTheme="minorHAnsi" w:cstheme="minorBidi" w:eastAsiaTheme="minorHAnsi" w:hAnsiTheme="minorHAnsi"/>
         <w:sz w:val="24"/>
         <w:szCs w:val="24"/>
-        <w:lang w:bidi="ar-SA" w:eastAsia="zh-CN" w:val="en-US"/>
+        <w:lang w:bidi="ar-SA" w:eastAsia="en-US" w:val="en-US"/>
       </w:rPr>
     </w:rPrDefault>
     <w:pPrDefault>
@@ -5778,6 +5778,8 @@
     </w:pPr>
     <w:rPr>
       <w:rFonts w:asciiTheme="majorHAnsi" w:cstheme="majorBidi" w:eastAsiaTheme="majorEastAsia" w:hAnsiTheme="majorHAnsi"/>
+      <w:spacing w:val="-10"/>
+      <w:kern w:val="28"/>
       <w:sz w:val="56"/>
       <w:szCs w:val="56"/>
     </w:rPr>
@@ -5790,6 +5792,8 @@
     <w:rsid w:val="00A10FD9"/>
     <w:rPr>
       <w:rFonts w:asciiTheme="majorHAnsi" w:cstheme="majorBidi" w:eastAsiaTheme="majorEastAsia" w:hAnsiTheme="majorHAnsi"/>
+      <w:spacing w:val="-10"/>
+      <w:kern w:val="28"/>
       <w:sz w:val="56"/>
       <w:szCs w:val="56"/>
     </w:rPr>
@@ -5830,31 +5834,23 @@
   </w:style>
   <w:style w:customStyle="1" w:styleId="Author" w:type="paragraph">
     <w:name w:val="Author"/>
-    <w:basedOn w:val="Title"/>
     <w:next w:val="BodyText"/>
     <w:qFormat/>
     <w:pPr>
       <w:keepNext/>
       <w:keepLines/>
+      <w:jc w:val="center"/>
     </w:pPr>
-    <w:rPr>
-      <w:sz w:val="24"/>
-      <w:szCs w:val="24"/>
-    </w:rPr>
   </w:style>
   <w:style w:styleId="Date" w:type="paragraph">
     <w:name w:val="Date"/>
-    <w:basedOn w:val="Title"/>
     <w:next w:val="BodyText"/>
     <w:qFormat/>
     <w:pPr>
       <w:keepNext/>
       <w:keepLines/>
+      <w:jc w:val="center"/>
     </w:pPr>
-    <w:rPr>
-      <w:sz w:val="24"/>
-      <w:szCs w:val="24"/>
-    </w:rPr>
   </w:style>
   <w:style w:customStyle="1" w:styleId="AbstractTitle" w:type="paragraph">
     <w:name w:val="Abstract Title"/>
@@ -6267,6 +6263,13 @@
       </w:tblCellMar>
     </w:tblPr>
     <w:tblStylePr w:type="firstRow">
+      <w:tblPr>
+        <w:jc w:val="left"/>
+        <w:tblInd w:type="dxa" w:w="0"/>
+      </w:tblPr>
+      <w:trPr>
+        <w:jc w:val="left"/>
+      </w:trPr>
       <w:tcPr>
         <w:tcBorders>
           <w:bottom w:val="single"/>

--- a/X_ENTREGABLES_CONSOLIDADOS/8_DOCUMENTOS_SERVIDOS/WORD/ESPECIALIDAD_03_Ingenieria_Mecanica_EJECUTIVO.docx
+++ b/X_ENTREGABLES_CONSOLIDADOS/8_DOCUMENTOS_SERVIDOS/WORD/ESPECIALIDAD_03_Ingenieria_Mecanica_EJECUTIVO.docx
@@ -1874,7 +1874,7 @@
               <w:jc w:val="left"/>
             </w:pPr>
             <w:r>
-              <w:t xml:space="preserve">UIC 700</w:t>
+              <w:t xml:space="preserve">FRA/AREMA 700</w:t>
             </w:r>
           </w:p>
         </w:tc>
@@ -1912,7 +1912,7 @@
               <w:jc w:val="left"/>
             </w:pPr>
             <w:r>
-              <w:t xml:space="preserve">UIC 700</w:t>
+              <w:t xml:space="preserve">FRA/AREMA 700</w:t>
             </w:r>
           </w:p>
         </w:tc>

--- a/X_ENTREGABLES_CONSOLIDADOS/8_DOCUMENTOS_SERVIDOS/WORD/ESPECIALIDAD_03_Ingenieria_Mecanica_EJECUTIVO.docx
+++ b/X_ENTREGABLES_CONSOLIDADOS/8_DOCUMENTOS_SERVIDOS/WORD/ESPECIALIDAD_03_Ingenieria_Mecanica_EJECUTIVO.docx
@@ -28,7 +28,7 @@
         </w:p>
       </w:sdtContent>
     </w:sdt>
-    <w:bookmarkStart w:id="67" w:name="especialidad-03-ingeniería-mecánica"/>
+    <w:bookmarkStart w:id="56" w:name="especialidad-03-ingeniería-mecánica"/>
     <w:p>
       <w:pPr>
         <w:pStyle w:val="Heading1"/>
@@ -37,7 +37,7 @@
         <w:t xml:space="preserve">ESPECIALIDAD 03: INGENIERÍA MECÁNICA</w:t>
       </w:r>
     </w:p>
-    <w:bookmarkStart w:id="20" w:name="documento-ejecutivo-de-ingeniería"/>
+    <w:bookmarkStart w:id="9" w:name="documento-ejecutivo-de-ingeniería"/>
     <w:p>
       <w:pPr>
         <w:pStyle w:val="Heading2"/>
@@ -53,8 +53,8 @@
         </w:pict>
       </w:r>
     </w:p>
-    <w:bookmarkEnd w:id="20"/>
-    <w:bookmarkStart w:id="24" w:name="resumen-ejecutivo"/>
+    <w:bookmarkEnd w:id="9"/>
+    <w:bookmarkStart w:id="13" w:name="resumen-ejecutivo"/>
     <w:p>
       <w:pPr>
         <w:pStyle w:val="Heading2"/>
@@ -63,7 +63,7 @@
         <w:t xml:space="preserve">📊 RESUMEN EJECUTIVO</w:t>
       </w:r>
     </w:p>
-    <w:bookmarkStart w:id="21" w:name="X7c07705fb5e25c553c679eab7107af56022a4cb"/>
+    <w:bookmarkStart w:id="10" w:name="X7c07705fb5e25c553c679eab7107af56022a4cb"/>
     <w:p>
       <w:pPr>
         <w:pStyle w:val="Heading3"/>
@@ -96,8 +96,8 @@
         <w:t xml:space="preserve">del ferrocarril que proporciona todo el material rodante y equipos mecánicos necesarios para la operación ferroviaria. Es como el parque automotor de una empresa, pero especializado en ferrocarriles, donde cada locomotora y vagón debe cumplir estrictos estándares de seguridad y eficiencia.</w:t>
       </w:r>
     </w:p>
-    <w:bookmarkEnd w:id="21"/>
-    <w:bookmarkStart w:id="22" w:name="X7c83a38cc8f42be1526a62fa09e05463bbe3395"/>
+    <w:bookmarkEnd w:id="10"/>
+    <w:bookmarkStart w:id="11" w:name="X7c83a38cc8f42be1526a62fa09e05463bbe3395"/>
     <w:p>
       <w:pPr>
         <w:pStyle w:val="Heading3"/>
@@ -260,8 +260,8 @@
         <w:t xml:space="preserve">Material rodante según AT4</w:t>
       </w:r>
     </w:p>
-    <w:bookmarkEnd w:id="22"/>
-    <w:bookmarkStart w:id="23" w:name="hitos-críticos"/>
+    <w:bookmarkEnd w:id="11"/>
+    <w:bookmarkStart w:id="12" w:name="hitos-críticos"/>
     <w:p>
       <w:pPr>
         <w:pStyle w:val="Heading3"/>
@@ -482,9 +482,9 @@
         </w:pict>
       </w:r>
     </w:p>
-    <w:bookmarkEnd w:id="23"/>
-    <w:bookmarkEnd w:id="24"/>
-    <w:bookmarkStart w:id="30" w:name="X16ad1bf8fd3c72f4f9f37ec0fde01a31e7fb65a"/>
+    <w:bookmarkEnd w:id="12"/>
+    <w:bookmarkEnd w:id="13"/>
+    <w:bookmarkStart w:id="19" w:name="X16ad1bf8fd3c72f4f9f37ec0fde01a31e7fb65a"/>
     <w:p>
       <w:pPr>
         <w:pStyle w:val="Heading2"/>
@@ -493,7 +493,7 @@
         <w:t xml:space="preserve">🔍 CRITERIOS DE DISEÑO Y JUSTIFICACIONES TÉCNICAS</w:t>
       </w:r>
     </w:p>
-    <w:bookmarkStart w:id="25" w:name="por-qué-15-locomotoras-específicamente"/>
+    <w:bookmarkStart w:id="14" w:name="por-qué-15-locomotoras-específicamente"/>
     <w:p>
       <w:pPr>
         <w:pStyle w:val="Heading3"/>
@@ -648,8 +648,8 @@
         <w:t xml:space="preserve">1 locomotora por cada 35 km de corredor (526 km ÷ 15 = 35 km)</w:t>
       </w:r>
     </w:p>
-    <w:bookmarkEnd w:id="25"/>
-    <w:bookmarkStart w:id="26" w:name="X8e84ae454964cb1211df83cb03df022c5e9aa0a"/>
+    <w:bookmarkEnd w:id="14"/>
+    <w:bookmarkStart w:id="15" w:name="X8e84ae454964cb1211df83cb03df022c5e9aa0a"/>
     <w:p>
       <w:pPr>
         <w:pStyle w:val="Heading3"/>
@@ -758,8 +758,8 @@
         <w:t xml:space="preserve">40 vagones × 60 ton = 2,400 ton de capacidad de carga</w:t>
       </w:r>
     </w:p>
-    <w:bookmarkEnd w:id="26"/>
-    <w:bookmarkStart w:id="27" w:name="por-qué-8-carromotores"/>
+    <w:bookmarkEnd w:id="15"/>
+    <w:bookmarkStart w:id="16" w:name="por-qué-8-carromotores"/>
     <w:p>
       <w:pPr>
         <w:pStyle w:val="Heading3"/>
@@ -868,8 +868,8 @@
         <w:t xml:space="preserve">Mantenimiento continuo sin afectar operación</w:t>
       </w:r>
     </w:p>
-    <w:bookmarkEnd w:id="27"/>
-    <w:bookmarkStart w:id="28" w:name="por-qué-15-dispositivos-eot"/>
+    <w:bookmarkEnd w:id="16"/>
+    <w:bookmarkStart w:id="17" w:name="por-qué-15-dispositivos-eot"/>
     <w:p>
       <w:pPr>
         <w:pStyle w:val="Heading3"/>
@@ -978,8 +978,8 @@
         <w:t xml:space="preserve">15 locomotoras = 15 dispositivos EOT</w:t>
       </w:r>
     </w:p>
-    <w:bookmarkEnd w:id="28"/>
-    <w:bookmarkStart w:id="29" w:name="por-qué-3-talleres-específicamente"/>
+    <w:bookmarkEnd w:id="17"/>
+    <w:bookmarkStart w:id="18" w:name="por-qué-3-talleres-específicamente"/>
     <w:p>
       <w:pPr>
         <w:pStyle w:val="Heading3"/>
@@ -1095,9 +1095,9 @@
         </w:pict>
       </w:r>
     </w:p>
-    <w:bookmarkEnd w:id="29"/>
-    <w:bookmarkEnd w:id="30"/>
-    <w:bookmarkStart w:id="33" w:name="función-y-propósito-de-la-especialidad"/>
+    <w:bookmarkEnd w:id="18"/>
+    <w:bookmarkEnd w:id="19"/>
+    <w:bookmarkStart w:id="22" w:name="función-y-propósito-de-la-especialidad"/>
     <w:p>
       <w:pPr>
         <w:pStyle w:val="Heading2"/>
@@ -1106,7 +1106,7 @@
         <w:t xml:space="preserve">🎯 FUNCIÓN Y PROPÓSITO DE LA ESPECIALIDAD</w:t>
       </w:r>
     </w:p>
-    <w:bookmarkStart w:id="31" w:name="qué-hace-esta-especialidad"/>
+    <w:bookmarkStart w:id="20" w:name="qué-hace-esta-especialidad"/>
     <w:p>
       <w:pPr>
         <w:pStyle w:val="Heading3"/>
@@ -1227,8 +1227,8 @@
         <w:t xml:space="preserve">Mantenimiento y reparación de material rodante</w:t>
       </w:r>
     </w:p>
-    <w:bookmarkEnd w:id="31"/>
-    <w:bookmarkStart w:id="32" w:name="por-qué-la-necesitamos"/>
+    <w:bookmarkEnd w:id="20"/>
+    <w:bookmarkStart w:id="21" w:name="por-qué-la-necesitamos"/>
     <w:p>
       <w:pPr>
         <w:pStyle w:val="Heading3"/>
@@ -1354,9 +1354,9 @@
         </w:pict>
       </w:r>
     </w:p>
-    <w:bookmarkEnd w:id="32"/>
-    <w:bookmarkEnd w:id="33"/>
-    <w:bookmarkStart w:id="37" w:name="componentes-principales"/>
+    <w:bookmarkEnd w:id="21"/>
+    <w:bookmarkEnd w:id="22"/>
+    <w:bookmarkStart w:id="26" w:name="componentes-principales"/>
     <w:p>
       <w:pPr>
         <w:pStyle w:val="Heading2"/>
@@ -1365,7 +1365,7 @@
         <w:t xml:space="preserve">🏗️ COMPONENTES PRINCIPALES</w:t>
       </w:r>
     </w:p>
-    <w:bookmarkStart w:id="34" w:name="material-rodante-principal"/>
+    <w:bookmarkStart w:id="23" w:name="material-rodante-principal"/>
     <w:p>
       <w:pPr>
         <w:pStyle w:val="Heading3"/>
@@ -1526,8 +1526,8 @@
         <w:t xml:space="preserve">| 3,000 HP | Tractación para trenes pesados |</w:t>
       </w:r>
     </w:p>
-    <w:bookmarkEnd w:id="34"/>
-    <w:bookmarkStart w:id="35" w:name="equipos-de-mantenimiento"/>
+    <w:bookmarkEnd w:id="23"/>
+    <w:bookmarkStart w:id="24" w:name="equipos-de-mantenimiento"/>
     <w:p>
       <w:pPr>
         <w:pStyle w:val="Heading3"/>
@@ -1644,8 +1644,8 @@
         <w:t xml:space="preserve">| 3 unidades | Talleres y línea | ⏳ En adquisición |</w:t>
       </w:r>
     </w:p>
-    <w:bookmarkEnd w:id="35"/>
-    <w:bookmarkStart w:id="36" w:name="talleres-de-mantenimiento"/>
+    <w:bookmarkEnd w:id="24"/>
+    <w:bookmarkStart w:id="25" w:name="talleres-de-mantenimiento"/>
     <w:p>
       <w:pPr>
         <w:pStyle w:val="Heading3"/>
@@ -1769,9 +1769,9 @@
         </w:pict>
       </w:r>
     </w:p>
-    <w:bookmarkEnd w:id="36"/>
-    <w:bookmarkEnd w:id="37"/>
-    <w:bookmarkStart w:id="40" w:name="especificaciones-técnicas-clave"/>
+    <w:bookmarkEnd w:id="25"/>
+    <w:bookmarkEnd w:id="26"/>
+    <w:bookmarkStart w:id="29" w:name="especificaciones-técnicas-clave"/>
     <w:p>
       <w:pPr>
         <w:pStyle w:val="Heading2"/>
@@ -1780,7 +1780,7 @@
         <w:t xml:space="preserve">📐 ESPECIFICACIONES TÉCNICAS CLAVE</w:t>
       </w:r>
     </w:p>
-    <w:bookmarkStart w:id="38" w:name="tabla-consolidada-de-especificaciones"/>
+    <w:bookmarkStart w:id="27" w:name="tabla-consolidada-de-especificaciones"/>
     <w:p>
       <w:pPr>
         <w:pStyle w:val="Heading3"/>
@@ -2032,8 +2032,8 @@
         </w:tc>
       </w:tr>
     </w:tbl>
-    <w:bookmarkEnd w:id="38"/>
-    <w:bookmarkStart w:id="39" w:name="criterios-de-aceptación"/>
+    <w:bookmarkEnd w:id="27"/>
+    <w:bookmarkStart w:id="28" w:name="criterios-de-aceptación"/>
     <w:p>
       <w:pPr>
         <w:pStyle w:val="Heading3"/>
@@ -2109,9 +2109,9 @@
         </w:pict>
       </w:r>
     </w:p>
-    <w:bookmarkEnd w:id="39"/>
-    <w:bookmarkEnd w:id="40"/>
-    <w:bookmarkStart w:id="43" w:name="ubicación-y-despliegue"/>
+    <w:bookmarkEnd w:id="28"/>
+    <w:bookmarkEnd w:id="29"/>
+    <w:bookmarkStart w:id="32" w:name="ubicación-y-despliegue"/>
     <w:p>
       <w:pPr>
         <w:pStyle w:val="Heading2"/>
@@ -2120,7 +2120,7 @@
         <w:t xml:space="preserve">📍 UBICACIÓN Y DESPLIEGUE</w:t>
       </w:r>
     </w:p>
-    <w:bookmarkStart w:id="41" w:name="mapa-de-despliegue"/>
+    <w:bookmarkStart w:id="30" w:name="mapa-de-despliegue"/>
     <w:p>
       <w:pPr>
         <w:pStyle w:val="Heading3"/>
@@ -2137,8 +2137,8 @@
         <w:t xml:space="preserve">El material rodante opera a lo largo de los 526 km del corredor, con talleres estratégicamente ubicados para mantenimiento y reparación.</w:t>
       </w:r>
     </w:p>
-    <w:bookmarkEnd w:id="41"/>
-    <w:bookmarkStart w:id="42" w:name="tabla-de-ubicaciones-principales"/>
+    <w:bookmarkEnd w:id="30"/>
+    <w:bookmarkStart w:id="31" w:name="tabla-de-ubicaciones-principales"/>
     <w:p>
       <w:pPr>
         <w:pStyle w:val="Heading3"/>
@@ -2383,9 +2383,9 @@
         </w:pict>
       </w:r>
     </w:p>
-    <w:bookmarkEnd w:id="42"/>
-    <w:bookmarkEnd w:id="43"/>
-    <w:bookmarkStart w:id="47" w:name="operación-y-mantenimiento"/>
+    <w:bookmarkEnd w:id="31"/>
+    <w:bookmarkEnd w:id="32"/>
+    <w:bookmarkStart w:id="36" w:name="operación-y-mantenimiento"/>
     <w:p>
       <w:pPr>
         <w:pStyle w:val="Heading2"/>
@@ -2394,7 +2394,7 @@
         <w:t xml:space="preserve">⚙️ OPERACIÓN Y MANTENIMIENTO</w:t>
       </w:r>
     </w:p>
-    <w:bookmarkStart w:id="44" w:name="operación-normal"/>
+    <w:bookmarkStart w:id="33" w:name="operación-normal"/>
     <w:p>
       <w:pPr>
         <w:pStyle w:val="Heading3"/>
@@ -2411,8 +2411,8 @@
         <w:t xml:space="preserve">El material rodante opera 24/7 transportando carga a lo largo del corredor, con mantenimiento preventivo programado y respaldo para emergencias.</w:t>
       </w:r>
     </w:p>
-    <w:bookmarkEnd w:id="44"/>
-    <w:bookmarkStart w:id="45" w:name="mantenimiento-preventivo"/>
+    <w:bookmarkEnd w:id="33"/>
+    <w:bookmarkStart w:id="34" w:name="mantenimiento-preventivo"/>
     <w:p>
       <w:pPr>
         <w:pStyle w:val="Heading3"/>
@@ -2531,8 +2531,8 @@
         <w:t xml:space="preserve">Revisión completa y certificación</w:t>
       </w:r>
     </w:p>
-    <w:bookmarkEnd w:id="45"/>
-    <w:bookmarkStart w:id="46" w:name="respuesta-a-fallas"/>
+    <w:bookmarkEnd w:id="34"/>
+    <w:bookmarkStart w:id="35" w:name="respuesta-a-fallas"/>
     <w:p>
       <w:pPr>
         <w:pStyle w:val="Heading3"/>
@@ -2658,9 +2658,9 @@
         </w:pict>
       </w:r>
     </w:p>
-    <w:bookmarkEnd w:id="46"/>
-    <w:bookmarkEnd w:id="47"/>
-    <w:bookmarkStart w:id="50" w:name="interfaces-con-otras-especialidades"/>
+    <w:bookmarkEnd w:id="35"/>
+    <w:bookmarkEnd w:id="36"/>
+    <w:bookmarkStart w:id="39" w:name="interfaces-con-otras-especialidades"/>
     <w:p>
       <w:pPr>
         <w:pStyle w:val="Heading2"/>
@@ -2669,7 +2669,7 @@
         <w:t xml:space="preserve">🔗 INTERFACES CON OTRAS ESPECIALIDADES</w:t>
       </w:r>
     </w:p>
-    <w:bookmarkStart w:id="48" w:name="diagrama-de-interfaces"/>
+    <w:bookmarkStart w:id="37" w:name="diagrama-de-interfaces"/>
     <w:p>
       <w:pPr>
         <w:pStyle w:val="Heading3"/>
@@ -2725,8 +2725,8 @@
         <w:t xml:space="preserve">[Sistemas Embarcados] ←→ [Sistemas Civiles] ←→ [Sistemas de Control]</w:t>
       </w:r>
     </w:p>
-    <w:bookmarkEnd w:id="48"/>
-    <w:bookmarkStart w:id="49" w:name="tabla-de-interfaces-críticas"/>
+    <w:bookmarkEnd w:id="37"/>
+    <w:bookmarkStart w:id="38" w:name="tabla-de-interfaces-críticas"/>
     <w:p>
       <w:pPr>
         <w:pStyle w:val="Heading3"/>
@@ -3025,9 +3025,9 @@
         </w:pict>
       </w:r>
     </w:p>
-    <w:bookmarkEnd w:id="49"/>
-    <w:bookmarkEnd w:id="50"/>
-    <w:bookmarkStart w:id="54" w:name="supuestos-técnicos-y-limitaciones"/>
+    <w:bookmarkEnd w:id="38"/>
+    <w:bookmarkEnd w:id="39"/>
+    <w:bookmarkStart w:id="43" w:name="supuestos-técnicos-y-limitaciones"/>
     <w:p>
       <w:pPr>
         <w:pStyle w:val="Heading2"/>
@@ -3036,7 +3036,7 @@
         <w:t xml:space="preserve">📋 SUPUESTOS TÉCNICOS Y LIMITACIONES</w:t>
       </w:r>
     </w:p>
-    <w:bookmarkStart w:id="51" w:name="supuestos-críticos-del-diseño"/>
+    <w:bookmarkStart w:id="40" w:name="supuestos-críticos-del-diseño"/>
     <w:p>
       <w:pPr>
         <w:pStyle w:val="Heading3"/>
@@ -3382,8 +3382,8 @@
         </w:tc>
       </w:tr>
     </w:tbl>
-    <w:bookmarkEnd w:id="51"/>
-    <w:bookmarkStart w:id="52" w:name="limitaciones-del-diseño"/>
+    <w:bookmarkEnd w:id="40"/>
+    <w:bookmarkStart w:id="41" w:name="limitaciones-del-diseño"/>
     <w:p>
       <w:pPr>
         <w:pStyle w:val="Heading3"/>
@@ -3502,8 +3502,8 @@
         <w:t xml:space="preserve">Emisiones y ruido de locomotoras</w:t>
       </w:r>
     </w:p>
-    <w:bookmarkEnd w:id="52"/>
-    <w:bookmarkStart w:id="53" w:name="dependencias-críticas"/>
+    <w:bookmarkEnd w:id="41"/>
+    <w:bookmarkStart w:id="42" w:name="dependencias-críticas"/>
     <w:p>
       <w:pPr>
         <w:pStyle w:val="Heading3"/>
@@ -3575,7 +3575,7 @@
         <w:t xml:space="preserve"> </w:t>
       </w:r>
       <w:r>
-        <w:t xml:space="preserve">ATP y comunicaciones</w:t>
+        <w:t xml:space="preserve">PTC y comunicaciones</w:t>
       </w:r>
     </w:p>
     <w:p>
@@ -3629,9 +3629,9 @@
         </w:pict>
       </w:r>
     </w:p>
-    <w:bookmarkEnd w:id="53"/>
-    <w:bookmarkEnd w:id="54"/>
-    <w:bookmarkStart w:id="55" w:name="riesgos-y-mitigaciones"/>
+    <w:bookmarkEnd w:id="42"/>
+    <w:bookmarkEnd w:id="43"/>
+    <w:bookmarkStart w:id="44" w:name="riesgos-y-mitigaciones"/>
     <w:p>
       <w:pPr>
         <w:pStyle w:val="Heading2"/>
@@ -4037,8 +4037,8 @@
         </w:pict>
       </w:r>
     </w:p>
-    <w:bookmarkEnd w:id="55"/>
-    <w:bookmarkStart w:id="58" w:name="cumplimiento-contractual"/>
+    <w:bookmarkEnd w:id="44"/>
+    <w:bookmarkStart w:id="47" w:name="cumplimiento-contractual"/>
     <w:p>
       <w:pPr>
         <w:pStyle w:val="Heading2"/>
@@ -4047,7 +4047,7 @@
         <w:t xml:space="preserve">📋 CUMPLIMIENTO CONTRACTUAL</w:t>
       </w:r>
     </w:p>
-    <w:bookmarkStart w:id="56" w:name="obligaciones-clave-del-contrato"/>
+    <w:bookmarkStart w:id="45" w:name="obligaciones-clave-del-contrato"/>
     <w:p>
       <w:pPr>
         <w:pStyle w:val="Heading3"/>
@@ -4196,8 +4196,8 @@
         <w:t xml:space="preserve">Integración con asignación de surcos - En progreso</w:t>
       </w:r>
     </w:p>
-    <w:bookmarkEnd w:id="56"/>
-    <w:bookmarkStart w:id="57" w:name="referencias-contractuales"/>
+    <w:bookmarkEnd w:id="45"/>
+    <w:bookmarkStart w:id="46" w:name="referencias-contractuales"/>
     <w:p>
       <w:pPr>
         <w:pStyle w:val="Heading3"/>
@@ -4323,9 +4323,9 @@
         </w:pict>
       </w:r>
     </w:p>
-    <w:bookmarkEnd w:id="57"/>
-    <w:bookmarkEnd w:id="58"/>
-    <w:bookmarkStart w:id="61" w:name="documentación-de-soporte"/>
+    <w:bookmarkEnd w:id="46"/>
+    <w:bookmarkEnd w:id="47"/>
+    <w:bookmarkStart w:id="50" w:name="documentación-de-soporte"/>
     <w:p>
       <w:pPr>
         <w:pStyle w:val="Heading2"/>
@@ -4334,7 +4334,7 @@
         <w:t xml:space="preserve">📚 DOCUMENTACIÓN DE SOPORTE</w:t>
       </w:r>
     </w:p>
-    <w:bookmarkStart w:id="59" w:name="documentos-técnicos-disponibles"/>
+    <w:bookmarkStart w:id="48" w:name="documentos-técnicos-disponibles"/>
     <w:p>
       <w:pPr>
         <w:pStyle w:val="Heading3"/>
@@ -4560,8 +4560,8 @@
         </w:tc>
       </w:tr>
     </w:tbl>
-    <w:bookmarkEnd w:id="59"/>
-    <w:bookmarkStart w:id="60" w:name="para-más-información-técnica"/>
+    <w:bookmarkEnd w:id="48"/>
+    <w:bookmarkStart w:id="49" w:name="para-más-información-técnica"/>
     <w:p>
       <w:pPr>
         <w:pStyle w:val="Heading3"/>
@@ -4585,9 +4585,9 @@
         </w:pict>
       </w:r>
     </w:p>
-    <w:bookmarkEnd w:id="60"/>
-    <w:bookmarkEnd w:id="61"/>
-    <w:bookmarkStart w:id="62" w:name="contactos-y-responsables"/>
+    <w:bookmarkEnd w:id="49"/>
+    <w:bookmarkEnd w:id="50"/>
+    <w:bookmarkStart w:id="51" w:name="contactos-y-responsables"/>
     <w:p>
       <w:pPr>
         <w:pStyle w:val="Heading2"/>
@@ -4770,8 +4770,8 @@
         </w:pict>
       </w:r>
     </w:p>
-    <w:bookmarkEnd w:id="62"/>
-    <w:bookmarkStart w:id="63" w:name="indicadores-de-desempeño-kpis"/>
+    <w:bookmarkEnd w:id="51"/>
+    <w:bookmarkStart w:id="52" w:name="indicadores-de-desempeño-kpis"/>
     <w:p>
       <w:pPr>
         <w:pStyle w:val="Heading2"/>
@@ -5104,8 +5104,8 @@
         </w:pict>
       </w:r>
     </w:p>
-    <w:bookmarkEnd w:id="63"/>
-    <w:bookmarkStart w:id="65" w:name="decisiones-tecnicas-aplicadas"/>
+    <w:bookmarkEnd w:id="52"/>
+    <w:bookmarkStart w:id="54" w:name="decisiones-tecnicas-aplicadas"/>
     <w:p>
       <w:pPr>
         <w:pStyle w:val="Heading2"/>
@@ -5114,7 +5114,7 @@
         <w:t xml:space="preserve">📋 DECISIONES TECNICAS APLICADAS</w:t>
       </w:r>
     </w:p>
-    <w:bookmarkStart w:id="64" w:name="climatizacion-ventilacion"/>
+    <w:bookmarkStart w:id="53" w:name="climatizacion-ventilacion"/>
     <w:p>
       <w:pPr>
         <w:pStyle w:val="Heading3"/>
@@ -5154,9 +5154,9 @@
         </w:pict>
       </w:r>
     </w:p>
-    <w:bookmarkEnd w:id="64"/>
-    <w:bookmarkEnd w:id="65"/>
-    <w:bookmarkStart w:id="66" w:name="control-de-versiones"/>
+    <w:bookmarkEnd w:id="53"/>
+    <w:bookmarkEnd w:id="54"/>
+    <w:bookmarkStart w:id="55" w:name="control-de-versiones"/>
     <w:p>
       <w:pPr>
         <w:pStyle w:val="Heading2"/>
@@ -5355,8 +5355,8 @@
         <w:t xml:space="preserve">ESPECIALIDAD_03_Ingenieria_Mecanica_Master.md v1.0</w:t>
       </w:r>
     </w:p>
-    <w:bookmarkEnd w:id="66"/>
-    <w:bookmarkEnd w:id="67"/>
+    <w:bookmarkEnd w:id="55"/>
+    <w:bookmarkEnd w:id="56"/>
     <w:sectPr>
       <w:footnotePr>
         <w:numRestart w:val="eachSect"/>
@@ -5723,10 +5723,10 @@
   <w:docDefaults>
     <w:rPrDefault>
       <w:rPr>
-        <w:rFonts w:asciiTheme="minorHAnsi" w:cstheme="minorBidi" w:eastAsiaTheme="minorHAnsi" w:hAnsiTheme="minorHAnsi"/>
+        <w:rFonts w:asciiTheme="minorHAnsi" w:cstheme="minorBidi" w:eastAsiaTheme="minorEastAsia" w:hAnsiTheme="minorHAnsi"/>
         <w:sz w:val="24"/>
         <w:szCs w:val="24"/>
-        <w:lang w:bidi="ar-SA" w:eastAsia="en-US" w:val="en-US"/>
+        <w:lang w:bidi="ar-SA" w:eastAsia="zh-CN" w:val="en-US"/>
       </w:rPr>
     </w:rPrDefault>
     <w:pPrDefault>
@@ -5778,8 +5778,6 @@
     </w:pPr>
     <w:rPr>
       <w:rFonts w:asciiTheme="majorHAnsi" w:cstheme="majorBidi" w:eastAsiaTheme="majorEastAsia" w:hAnsiTheme="majorHAnsi"/>
-      <w:spacing w:val="-10"/>
-      <w:kern w:val="28"/>
       <w:sz w:val="56"/>
       <w:szCs w:val="56"/>
     </w:rPr>
@@ -5792,8 +5790,6 @@
     <w:rsid w:val="00A10FD9"/>
     <w:rPr>
       <w:rFonts w:asciiTheme="majorHAnsi" w:cstheme="majorBidi" w:eastAsiaTheme="majorEastAsia" w:hAnsiTheme="majorHAnsi"/>
-      <w:spacing w:val="-10"/>
-      <w:kern w:val="28"/>
       <w:sz w:val="56"/>
       <w:szCs w:val="56"/>
     </w:rPr>
@@ -5834,23 +5830,31 @@
   </w:style>
   <w:style w:customStyle="1" w:styleId="Author" w:type="paragraph">
     <w:name w:val="Author"/>
+    <w:basedOn w:val="Title"/>
     <w:next w:val="BodyText"/>
     <w:qFormat/>
     <w:pPr>
       <w:keepNext/>
       <w:keepLines/>
-      <w:jc w:val="center"/>
     </w:pPr>
+    <w:rPr>
+      <w:sz w:val="24"/>
+      <w:szCs w:val="24"/>
+    </w:rPr>
   </w:style>
   <w:style w:styleId="Date" w:type="paragraph">
     <w:name w:val="Date"/>
+    <w:basedOn w:val="Title"/>
     <w:next w:val="BodyText"/>
     <w:qFormat/>
     <w:pPr>
       <w:keepNext/>
       <w:keepLines/>
-      <w:jc w:val="center"/>
     </w:pPr>
+    <w:rPr>
+      <w:sz w:val="24"/>
+      <w:szCs w:val="24"/>
+    </w:rPr>
   </w:style>
   <w:style w:customStyle="1" w:styleId="AbstractTitle" w:type="paragraph">
     <w:name w:val="Abstract Title"/>
@@ -6263,13 +6267,6 @@
       </w:tblCellMar>
     </w:tblPr>
     <w:tblStylePr w:type="firstRow">
-      <w:tblPr>
-        <w:jc w:val="left"/>
-        <w:tblInd w:type="dxa" w:w="0"/>
-      </w:tblPr>
-      <w:trPr>
-        <w:jc w:val="left"/>
-      </w:trPr>
       <w:tcPr>
         <w:tcBorders>
           <w:bottom w:val="single"/>

--- a/X_ENTREGABLES_CONSOLIDADOS/8_DOCUMENTOS_SERVIDOS/WORD/ESPECIALIDAD_03_Ingenieria_Mecanica_EJECUTIVO.docx
+++ b/X_ENTREGABLES_CONSOLIDADOS/8_DOCUMENTOS_SERVIDOS/WORD/ESPECIALIDAD_03_Ingenieria_Mecanica_EJECUTIVO.docx
@@ -28,7 +28,7 @@
         </w:p>
       </w:sdtContent>
     </w:sdt>
-    <w:bookmarkStart w:id="56" w:name="especialidad-03-ingeniería-mecánica"/>
+    <w:bookmarkStart w:id="67" w:name="especialidad-03-ingeniería-mecánica"/>
     <w:p>
       <w:pPr>
         <w:pStyle w:val="Heading1"/>
@@ -37,7 +37,7 @@
         <w:t xml:space="preserve">ESPECIALIDAD 03: INGENIERÍA MECÁNICA</w:t>
       </w:r>
     </w:p>
-    <w:bookmarkStart w:id="9" w:name="documento-ejecutivo-de-ingeniería"/>
+    <w:bookmarkStart w:id="20" w:name="documento-ejecutivo-de-ingeniería"/>
     <w:p>
       <w:pPr>
         <w:pStyle w:val="Heading2"/>
@@ -53,8 +53,8 @@
         </w:pict>
       </w:r>
     </w:p>
-    <w:bookmarkEnd w:id="9"/>
-    <w:bookmarkStart w:id="13" w:name="resumen-ejecutivo"/>
+    <w:bookmarkEnd w:id="20"/>
+    <w:bookmarkStart w:id="24" w:name="resumen-ejecutivo"/>
     <w:p>
       <w:pPr>
         <w:pStyle w:val="Heading2"/>
@@ -63,7 +63,7 @@
         <w:t xml:space="preserve">📊 RESUMEN EJECUTIVO</w:t>
       </w:r>
     </w:p>
-    <w:bookmarkStart w:id="10" w:name="X7c07705fb5e25c553c679eab7107af56022a4cb"/>
+    <w:bookmarkStart w:id="21" w:name="X7c07705fb5e25c553c679eab7107af56022a4cb"/>
     <w:p>
       <w:pPr>
         <w:pStyle w:val="Heading3"/>
@@ -84,10 +84,24 @@
       </w:r>
       <w:r>
         <w:rPr>
-          <w:b/>
-          <w:bCs/>
-        </w:rPr>
-        <w:t xml:space="preserve">“sistema locomotor”</w:t>
+          <w:bCs/>
+          <w:b/>
+        </w:rPr>
+        <w:t xml:space="preserve">“</w:t>
+      </w:r>
+      <w:r>
+        <w:rPr>
+          <w:bCs/>
+          <w:b/>
+        </w:rPr>
+        <w:t xml:space="preserve">sistema locomotor</w:t>
+      </w:r>
+      <w:r>
+        <w:rPr>
+          <w:bCs/>
+          <w:b/>
+        </w:rPr>
+        <w:t xml:space="preserve">”</w:t>
       </w:r>
       <w:r>
         <w:t xml:space="preserve"> </w:t>
@@ -96,8 +110,8 @@
         <w:t xml:space="preserve">del ferrocarril que proporciona todo el material rodante y equipos mecánicos necesarios para la operación ferroviaria. Es como el parque automotor de una empresa, pero especializado en ferrocarriles, donde cada locomotora y vagón debe cumplir estrictos estándares de seguridad y eficiencia.</w:t>
       </w:r>
     </w:p>
-    <w:bookmarkEnd w:id="10"/>
-    <w:bookmarkStart w:id="11" w:name="X7c83a38cc8f42be1526a62fa09e05463bbe3395"/>
+    <w:bookmarkEnd w:id="21"/>
+    <w:bookmarkStart w:id="22" w:name="X7c83a38cc8f42be1526a62fa09e05463bbe3395"/>
     <w:p>
       <w:pPr>
         <w:pStyle w:val="Heading3"/>
@@ -108,16 +122,16 @@
     </w:p>
     <w:p>
       <w:pPr>
-        <w:pStyle w:val="Compact"/>
         <w:numPr>
           <w:ilvl w:val="0"/>
           <w:numId w:val="1001"/>
         </w:numPr>
-      </w:pPr>
-      <w:r>
-        <w:rPr>
-          <w:b/>
-          <w:bCs/>
+        <w:pStyle w:val="Compact"/>
+      </w:pPr>
+      <w:r>
+        <w:rPr>
+          <w:bCs/>
+          <w:b/>
         </w:rPr>
         <w:t xml:space="preserve">Inversión estimada:</w:t>
       </w:r>
@@ -130,16 +144,16 @@
     </w:p>
     <w:p>
       <w:pPr>
-        <w:pStyle w:val="Compact"/>
         <w:numPr>
           <w:ilvl w:val="0"/>
           <w:numId w:val="1001"/>
         </w:numPr>
-      </w:pPr>
-      <w:r>
-        <w:rPr>
-          <w:b/>
-          <w:bCs/>
+        <w:pStyle w:val="Compact"/>
+      </w:pPr>
+      <w:r>
+        <w:rPr>
+          <w:bCs/>
+          <w:b/>
         </w:rPr>
         <w:t xml:space="preserve">15 locomotoras:</w:t>
       </w:r>
@@ -152,16 +166,16 @@
     </w:p>
     <w:p>
       <w:pPr>
-        <w:pStyle w:val="Compact"/>
         <w:numPr>
           <w:ilvl w:val="0"/>
           <w:numId w:val="1001"/>
         </w:numPr>
-      </w:pPr>
-      <w:r>
-        <w:rPr>
-          <w:b/>
-          <w:bCs/>
+        <w:pStyle w:val="Compact"/>
+      </w:pPr>
+      <w:r>
+        <w:rPr>
+          <w:bCs/>
+          <w:b/>
         </w:rPr>
         <w:t xml:space="preserve">51 vagones:</w:t>
       </w:r>
@@ -174,16 +188,16 @@
     </w:p>
     <w:p>
       <w:pPr>
-        <w:pStyle w:val="Compact"/>
         <w:numPr>
           <w:ilvl w:val="0"/>
           <w:numId w:val="1001"/>
         </w:numPr>
-      </w:pPr>
-      <w:r>
-        <w:rPr>
-          <w:b/>
-          <w:bCs/>
+        <w:pStyle w:val="Compact"/>
+      </w:pPr>
+      <w:r>
+        <w:rPr>
+          <w:bCs/>
+          <w:b/>
         </w:rPr>
         <w:t xml:space="preserve">8 carromotores:</w:t>
       </w:r>
@@ -196,16 +210,16 @@
     </w:p>
     <w:p>
       <w:pPr>
-        <w:pStyle w:val="Compact"/>
         <w:numPr>
           <w:ilvl w:val="0"/>
           <w:numId w:val="1001"/>
         </w:numPr>
-      </w:pPr>
-      <w:r>
-        <w:rPr>
-          <w:b/>
-          <w:bCs/>
+        <w:pStyle w:val="Compact"/>
+      </w:pPr>
+      <w:r>
+        <w:rPr>
+          <w:bCs/>
+          <w:b/>
         </w:rPr>
         <w:t xml:space="preserve">3 talleres:</w:t>
       </w:r>
@@ -218,16 +232,16 @@
     </w:p>
     <w:p>
       <w:pPr>
-        <w:pStyle w:val="Compact"/>
         <w:numPr>
           <w:ilvl w:val="0"/>
           <w:numId w:val="1001"/>
         </w:numPr>
-      </w:pPr>
-      <w:r>
-        <w:rPr>
-          <w:b/>
-          <w:bCs/>
+        <w:pStyle w:val="Compact"/>
+      </w:pPr>
+      <w:r>
+        <w:rPr>
+          <w:bCs/>
+          <w:b/>
         </w:rPr>
         <w:t xml:space="preserve">15 EOT:</w:t>
       </w:r>
@@ -240,16 +254,16 @@
     </w:p>
     <w:p>
       <w:pPr>
-        <w:pStyle w:val="Compact"/>
         <w:numPr>
           <w:ilvl w:val="0"/>
           <w:numId w:val="1001"/>
         </w:numPr>
-      </w:pPr>
-      <w:r>
-        <w:rPr>
-          <w:b/>
-          <w:bCs/>
+        <w:pStyle w:val="Compact"/>
+      </w:pPr>
+      <w:r>
+        <w:rPr>
+          <w:bCs/>
+          <w:b/>
         </w:rPr>
         <w:t xml:space="preserve">99.95% disponibilidad:</w:t>
       </w:r>
@@ -260,8 +274,8 @@
         <w:t xml:space="preserve">Material rodante según AT4</w:t>
       </w:r>
     </w:p>
-    <w:bookmarkEnd w:id="11"/>
-    <w:bookmarkStart w:id="12" w:name="hitos-críticos"/>
+    <w:bookmarkEnd w:id="22"/>
+    <w:bookmarkStart w:id="23" w:name="hitos-críticos"/>
     <w:p>
       <w:pPr>
         <w:pStyle w:val="Heading3"/>
@@ -275,6 +289,7 @@
         <w:tblStyle w:val="Table"/>
         <w:tblW w:type="auto" w:w="0"/>
         <w:tblLook w:firstRow="1" w:lastRow="0" w:firstColumn="0" w:lastColumn="0" w:noHBand="0" w:noVBand="0" w:val="0020"/>
+        <w:jc w:val="start"/>
       </w:tblPr>
       <w:tblGrid>
         <w:gridCol w:w="2640"/>
@@ -283,7 +298,7 @@
       </w:tblGrid>
       <w:tr>
         <w:trPr>
-          <w:tblHeader w:val="on"/>
+          <w:tblHeader w:val="true"/>
         </w:trPr>
         <w:tc>
           <w:tcPr/>
@@ -331,7 +346,7 @@
               <w:jc w:val="left"/>
             </w:pPr>
             <w:r>
-              <w:t xml:space="preserve">Diseño Conceptual</w:t>
+              <w:t xml:space="preserve">Diseno Conceptual</w:t>
             </w:r>
           </w:p>
         </w:tc>
@@ -482,18 +497,18 @@
         </w:pict>
       </w:r>
     </w:p>
-    <w:bookmarkEnd w:id="12"/>
-    <w:bookmarkEnd w:id="13"/>
-    <w:bookmarkStart w:id="19" w:name="X16ad1bf8fd3c72f4f9f37ec0fde01a31e7fb65a"/>
+    <w:bookmarkEnd w:id="23"/>
+    <w:bookmarkEnd w:id="24"/>
+    <w:bookmarkStart w:id="30" w:name="X803e86927c714bbbb99cb452fc37c99f7ada6f4"/>
     <w:p>
       <w:pPr>
         <w:pStyle w:val="Heading2"/>
       </w:pPr>
       <w:r>
-        <w:t xml:space="preserve">🔍 CRITERIOS DE DISEÑO Y JUSTIFICACIONES TÉCNICAS</w:t>
-      </w:r>
-    </w:p>
-    <w:bookmarkStart w:id="14" w:name="por-qué-15-locomotoras-específicamente"/>
+        <w:t xml:space="preserve">🔍 CRITERIOS DE DISENO Y JUSTIFICACIONES TÉCNICAS</w:t>
+      </w:r>
+    </w:p>
+    <w:bookmarkStart w:id="25" w:name="por-qué-15-locomotoras-específicamente"/>
     <w:p>
       <w:pPr>
         <w:pStyle w:val="Heading3"/>
@@ -508,8 +523,8 @@
       </w:pPr>
       <w:r>
         <w:rPr>
-          <w:b/>
-          <w:bCs/>
+          <w:bCs/>
+          <w:b/>
         </w:rPr>
         <w:t xml:space="preserve">Desglose del Parque Rodante (AT1):</w:t>
       </w:r>
@@ -536,8 +551,8 @@
       </w:r>
       <w:r>
         <w:rPr>
-          <w:b/>
-          <w:bCs/>
+          <w:bCs/>
+          <w:b/>
         </w:rPr>
         <w:t xml:space="preserve">GR12 existentes</w:t>
       </w:r>
@@ -558,8 +573,8 @@
       </w:r>
       <w:r>
         <w:rPr>
-          <w:b/>
-          <w:bCs/>
+          <w:bCs/>
+          <w:b/>
         </w:rPr>
         <w:t xml:space="preserve">U10 existentes</w:t>
       </w:r>
@@ -580,8 +595,8 @@
       </w:r>
       <w:r>
         <w:rPr>
-          <w:b/>
-          <w:bCs/>
+          <w:bCs/>
+          <w:b/>
         </w:rPr>
         <w:t xml:space="preserve">Locomotoras nuevas</w:t>
       </w:r>
@@ -602,8 +617,8 @@
       </w:r>
       <w:r>
         <w:rPr>
-          <w:b/>
-          <w:bCs/>
+          <w:bCs/>
+          <w:b/>
         </w:rPr>
         <w:t xml:space="preserve">TOTAL</w:t>
       </w:r>
@@ -618,8 +633,8 @@
       </w:r>
       <w:r>
         <w:rPr>
-          <w:b/>
-          <w:bCs/>
+          <w:bCs/>
+          <w:b/>
         </w:rPr>
         <w:t xml:space="preserve">15 locomotoras</w:t>
       </w:r>
@@ -636,8 +651,8 @@
       </w:pPr>
       <w:r>
         <w:rPr>
-          <w:b/>
-          <w:bCs/>
+          <w:bCs/>
+          <w:b/>
         </w:rPr>
         <w:t xml:space="preserve">Criterio de capacidad:</w:t>
       </w:r>
@@ -648,8 +663,8 @@
         <w:t xml:space="preserve">1 locomotora por cada 35 km de corredor (526 km ÷ 15 = 35 km)</w:t>
       </w:r>
     </w:p>
-    <w:bookmarkEnd w:id="14"/>
-    <w:bookmarkStart w:id="15" w:name="X8e84ae454964cb1211df83cb03df022c5e9aa0a"/>
+    <w:bookmarkEnd w:id="25"/>
+    <w:bookmarkStart w:id="26" w:name="X8e84ae454964cb1211df83cb03df022c5e9aa0a"/>
     <w:p>
       <w:pPr>
         <w:pStyle w:val="Heading3"/>
@@ -664,8 +679,8 @@
       </w:pPr>
       <w:r>
         <w:rPr>
-          <w:b/>
-          <w:bCs/>
+          <w:bCs/>
+          <w:b/>
         </w:rPr>
         <w:t xml:space="preserve">Justificación Contractual (AT1):</w:t>
       </w:r>
@@ -680,8 +695,8 @@
       </w:r>
       <w:r>
         <w:rPr>
-          <w:b/>
-          <w:bCs/>
+          <w:bCs/>
+          <w:b/>
         </w:rPr>
         <w:t xml:space="preserve">40 plataformas operativas:</w:t>
       </w:r>
@@ -702,8 +717,8 @@
       </w:r>
       <w:r>
         <w:rPr>
-          <w:b/>
-          <w:bCs/>
+          <w:bCs/>
+          <w:b/>
         </w:rPr>
         <w:t xml:space="preserve">11 plataformas no operativas:</w:t>
       </w:r>
@@ -724,8 +739,8 @@
       </w:r>
       <w:r>
         <w:rPr>
-          <w:b/>
-          <w:bCs/>
+          <w:bCs/>
+          <w:b/>
         </w:rPr>
         <w:t xml:space="preserve">Criterio:</w:t>
       </w:r>
@@ -746,8 +761,8 @@
       </w:r>
       <w:r>
         <w:rPr>
-          <w:b/>
-          <w:bCs/>
+          <w:bCs/>
+          <w:b/>
         </w:rPr>
         <w:t xml:space="preserve">Capacidad total:</w:t>
       </w:r>
@@ -758,8 +773,8 @@
         <w:t xml:space="preserve">40 vagones × 60 ton = 2,400 ton de capacidad de carga</w:t>
       </w:r>
     </w:p>
-    <w:bookmarkEnd w:id="15"/>
-    <w:bookmarkStart w:id="16" w:name="por-qué-8-carromotores"/>
+    <w:bookmarkEnd w:id="26"/>
+    <w:bookmarkStart w:id="27" w:name="por-qué-8-carromotores"/>
     <w:p>
       <w:pPr>
         <w:pStyle w:val="Heading3"/>
@@ -774,8 +789,8 @@
       </w:pPr>
       <w:r>
         <w:rPr>
-          <w:b/>
-          <w:bCs/>
+          <w:bCs/>
+          <w:b/>
         </w:rPr>
         <w:t xml:space="preserve">Justificación de Mantenimiento de Vía:</w:t>
       </w:r>
@@ -790,8 +805,8 @@
       </w:r>
       <w:r>
         <w:rPr>
-          <w:b/>
-          <w:bCs/>
+          <w:bCs/>
+          <w:b/>
         </w:rPr>
         <w:t xml:space="preserve">Cobertura:</w:t>
       </w:r>
@@ -812,8 +827,8 @@
       </w:r>
       <w:r>
         <w:rPr>
-          <w:b/>
-          <w:bCs/>
+          <w:bCs/>
+          <w:b/>
         </w:rPr>
         <w:t xml:space="preserve">Especialización:</w:t>
       </w:r>
@@ -821,7 +836,7 @@
         <w:t xml:space="preserve"> </w:t>
       </w:r>
       <w:r>
-        <w:t xml:space="preserve">Diferentes tipos de mantenimiento (vía, drenaje, señalización)</w:t>
+        <w:t xml:space="preserve">Diferentes tipos de mantenimiento (vía, drenaje, senalización)</w:t>
       </w:r>
       <w:r>
         <w:t xml:space="preserve"> </w:t>
@@ -834,8 +849,8 @@
       </w:r>
       <w:r>
         <w:rPr>
-          <w:b/>
-          <w:bCs/>
+          <w:bCs/>
+          <w:b/>
         </w:rPr>
         <w:t xml:space="preserve">Eficiencia:</w:t>
       </w:r>
@@ -856,8 +871,8 @@
       </w:r>
       <w:r>
         <w:rPr>
-          <w:b/>
-          <w:bCs/>
+          <w:bCs/>
+          <w:b/>
         </w:rPr>
         <w:t xml:space="preserve">Disponibilidad:</w:t>
       </w:r>
@@ -868,8 +883,8 @@
         <w:t xml:space="preserve">Mantenimiento continuo sin afectar operación</w:t>
       </w:r>
     </w:p>
-    <w:bookmarkEnd w:id="16"/>
-    <w:bookmarkStart w:id="17" w:name="por-qué-15-dispositivos-eot"/>
+    <w:bookmarkEnd w:id="27"/>
+    <w:bookmarkStart w:id="28" w:name="por-qué-15-dispositivos-eot"/>
     <w:p>
       <w:pPr>
         <w:pStyle w:val="Heading3"/>
@@ -884,8 +899,8 @@
       </w:pPr>
       <w:r>
         <w:rPr>
-          <w:b/>
-          <w:bCs/>
+          <w:bCs/>
+          <w:b/>
         </w:rPr>
         <w:t xml:space="preserve">Justificación de Seguridad:</w:t>
       </w:r>
@@ -900,8 +915,8 @@
       </w:r>
       <w:r>
         <w:rPr>
-          <w:b/>
-          <w:bCs/>
+          <w:bCs/>
+          <w:b/>
         </w:rPr>
         <w:t xml:space="preserve">1 EOT por locomotora:</w:t>
       </w:r>
@@ -922,8 +937,8 @@
       </w:r>
       <w:r>
         <w:rPr>
-          <w:b/>
-          <w:bCs/>
+          <w:bCs/>
+          <w:b/>
         </w:rPr>
         <w:t xml:space="preserve">Seguridad crítica:</w:t>
       </w:r>
@@ -944,8 +959,8 @@
       </w:r>
       <w:r>
         <w:rPr>
-          <w:b/>
-          <w:bCs/>
+          <w:bCs/>
+          <w:b/>
         </w:rPr>
         <w:t xml:space="preserve">Regulaciones:</w:t>
       </w:r>
@@ -966,8 +981,8 @@
       </w:r>
       <w:r>
         <w:rPr>
-          <w:b/>
-          <w:bCs/>
+          <w:bCs/>
+          <w:b/>
         </w:rPr>
         <w:t xml:space="preserve">Cálculo:</w:t>
       </w:r>
@@ -978,8 +993,8 @@
         <w:t xml:space="preserve">15 locomotoras = 15 dispositivos EOT</w:t>
       </w:r>
     </w:p>
-    <w:bookmarkEnd w:id="17"/>
-    <w:bookmarkStart w:id="18" w:name="por-qué-3-talleres-específicamente"/>
+    <w:bookmarkEnd w:id="28"/>
+    <w:bookmarkStart w:id="29" w:name="por-qué-3-talleres-específicamente"/>
     <w:p>
       <w:pPr>
         <w:pStyle w:val="Heading3"/>
@@ -994,8 +1009,8 @@
       </w:pPr>
       <w:r>
         <w:rPr>
-          <w:b/>
-          <w:bCs/>
+          <w:bCs/>
+          <w:b/>
         </w:rPr>
         <w:t xml:space="preserve">Justificación de Ubicación:</w:t>
       </w:r>
@@ -1010,8 +1025,8 @@
       </w:r>
       <w:r>
         <w:rPr>
-          <w:b/>
-          <w:bCs/>
+          <w:bCs/>
+          <w:b/>
         </w:rPr>
         <w:t xml:space="preserve">Taller Principal La Dorada:</w:t>
       </w:r>
@@ -1032,8 +1047,8 @@
       </w:r>
       <w:r>
         <w:rPr>
-          <w:b/>
-          <w:bCs/>
+          <w:bCs/>
+          <w:b/>
         </w:rPr>
         <w:t xml:space="preserve">Taller Secundario Chiriguaná:</w:t>
       </w:r>
@@ -1054,8 +1069,8 @@
       </w:r>
       <w:r>
         <w:rPr>
-          <w:b/>
-          <w:bCs/>
+          <w:bCs/>
+          <w:b/>
         </w:rPr>
         <w:t xml:space="preserve">Taller de Línea:</w:t>
       </w:r>
@@ -1076,8 +1091,8 @@
       </w:r>
       <w:r>
         <w:rPr>
-          <w:b/>
-          <w:bCs/>
+          <w:bCs/>
+          <w:b/>
         </w:rPr>
         <w:t xml:space="preserve">Criterio:</w:t>
       </w:r>
@@ -1095,9 +1110,9 @@
         </w:pict>
       </w:r>
     </w:p>
-    <w:bookmarkEnd w:id="18"/>
-    <w:bookmarkEnd w:id="19"/>
-    <w:bookmarkStart w:id="22" w:name="función-y-propósito-de-la-especialidad"/>
+    <w:bookmarkEnd w:id="29"/>
+    <w:bookmarkEnd w:id="30"/>
+    <w:bookmarkStart w:id="33" w:name="función-y-propósito-de-la-especialidad"/>
     <w:p>
       <w:pPr>
         <w:pStyle w:val="Heading2"/>
@@ -1106,7 +1121,7 @@
         <w:t xml:space="preserve">🎯 FUNCIÓN Y PROPÓSITO DE LA ESPECIALIDAD</w:t>
       </w:r>
     </w:p>
-    <w:bookmarkStart w:id="20" w:name="qué-hace-esta-especialidad"/>
+    <w:bookmarkStart w:id="31" w:name="qué-hace-esta-especialidad"/>
     <w:p>
       <w:pPr>
         <w:pStyle w:val="Heading3"/>
@@ -1127,8 +1142,8 @@
       </w:r>
       <w:r>
         <w:rPr>
-          <w:b/>
-          <w:bCs/>
+          <w:bCs/>
+          <w:b/>
         </w:rPr>
         <w:t xml:space="preserve">material rodante</w:t>
       </w:r>
@@ -1149,8 +1164,8 @@
       </w:r>
       <w:r>
         <w:rPr>
-          <w:b/>
-          <w:bCs/>
+          <w:bCs/>
+          <w:b/>
         </w:rPr>
         <w:t xml:space="preserve">Locomotoras:</w:t>
       </w:r>
@@ -1171,8 +1186,8 @@
       </w:r>
       <w:r>
         <w:rPr>
-          <w:b/>
-          <w:bCs/>
+          <w:bCs/>
+          <w:b/>
         </w:rPr>
         <w:t xml:space="preserve">Vagones:</w:t>
       </w:r>
@@ -1193,8 +1208,8 @@
       </w:r>
       <w:r>
         <w:rPr>
-          <w:b/>
-          <w:bCs/>
+          <w:bCs/>
+          <w:b/>
         </w:rPr>
         <w:t xml:space="preserve">Equipos especializados:</w:t>
       </w:r>
@@ -1215,8 +1230,8 @@
       </w:r>
       <w:r>
         <w:rPr>
-          <w:b/>
-          <w:bCs/>
+          <w:bCs/>
+          <w:b/>
         </w:rPr>
         <w:t xml:space="preserve">Talleres:</w:t>
       </w:r>
@@ -1227,8 +1242,8 @@
         <w:t xml:space="preserve">Mantenimiento y reparación de material rodante</w:t>
       </w:r>
     </w:p>
-    <w:bookmarkEnd w:id="20"/>
-    <w:bookmarkStart w:id="21" w:name="por-qué-la-necesitamos"/>
+    <w:bookmarkEnd w:id="31"/>
+    <w:bookmarkStart w:id="32" w:name="por-qué-la-necesitamos"/>
     <w:p>
       <w:pPr>
         <w:pStyle w:val="Heading3"/>
@@ -1239,16 +1254,16 @@
     </w:p>
     <w:p>
       <w:pPr>
-        <w:pStyle w:val="Compact"/>
         <w:numPr>
           <w:ilvl w:val="0"/>
           <w:numId w:val="1002"/>
         </w:numPr>
-      </w:pPr>
-      <w:r>
-        <w:rPr>
-          <w:b/>
-          <w:bCs/>
+        <w:pStyle w:val="Compact"/>
+      </w:pPr>
+      <w:r>
+        <w:rPr>
+          <w:bCs/>
+          <w:b/>
         </w:rPr>
         <w:t xml:space="preserve">Transporte:</w:t>
       </w:r>
@@ -1261,16 +1276,16 @@
     </w:p>
     <w:p>
       <w:pPr>
-        <w:pStyle w:val="Compact"/>
         <w:numPr>
           <w:ilvl w:val="0"/>
           <w:numId w:val="1002"/>
         </w:numPr>
-      </w:pPr>
-      <w:r>
-        <w:rPr>
-          <w:b/>
-          <w:bCs/>
+        <w:pStyle w:val="Compact"/>
+      </w:pPr>
+      <w:r>
+        <w:rPr>
+          <w:bCs/>
+          <w:b/>
         </w:rPr>
         <w:t xml:space="preserve">Capacidad:</w:t>
       </w:r>
@@ -1283,16 +1298,16 @@
     </w:p>
     <w:p>
       <w:pPr>
-        <w:pStyle w:val="Compact"/>
         <w:numPr>
           <w:ilvl w:val="0"/>
           <w:numId w:val="1002"/>
         </w:numPr>
-      </w:pPr>
-      <w:r>
-        <w:rPr>
-          <w:b/>
-          <w:bCs/>
+        <w:pStyle w:val="Compact"/>
+      </w:pPr>
+      <w:r>
+        <w:rPr>
+          <w:bCs/>
+          <w:b/>
         </w:rPr>
         <w:t xml:space="preserve">Mantenimiento:</w:t>
       </w:r>
@@ -1305,16 +1320,16 @@
     </w:p>
     <w:p>
       <w:pPr>
-        <w:pStyle w:val="Compact"/>
         <w:numPr>
           <w:ilvl w:val="0"/>
           <w:numId w:val="1002"/>
         </w:numPr>
-      </w:pPr>
-      <w:r>
-        <w:rPr>
-          <w:b/>
-          <w:bCs/>
+        <w:pStyle w:val="Compact"/>
+      </w:pPr>
+      <w:r>
+        <w:rPr>
+          <w:bCs/>
+          <w:b/>
         </w:rPr>
         <w:t xml:space="preserve">Seguridad:</w:t>
       </w:r>
@@ -1327,16 +1342,16 @@
     </w:p>
     <w:p>
       <w:pPr>
-        <w:pStyle w:val="Compact"/>
         <w:numPr>
           <w:ilvl w:val="0"/>
           <w:numId w:val="1002"/>
         </w:numPr>
-      </w:pPr>
-      <w:r>
-        <w:rPr>
-          <w:b/>
-          <w:bCs/>
+        <w:pStyle w:val="Compact"/>
+      </w:pPr>
+      <w:r>
+        <w:rPr>
+          <w:bCs/>
+          <w:b/>
         </w:rPr>
         <w:t xml:space="preserve">Eficiencia:</w:t>
       </w:r>
@@ -1354,9 +1369,9 @@
         </w:pict>
       </w:r>
     </w:p>
-    <w:bookmarkEnd w:id="21"/>
-    <w:bookmarkEnd w:id="22"/>
-    <w:bookmarkStart w:id="26" w:name="componentes-principales"/>
+    <w:bookmarkEnd w:id="32"/>
+    <w:bookmarkEnd w:id="33"/>
+    <w:bookmarkStart w:id="37" w:name="componentes-principales"/>
     <w:p>
       <w:pPr>
         <w:pStyle w:val="Heading2"/>
@@ -1365,7 +1380,7 @@
         <w:t xml:space="preserve">🏗️ COMPONENTES PRINCIPALES</w:t>
       </w:r>
     </w:p>
-    <w:bookmarkStart w:id="23" w:name="material-rodante-principal"/>
+    <w:bookmarkStart w:id="34" w:name="material-rodante-principal"/>
     <w:p>
       <w:pPr>
         <w:pStyle w:val="Heading3"/>
@@ -1380,8 +1395,8 @@
       </w:pPr>
       <w:r>
         <w:rPr>
-          <w:b/>
-          <w:bCs/>
+          <w:bCs/>
+          <w:b/>
         </w:rPr>
         <w:t xml:space="preserve">Propósito:</w:t>
       </w:r>
@@ -1398,8 +1413,8 @@
       </w:pPr>
       <w:r>
         <w:rPr>
-          <w:b/>
-          <w:bCs/>
+          <w:bCs/>
+          <w:b/>
         </w:rPr>
         <w:t xml:space="preserve">Especificaciones técnicas:</w:t>
       </w:r>
@@ -1426,8 +1441,8 @@
       </w:r>
       <w:r>
         <w:rPr>
-          <w:b/>
-          <w:bCs/>
+          <w:bCs/>
+          <w:b/>
         </w:rPr>
         <w:t xml:space="preserve">Locomotoras</w:t>
       </w:r>
@@ -1448,8 +1463,8 @@
       </w:r>
       <w:r>
         <w:rPr>
-          <w:b/>
-          <w:bCs/>
+          <w:bCs/>
+          <w:b/>
         </w:rPr>
         <w:t xml:space="preserve">Vagones</w:t>
       </w:r>
@@ -1470,8 +1485,8 @@
       </w:r>
       <w:r>
         <w:rPr>
-          <w:b/>
-          <w:bCs/>
+          <w:bCs/>
+          <w:b/>
         </w:rPr>
         <w:t xml:space="preserve">Velocidad máxima</w:t>
       </w:r>
@@ -1492,8 +1507,8 @@
       </w:r>
       <w:r>
         <w:rPr>
-          <w:b/>
-          <w:bCs/>
+          <w:bCs/>
+          <w:b/>
         </w:rPr>
         <w:t xml:space="preserve">Carga por eje</w:t>
       </w:r>
@@ -1514,8 +1529,8 @@
       </w:r>
       <w:r>
         <w:rPr>
-          <w:b/>
-          <w:bCs/>
+          <w:bCs/>
+          <w:b/>
         </w:rPr>
         <w:t xml:space="preserve">Potencia locomotora</w:t>
       </w:r>
@@ -1526,8 +1541,8 @@
         <w:t xml:space="preserve">| 3,000 HP | Tractación para trenes pesados |</w:t>
       </w:r>
     </w:p>
-    <w:bookmarkEnd w:id="23"/>
-    <w:bookmarkStart w:id="24" w:name="equipos-de-mantenimiento"/>
+    <w:bookmarkEnd w:id="34"/>
+    <w:bookmarkStart w:id="35" w:name="equipos-de-mantenimiento"/>
     <w:p>
       <w:pPr>
         <w:pStyle w:val="Heading3"/>
@@ -1542,8 +1557,8 @@
       </w:pPr>
       <w:r>
         <w:rPr>
-          <w:b/>
-          <w:bCs/>
+          <w:bCs/>
+          <w:b/>
         </w:rPr>
         <w:t xml:space="preserve">Propósito:</w:t>
       </w:r>
@@ -1560,8 +1575,8 @@
       </w:pPr>
       <w:r>
         <w:rPr>
-          <w:b/>
-          <w:bCs/>
+          <w:bCs/>
+          <w:b/>
         </w:rPr>
         <w:t xml:space="preserve">Componentes instalados:</w:t>
       </w:r>
@@ -1588,8 +1603,8 @@
       </w:r>
       <w:r>
         <w:rPr>
-          <w:b/>
-          <w:bCs/>
+          <w:bCs/>
+          <w:b/>
         </w:rPr>
         <w:t xml:space="preserve">Carromotores</w:t>
       </w:r>
@@ -1610,8 +1625,8 @@
       </w:r>
       <w:r>
         <w:rPr>
-          <w:b/>
-          <w:bCs/>
+          <w:bCs/>
+          <w:b/>
         </w:rPr>
         <w:t xml:space="preserve">Bateadoras</w:t>
       </w:r>
@@ -1632,8 +1647,8 @@
       </w:r>
       <w:r>
         <w:rPr>
-          <w:b/>
-          <w:bCs/>
+          <w:bCs/>
+          <w:b/>
         </w:rPr>
         <w:t xml:space="preserve">Retroexcavadoras</w:t>
       </w:r>
@@ -1644,8 +1659,8 @@
         <w:t xml:space="preserve">| 3 unidades | Talleres y línea | ⏳ En adquisición |</w:t>
       </w:r>
     </w:p>
-    <w:bookmarkEnd w:id="24"/>
-    <w:bookmarkStart w:id="25" w:name="talleres-de-mantenimiento"/>
+    <w:bookmarkEnd w:id="35"/>
+    <w:bookmarkStart w:id="36" w:name="talleres-de-mantenimiento"/>
     <w:p>
       <w:pPr>
         <w:pStyle w:val="Heading3"/>
@@ -1660,8 +1675,8 @@
       </w:pPr>
       <w:r>
         <w:rPr>
-          <w:b/>
-          <w:bCs/>
+          <w:bCs/>
+          <w:b/>
         </w:rPr>
         <w:t xml:space="preserve">Propósito:</w:t>
       </w:r>
@@ -1678,8 +1693,8 @@
       </w:pPr>
       <w:r>
         <w:rPr>
-          <w:b/>
-          <w:bCs/>
+          <w:bCs/>
+          <w:b/>
         </w:rPr>
         <w:t xml:space="preserve">Componentes instalados:</w:t>
       </w:r>
@@ -1706,8 +1721,8 @@
       </w:r>
       <w:r>
         <w:rPr>
-          <w:b/>
-          <w:bCs/>
+          <w:bCs/>
+          <w:b/>
         </w:rPr>
         <w:t xml:space="preserve">Taller Principal</w:t>
       </w:r>
@@ -1728,8 +1743,8 @@
       </w:r>
       <w:r>
         <w:rPr>
-          <w:b/>
-          <w:bCs/>
+          <w:bCs/>
+          <w:b/>
         </w:rPr>
         <w:t xml:space="preserve">Taller Secundario</w:t>
       </w:r>
@@ -1750,8 +1765,8 @@
       </w:r>
       <w:r>
         <w:rPr>
-          <w:b/>
-          <w:bCs/>
+          <w:bCs/>
+          <w:b/>
         </w:rPr>
         <w:t xml:space="preserve">Taller de Línea</w:t>
       </w:r>
@@ -1769,9 +1784,9 @@
         </w:pict>
       </w:r>
     </w:p>
-    <w:bookmarkEnd w:id="25"/>
-    <w:bookmarkEnd w:id="26"/>
-    <w:bookmarkStart w:id="29" w:name="especificaciones-técnicas-clave"/>
+    <w:bookmarkEnd w:id="36"/>
+    <w:bookmarkEnd w:id="37"/>
+    <w:bookmarkStart w:id="40" w:name="especificaciones-técnicas-clave"/>
     <w:p>
       <w:pPr>
         <w:pStyle w:val="Heading2"/>
@@ -1780,7 +1795,7 @@
         <w:t xml:space="preserve">📐 ESPECIFICACIONES TÉCNICAS CLAVE</w:t>
       </w:r>
     </w:p>
-    <w:bookmarkStart w:id="27" w:name="tabla-consolidada-de-especificaciones"/>
+    <w:bookmarkStart w:id="38" w:name="tabla-consolidada-de-especificaciones"/>
     <w:p>
       <w:pPr>
         <w:pStyle w:val="Heading3"/>
@@ -1794,6 +1809,7 @@
         <w:tblStyle w:val="Table"/>
         <w:tblW w:type="auto" w:w="0"/>
         <w:tblLook w:firstRow="1" w:lastRow="0" w:firstColumn="0" w:lastColumn="0" w:noHBand="0" w:noVBand="0" w:val="0020"/>
+        <w:jc w:val="start"/>
       </w:tblPr>
       <w:tblGrid>
         <w:gridCol w:w="2640"/>
@@ -1802,7 +1818,7 @@
       </w:tblGrid>
       <w:tr>
         <w:trPr>
-          <w:tblHeader w:val="on"/>
+          <w:tblHeader w:val="true"/>
         </w:trPr>
         <w:tc>
           <w:tcPr/>
@@ -2014,7 +2030,7 @@
               <w:jc w:val="left"/>
             </w:pPr>
             <w:r>
-              <w:t xml:space="preserve">30 años</w:t>
+              <w:t xml:space="preserve">30 anos</w:t>
             </w:r>
           </w:p>
         </w:tc>
@@ -2032,8 +2048,8 @@
         </w:tc>
       </w:tr>
     </w:tbl>
-    <w:bookmarkEnd w:id="27"/>
-    <w:bookmarkStart w:id="28" w:name="criterios-de-aceptación"/>
+    <w:bookmarkEnd w:id="38"/>
+    <w:bookmarkStart w:id="39" w:name="criterios-de-aceptación"/>
     <w:p>
       <w:pPr>
         <w:pStyle w:val="Heading3"/>
@@ -2044,11 +2060,11 @@
     </w:p>
     <w:p>
       <w:pPr>
-        <w:pStyle w:val="Compact"/>
         <w:numPr>
           <w:ilvl w:val="0"/>
           <w:numId w:val="1003"/>
         </w:numPr>
+        <w:pStyle w:val="Compact"/>
       </w:pPr>
       <w:r>
         <w:t xml:space="preserve">✅ 15 locomotoras operativas</w:t>
@@ -2056,11 +2072,11 @@
     </w:p>
     <w:p>
       <w:pPr>
-        <w:pStyle w:val="Compact"/>
         <w:numPr>
           <w:ilvl w:val="0"/>
           <w:numId w:val="1003"/>
         </w:numPr>
+        <w:pStyle w:val="Compact"/>
       </w:pPr>
       <w:r>
         <w:t xml:space="preserve">✅ 51 vagones disponibles</w:t>
@@ -2068,11 +2084,11 @@
     </w:p>
     <w:p>
       <w:pPr>
-        <w:pStyle w:val="Compact"/>
         <w:numPr>
           <w:ilvl w:val="0"/>
           <w:numId w:val="1003"/>
         </w:numPr>
+        <w:pStyle w:val="Compact"/>
       </w:pPr>
       <w:r>
         <w:t xml:space="preserve">✅ 8 carromotores funcionando</w:t>
@@ -2080,11 +2096,11 @@
     </w:p>
     <w:p>
       <w:pPr>
-        <w:pStyle w:val="Compact"/>
         <w:numPr>
           <w:ilvl w:val="0"/>
           <w:numId w:val="1003"/>
         </w:numPr>
+        <w:pStyle w:val="Compact"/>
       </w:pPr>
       <w:r>
         <w:t xml:space="preserve">✅ 3 talleres operativos</w:t>
@@ -2092,11 +2108,11 @@
     </w:p>
     <w:p>
       <w:pPr>
-        <w:pStyle w:val="Compact"/>
         <w:numPr>
           <w:ilvl w:val="0"/>
           <w:numId w:val="1003"/>
         </w:numPr>
+        <w:pStyle w:val="Compact"/>
       </w:pPr>
       <w:r>
         <w:t xml:space="preserve">✅ Disponibilidad 99.95%</w:t>
@@ -2109,9 +2125,9 @@
         </w:pict>
       </w:r>
     </w:p>
-    <w:bookmarkEnd w:id="28"/>
-    <w:bookmarkEnd w:id="29"/>
-    <w:bookmarkStart w:id="32" w:name="ubicación-y-despliegue"/>
+    <w:bookmarkEnd w:id="39"/>
+    <w:bookmarkEnd w:id="40"/>
+    <w:bookmarkStart w:id="43" w:name="ubicación-y-despliegue"/>
     <w:p>
       <w:pPr>
         <w:pStyle w:val="Heading2"/>
@@ -2120,7 +2136,7 @@
         <w:t xml:space="preserve">📍 UBICACIÓN Y DESPLIEGUE</w:t>
       </w:r>
     </w:p>
-    <w:bookmarkStart w:id="30" w:name="mapa-de-despliegue"/>
+    <w:bookmarkStart w:id="41" w:name="mapa-de-despliegue"/>
     <w:p>
       <w:pPr>
         <w:pStyle w:val="Heading3"/>
@@ -2137,8 +2153,8 @@
         <w:t xml:space="preserve">El material rodante opera a lo largo de los 526 km del corredor, con talleres estratégicamente ubicados para mantenimiento y reparación.</w:t>
       </w:r>
     </w:p>
-    <w:bookmarkEnd w:id="30"/>
-    <w:bookmarkStart w:id="31" w:name="tabla-de-ubicaciones-principales"/>
+    <w:bookmarkEnd w:id="41"/>
+    <w:bookmarkStart w:id="42" w:name="tabla-de-ubicaciones-principales"/>
     <w:p>
       <w:pPr>
         <w:pStyle w:val="Heading3"/>
@@ -2151,8 +2167,9 @@
       <w:tblPr>
         <w:tblStyle w:val="Table"/>
         <w:tblW w:type="pct" w:w="5000"/>
+        <w:tblLook w:firstRow="1" w:lastRow="0" w:firstColumn="0" w:lastColumn="0" w:noHBand="0" w:noVBand="0" w:val="0020"/>
+        <w:jc w:val="start"/>
         <w:tblLayout w:type="fixed"/>
-        <w:tblLook w:firstRow="1" w:lastRow="0" w:firstColumn="0" w:lastColumn="0" w:noHBand="0" w:noVBand="0" w:val="0020"/>
       </w:tblPr>
       <w:tblGrid>
         <w:gridCol w:w="2026"/>
@@ -2162,7 +2179,7 @@
       </w:tblGrid>
       <w:tr>
         <w:trPr>
-          <w:tblHeader w:val="on"/>
+          <w:tblHeader w:val="true"/>
         </w:trPr>
         <w:tc>
           <w:tcPr/>
@@ -2223,8 +2240,8 @@
             </w:pPr>
             <w:r>
               <w:rPr>
+                <w:bCs/>
                 <w:b/>
-                <w:bCs/>
               </w:rPr>
               <w:t xml:space="preserve">La Dorada</w:t>
             </w:r>
@@ -2277,8 +2294,8 @@
             </w:pPr>
             <w:r>
               <w:rPr>
+                <w:bCs/>
                 <w:b/>
-                <w:bCs/>
               </w:rPr>
               <w:t xml:space="preserve">Chiriguaná</w:t>
             </w:r>
@@ -2331,8 +2348,8 @@
             </w:pPr>
             <w:r>
               <w:rPr>
+                <w:bCs/>
                 <w:b/>
-                <w:bCs/>
               </w:rPr>
               <w:t xml:space="preserve">Corredor</w:t>
             </w:r>
@@ -2383,9 +2400,9 @@
         </w:pict>
       </w:r>
     </w:p>
-    <w:bookmarkEnd w:id="31"/>
-    <w:bookmarkEnd w:id="32"/>
-    <w:bookmarkStart w:id="36" w:name="operación-y-mantenimiento"/>
+    <w:bookmarkEnd w:id="42"/>
+    <w:bookmarkEnd w:id="43"/>
+    <w:bookmarkStart w:id="47" w:name="operación-y-mantenimiento"/>
     <w:p>
       <w:pPr>
         <w:pStyle w:val="Heading2"/>
@@ -2394,7 +2411,7 @@
         <w:t xml:space="preserve">⚙️ OPERACIÓN Y MANTENIMIENTO</w:t>
       </w:r>
     </w:p>
-    <w:bookmarkStart w:id="33" w:name="operación-normal"/>
+    <w:bookmarkStart w:id="44" w:name="operación-normal"/>
     <w:p>
       <w:pPr>
         <w:pStyle w:val="Heading3"/>
@@ -2411,8 +2428,8 @@
         <w:t xml:space="preserve">El material rodante opera 24/7 transportando carga a lo largo del corredor, con mantenimiento preventivo programado y respaldo para emergencias.</w:t>
       </w:r>
     </w:p>
-    <w:bookmarkEnd w:id="33"/>
-    <w:bookmarkStart w:id="34" w:name="mantenimiento-preventivo"/>
+    <w:bookmarkEnd w:id="44"/>
+    <w:bookmarkStart w:id="45" w:name="mantenimiento-preventivo"/>
     <w:p>
       <w:pPr>
         <w:pStyle w:val="Heading3"/>
@@ -2423,16 +2440,16 @@
     </w:p>
     <w:p>
       <w:pPr>
-        <w:pStyle w:val="Compact"/>
         <w:numPr>
           <w:ilvl w:val="0"/>
           <w:numId w:val="1004"/>
         </w:numPr>
-      </w:pPr>
-      <w:r>
-        <w:rPr>
-          <w:b/>
-          <w:bCs/>
+        <w:pStyle w:val="Compact"/>
+      </w:pPr>
+      <w:r>
+        <w:rPr>
+          <w:bCs/>
+          <w:b/>
         </w:rPr>
         <w:t xml:space="preserve">Diario:</w:t>
       </w:r>
@@ -2445,16 +2462,16 @@
     </w:p>
     <w:p>
       <w:pPr>
-        <w:pStyle w:val="Compact"/>
         <w:numPr>
           <w:ilvl w:val="0"/>
           <w:numId w:val="1004"/>
         </w:numPr>
-      </w:pPr>
-      <w:r>
-        <w:rPr>
-          <w:b/>
-          <w:bCs/>
+        <w:pStyle w:val="Compact"/>
+      </w:pPr>
+      <w:r>
+        <w:rPr>
+          <w:bCs/>
+          <w:b/>
         </w:rPr>
         <w:t xml:space="preserve">Semanal:</w:t>
       </w:r>
@@ -2467,16 +2484,16 @@
     </w:p>
     <w:p>
       <w:pPr>
-        <w:pStyle w:val="Compact"/>
         <w:numPr>
           <w:ilvl w:val="0"/>
           <w:numId w:val="1004"/>
         </w:numPr>
-      </w:pPr>
-      <w:r>
-        <w:rPr>
-          <w:b/>
-          <w:bCs/>
+        <w:pStyle w:val="Compact"/>
+      </w:pPr>
+      <w:r>
+        <w:rPr>
+          <w:bCs/>
+          <w:b/>
         </w:rPr>
         <w:t xml:space="preserve">Mensual:</w:t>
       </w:r>
@@ -2489,16 +2506,16 @@
     </w:p>
     <w:p>
       <w:pPr>
-        <w:pStyle w:val="Compact"/>
         <w:numPr>
           <w:ilvl w:val="0"/>
           <w:numId w:val="1004"/>
         </w:numPr>
-      </w:pPr>
-      <w:r>
-        <w:rPr>
-          <w:b/>
-          <w:bCs/>
+        <w:pStyle w:val="Compact"/>
+      </w:pPr>
+      <w:r>
+        <w:rPr>
+          <w:bCs/>
+          <w:b/>
         </w:rPr>
         <w:t xml:space="preserve">Trimestral:</w:t>
       </w:r>
@@ -2511,16 +2528,16 @@
     </w:p>
     <w:p>
       <w:pPr>
-        <w:pStyle w:val="Compact"/>
         <w:numPr>
           <w:ilvl w:val="0"/>
           <w:numId w:val="1004"/>
         </w:numPr>
-      </w:pPr>
-      <w:r>
-        <w:rPr>
-          <w:b/>
-          <w:bCs/>
+        <w:pStyle w:val="Compact"/>
+      </w:pPr>
+      <w:r>
+        <w:rPr>
+          <w:bCs/>
+          <w:b/>
         </w:rPr>
         <w:t xml:space="preserve">Anual:</w:t>
       </w:r>
@@ -2531,8 +2548,8 @@
         <w:t xml:space="preserve">Revisión completa y certificación</w:t>
       </w:r>
     </w:p>
-    <w:bookmarkEnd w:id="34"/>
-    <w:bookmarkStart w:id="35" w:name="respuesta-a-fallas"/>
+    <w:bookmarkEnd w:id="45"/>
+    <w:bookmarkStart w:id="46" w:name="respuesta-a-fallas"/>
     <w:p>
       <w:pPr>
         <w:pStyle w:val="Heading3"/>
@@ -2543,16 +2560,16 @@
     </w:p>
     <w:p>
       <w:pPr>
-        <w:pStyle w:val="Compact"/>
         <w:numPr>
           <w:ilvl w:val="0"/>
           <w:numId w:val="1005"/>
         </w:numPr>
-      </w:pPr>
-      <w:r>
-        <w:rPr>
-          <w:b/>
-          <w:bCs/>
+        <w:pStyle w:val="Compact"/>
+      </w:pPr>
+      <w:r>
+        <w:rPr>
+          <w:bCs/>
+          <w:b/>
         </w:rPr>
         <w:t xml:space="preserve">Detección</w:t>
       </w:r>
@@ -2565,16 +2582,16 @@
     </w:p>
     <w:p>
       <w:pPr>
-        <w:pStyle w:val="Compact"/>
         <w:numPr>
           <w:ilvl w:val="0"/>
           <w:numId w:val="1005"/>
         </w:numPr>
-      </w:pPr>
-      <w:r>
-        <w:rPr>
-          <w:b/>
-          <w:bCs/>
+        <w:pStyle w:val="Compact"/>
+      </w:pPr>
+      <w:r>
+        <w:rPr>
+          <w:bCs/>
+          <w:b/>
         </w:rPr>
         <w:t xml:space="preserve">Evaluación</w:t>
       </w:r>
@@ -2587,16 +2604,16 @@
     </w:p>
     <w:p>
       <w:pPr>
-        <w:pStyle w:val="Compact"/>
         <w:numPr>
           <w:ilvl w:val="0"/>
           <w:numId w:val="1005"/>
         </w:numPr>
-      </w:pPr>
-      <w:r>
-        <w:rPr>
-          <w:b/>
-          <w:bCs/>
+        <w:pStyle w:val="Compact"/>
+      </w:pPr>
+      <w:r>
+        <w:rPr>
+          <w:bCs/>
+          <w:b/>
         </w:rPr>
         <w:t xml:space="preserve">Reparación</w:t>
       </w:r>
@@ -2609,16 +2626,16 @@
     </w:p>
     <w:p>
       <w:pPr>
-        <w:pStyle w:val="Compact"/>
         <w:numPr>
           <w:ilvl w:val="0"/>
           <w:numId w:val="1005"/>
         </w:numPr>
-      </w:pPr>
-      <w:r>
-        <w:rPr>
-          <w:b/>
-          <w:bCs/>
+        <w:pStyle w:val="Compact"/>
+      </w:pPr>
+      <w:r>
+        <w:rPr>
+          <w:bCs/>
+          <w:b/>
         </w:rPr>
         <w:t xml:space="preserve">Verificación</w:t>
       </w:r>
@@ -2631,16 +2648,16 @@
     </w:p>
     <w:p>
       <w:pPr>
-        <w:pStyle w:val="Compact"/>
         <w:numPr>
           <w:ilvl w:val="0"/>
           <w:numId w:val="1005"/>
         </w:numPr>
-      </w:pPr>
-      <w:r>
-        <w:rPr>
-          <w:b/>
-          <w:bCs/>
+        <w:pStyle w:val="Compact"/>
+      </w:pPr>
+      <w:r>
+        <w:rPr>
+          <w:bCs/>
+          <w:b/>
         </w:rPr>
         <w:t xml:space="preserve">Documentación</w:t>
       </w:r>
@@ -2658,9 +2675,9 @@
         </w:pict>
       </w:r>
     </w:p>
-    <w:bookmarkEnd w:id="35"/>
-    <w:bookmarkEnd w:id="36"/>
-    <w:bookmarkStart w:id="39" w:name="interfaces-con-otras-especialidades"/>
+    <w:bookmarkEnd w:id="46"/>
+    <w:bookmarkEnd w:id="47"/>
+    <w:bookmarkStart w:id="50" w:name="interfaces-con-otras-especialidades"/>
     <w:p>
       <w:pPr>
         <w:pStyle w:val="Heading2"/>
@@ -2669,7 +2686,7 @@
         <w:t xml:space="preserve">🔗 INTERFACES CON OTRAS ESPECIALIDADES</w:t>
       </w:r>
     </w:p>
-    <w:bookmarkStart w:id="37" w:name="diagrama-de-interfaces"/>
+    <w:bookmarkStart w:id="48" w:name="diagrama-de-interfaces"/>
     <w:p>
       <w:pPr>
         <w:pStyle w:val="Heading3"/>
@@ -2725,8 +2742,8 @@
         <w:t xml:space="preserve">[Sistemas Embarcados] ←→ [Sistemas Civiles] ←→ [Sistemas de Control]</w:t>
       </w:r>
     </w:p>
-    <w:bookmarkEnd w:id="37"/>
-    <w:bookmarkStart w:id="38" w:name="tabla-de-interfaces-críticas"/>
+    <w:bookmarkEnd w:id="48"/>
+    <w:bookmarkStart w:id="49" w:name="tabla-de-interfaces-críticas"/>
     <w:p>
       <w:pPr>
         <w:pStyle w:val="Heading3"/>
@@ -2739,8 +2756,9 @@
       <w:tblPr>
         <w:tblStyle w:val="Table"/>
         <w:tblW w:type="pct" w:w="5000"/>
+        <w:tblLook w:firstRow="1" w:lastRow="0" w:firstColumn="0" w:lastColumn="0" w:noHBand="0" w:noVBand="0" w:val="0020"/>
+        <w:jc w:val="start"/>
         <w:tblLayout w:type="fixed"/>
-        <w:tblLook w:firstRow="1" w:lastRow="0" w:firstColumn="0" w:lastColumn="0" w:noHBand="0" w:noVBand="0" w:val="0020"/>
       </w:tblPr>
       <w:tblGrid>
         <w:gridCol w:w="1945"/>
@@ -2750,7 +2768,7 @@
       </w:tblGrid>
       <w:tr>
         <w:trPr>
-          <w:tblHeader w:val="on"/>
+          <w:tblHeader w:val="true"/>
         </w:trPr>
         <w:tc>
           <w:tcPr/>
@@ -2811,8 +2829,8 @@
             </w:pPr>
             <w:r>
               <w:rPr>
+                <w:bCs/>
                 <w:b/>
-                <w:bCs/>
               </w:rPr>
               <w:t xml:space="preserve">Ingeniería Civil</w:t>
             </w:r>
@@ -2865,8 +2883,8 @@
             </w:pPr>
             <w:r>
               <w:rPr>
+                <w:bCs/>
                 <w:b/>
-                <w:bCs/>
               </w:rPr>
               <w:t xml:space="preserve">Ingeniería Eléctrica</w:t>
             </w:r>
@@ -2919,8 +2937,8 @@
             </w:pPr>
             <w:r>
               <w:rPr>
+                <w:bCs/>
                 <w:b/>
-                <w:bCs/>
               </w:rPr>
               <w:t xml:space="preserve">Ingeniería de Sistemas</w:t>
             </w:r>
@@ -2973,8 +2991,8 @@
             </w:pPr>
             <w:r>
               <w:rPr>
+                <w:bCs/>
                 <w:b/>
-                <w:bCs/>
               </w:rPr>
               <w:t xml:space="preserve">Ingeniería Ambiental</w:t>
             </w:r>
@@ -3025,9 +3043,9 @@
         </w:pict>
       </w:r>
     </w:p>
-    <w:bookmarkEnd w:id="38"/>
-    <w:bookmarkEnd w:id="39"/>
-    <w:bookmarkStart w:id="43" w:name="supuestos-técnicos-y-limitaciones"/>
+    <w:bookmarkEnd w:id="49"/>
+    <w:bookmarkEnd w:id="50"/>
+    <w:bookmarkStart w:id="54" w:name="supuestos-técnicos-y-limitaciones"/>
     <w:p>
       <w:pPr>
         <w:pStyle w:val="Heading2"/>
@@ -3036,21 +3054,22 @@
         <w:t xml:space="preserve">📋 SUPUESTOS TÉCNICOS Y LIMITACIONES</w:t>
       </w:r>
     </w:p>
-    <w:bookmarkStart w:id="40" w:name="supuestos-críticos-del-diseño"/>
+    <w:bookmarkStart w:id="51" w:name="supuestos-críticos-del-diseno"/>
     <w:p>
       <w:pPr>
         <w:pStyle w:val="Heading3"/>
       </w:pPr>
       <w:r>
-        <w:t xml:space="preserve">Supuestos Críticos del Diseño</w:t>
+        <w:t xml:space="preserve">Supuestos Críticos del Diseno</w:t>
       </w:r>
     </w:p>
     <w:tbl>
       <w:tblPr>
         <w:tblStyle w:val="Table"/>
         <w:tblW w:type="pct" w:w="5000"/>
+        <w:tblLook w:firstRow="1" w:lastRow="0" w:firstColumn="0" w:lastColumn="0" w:noHBand="0" w:noVBand="0" w:val="0020"/>
+        <w:jc w:val="start"/>
         <w:tblLayout w:type="fixed"/>
-        <w:tblLook w:firstRow="1" w:lastRow="0" w:firstColumn="0" w:lastColumn="0" w:noHBand="0" w:noVBand="0" w:val="0020"/>
       </w:tblPr>
       <w:tblGrid>
         <w:gridCol w:w="1414"/>
@@ -3060,7 +3079,7 @@
       </w:tblGrid>
       <w:tr>
         <w:trPr>
-          <w:tblHeader w:val="on"/>
+          <w:tblHeader w:val="true"/>
         </w:trPr>
         <w:tc>
           <w:tcPr/>
@@ -3121,8 +3140,8 @@
             </w:pPr>
             <w:r>
               <w:rPr>
+                <w:bCs/>
                 <w:b/>
-                <w:bCs/>
               </w:rPr>
               <w:t xml:space="preserve">Demanda de transporte</w:t>
             </w:r>
@@ -3160,7 +3179,7 @@
               <w:jc w:val="left"/>
             </w:pPr>
             <w:r>
-              <w:t xml:space="preserve">Diseño escalable</w:t>
+              <w:t xml:space="preserve">Diseno escalable</w:t>
             </w:r>
           </w:p>
         </w:tc>
@@ -3175,8 +3194,8 @@
             </w:pPr>
             <w:r>
               <w:rPr>
+                <w:bCs/>
                 <w:b/>
-                <w:bCs/>
               </w:rPr>
               <w:t xml:space="preserve">Disponibilidad</w:t>
             </w:r>
@@ -3229,8 +3248,8 @@
             </w:pPr>
             <w:r>
               <w:rPr>
+                <w:bCs/>
                 <w:b/>
-                <w:bCs/>
               </w:rPr>
               <w:t xml:space="preserve">Vida útil</w:t>
             </w:r>
@@ -3244,7 +3263,7 @@
               <w:jc w:val="left"/>
             </w:pPr>
             <w:r>
-              <w:t xml:space="preserve">30 años</w:t>
+              <w:t xml:space="preserve">30 anos</w:t>
             </w:r>
           </w:p>
         </w:tc>
@@ -3283,8 +3302,8 @@
             </w:pPr>
             <w:r>
               <w:rPr>
+                <w:bCs/>
                 <w:b/>
-                <w:bCs/>
               </w:rPr>
               <w:t xml:space="preserve">Velocidad operativa</w:t>
             </w:r>
@@ -3337,8 +3356,8 @@
             </w:pPr>
             <w:r>
               <w:rPr>
+                <w:bCs/>
                 <w:b/>
-                <w:bCs/>
               </w:rPr>
               <w:t xml:space="preserve">Carga por eje</w:t>
             </w:r>
@@ -3376,34 +3395,34 @@
               <w:jc w:val="left"/>
             </w:pPr>
             <w:r>
-              <w:t xml:space="preserve">Diseño conservador</w:t>
+              <w:t xml:space="preserve">Diseno conservador</w:t>
             </w:r>
           </w:p>
         </w:tc>
       </w:tr>
     </w:tbl>
-    <w:bookmarkEnd w:id="40"/>
-    <w:bookmarkStart w:id="41" w:name="limitaciones-del-diseño"/>
+    <w:bookmarkEnd w:id="51"/>
+    <w:bookmarkStart w:id="52" w:name="limitaciones-del-diseno"/>
     <w:p>
       <w:pPr>
         <w:pStyle w:val="Heading3"/>
       </w:pPr>
       <w:r>
-        <w:t xml:space="preserve">Limitaciones del Diseño</w:t>
-      </w:r>
-    </w:p>
-    <w:p>
-      <w:pPr>
-        <w:pStyle w:val="Compact"/>
+        <w:t xml:space="preserve">Limitaciones del Diseno</w:t>
+      </w:r>
+    </w:p>
+    <w:p>
+      <w:pPr>
         <w:numPr>
           <w:ilvl w:val="0"/>
           <w:numId w:val="1006"/>
         </w:numPr>
-      </w:pPr>
-      <w:r>
-        <w:rPr>
-          <w:b/>
-          <w:bCs/>
+        <w:pStyle w:val="Compact"/>
+      </w:pPr>
+      <w:r>
+        <w:rPr>
+          <w:bCs/>
+          <w:b/>
         </w:rPr>
         <w:t xml:space="preserve">Capacidad de carga:</w:t>
       </w:r>
@@ -3416,16 +3435,16 @@
     </w:p>
     <w:p>
       <w:pPr>
-        <w:pStyle w:val="Compact"/>
         <w:numPr>
           <w:ilvl w:val="0"/>
           <w:numId w:val="1006"/>
         </w:numPr>
-      </w:pPr>
-      <w:r>
-        <w:rPr>
-          <w:b/>
-          <w:bCs/>
+        <w:pStyle w:val="Compact"/>
+      </w:pPr>
+      <w:r>
+        <w:rPr>
+          <w:bCs/>
+          <w:b/>
         </w:rPr>
         <w:t xml:space="preserve">Velocidad:</w:t>
       </w:r>
@@ -3438,16 +3457,16 @@
     </w:p>
     <w:p>
       <w:pPr>
-        <w:pStyle w:val="Compact"/>
         <w:numPr>
           <w:ilvl w:val="0"/>
           <w:numId w:val="1006"/>
         </w:numPr>
-      </w:pPr>
-      <w:r>
-        <w:rPr>
-          <w:b/>
-          <w:bCs/>
+        <w:pStyle w:val="Compact"/>
+      </w:pPr>
+      <w:r>
+        <w:rPr>
+          <w:bCs/>
+          <w:b/>
         </w:rPr>
         <w:t xml:space="preserve">Mantenimiento:</w:t>
       </w:r>
@@ -3460,16 +3479,16 @@
     </w:p>
     <w:p>
       <w:pPr>
-        <w:pStyle w:val="Compact"/>
         <w:numPr>
           <w:ilvl w:val="0"/>
           <w:numId w:val="1006"/>
         </w:numPr>
-      </w:pPr>
-      <w:r>
-        <w:rPr>
-          <w:b/>
-          <w:bCs/>
+        <w:pStyle w:val="Compact"/>
+      </w:pPr>
+      <w:r>
+        <w:rPr>
+          <w:bCs/>
+          <w:b/>
         </w:rPr>
         <w:t xml:space="preserve">Repuestos:</w:t>
       </w:r>
@@ -3482,16 +3501,16 @@
     </w:p>
     <w:p>
       <w:pPr>
-        <w:pStyle w:val="Compact"/>
         <w:numPr>
           <w:ilvl w:val="0"/>
           <w:numId w:val="1006"/>
         </w:numPr>
-      </w:pPr>
-      <w:r>
-        <w:rPr>
-          <w:b/>
-          <w:bCs/>
+        <w:pStyle w:val="Compact"/>
+      </w:pPr>
+      <w:r>
+        <w:rPr>
+          <w:bCs/>
+          <w:b/>
         </w:rPr>
         <w:t xml:space="preserve">Ambiental:</w:t>
       </w:r>
@@ -3502,8 +3521,8 @@
         <w:t xml:space="preserve">Emisiones y ruido de locomotoras</w:t>
       </w:r>
     </w:p>
-    <w:bookmarkEnd w:id="41"/>
-    <w:bookmarkStart w:id="42" w:name="dependencias-críticas"/>
+    <w:bookmarkEnd w:id="52"/>
+    <w:bookmarkStart w:id="53" w:name="dependencias-críticas"/>
     <w:p>
       <w:pPr>
         <w:pStyle w:val="Heading3"/>
@@ -3514,16 +3533,16 @@
     </w:p>
     <w:p>
       <w:pPr>
-        <w:pStyle w:val="Compact"/>
         <w:numPr>
           <w:ilvl w:val="0"/>
           <w:numId w:val="1007"/>
         </w:numPr>
-      </w:pPr>
-      <w:r>
-        <w:rPr>
-          <w:b/>
-          <w:bCs/>
+        <w:pStyle w:val="Compact"/>
+      </w:pPr>
+      <w:r>
+        <w:rPr>
+          <w:bCs/>
+          <w:b/>
         </w:rPr>
         <w:t xml:space="preserve">Infraestructura civil:</w:t>
       </w:r>
@@ -3536,16 +3555,16 @@
     </w:p>
     <w:p>
       <w:pPr>
-        <w:pStyle w:val="Compact"/>
         <w:numPr>
           <w:ilvl w:val="0"/>
           <w:numId w:val="1007"/>
         </w:numPr>
-      </w:pPr>
-      <w:r>
-        <w:rPr>
-          <w:b/>
-          <w:bCs/>
+        <w:pStyle w:val="Compact"/>
+      </w:pPr>
+      <w:r>
+        <w:rPr>
+          <w:bCs/>
+          <w:b/>
         </w:rPr>
         <w:t xml:space="preserve">Alimentación eléctrica:</w:t>
       </w:r>
@@ -3558,16 +3577,16 @@
     </w:p>
     <w:p>
       <w:pPr>
-        <w:pStyle w:val="Compact"/>
         <w:numPr>
           <w:ilvl w:val="0"/>
           <w:numId w:val="1007"/>
         </w:numPr>
-      </w:pPr>
-      <w:r>
-        <w:rPr>
-          <w:b/>
-          <w:bCs/>
+        <w:pStyle w:val="Compact"/>
+      </w:pPr>
+      <w:r>
+        <w:rPr>
+          <w:bCs/>
+          <w:b/>
         </w:rPr>
         <w:t xml:space="preserve">Sistemas de control:</w:t>
       </w:r>
@@ -3580,16 +3599,16 @@
     </w:p>
     <w:p>
       <w:pPr>
-        <w:pStyle w:val="Compact"/>
         <w:numPr>
           <w:ilvl w:val="0"/>
           <w:numId w:val="1007"/>
         </w:numPr>
-      </w:pPr>
-      <w:r>
-        <w:rPr>
-          <w:b/>
-          <w:bCs/>
+        <w:pStyle w:val="Compact"/>
+      </w:pPr>
+      <w:r>
+        <w:rPr>
+          <w:bCs/>
+          <w:b/>
         </w:rPr>
         <w:t xml:space="preserve">Personal técnico:</w:t>
       </w:r>
@@ -3602,16 +3621,16 @@
     </w:p>
     <w:p>
       <w:pPr>
-        <w:pStyle w:val="Compact"/>
         <w:numPr>
           <w:ilvl w:val="0"/>
           <w:numId w:val="1007"/>
         </w:numPr>
-      </w:pPr>
-      <w:r>
-        <w:rPr>
-          <w:b/>
-          <w:bCs/>
+        <w:pStyle w:val="Compact"/>
+      </w:pPr>
+      <w:r>
+        <w:rPr>
+          <w:bCs/>
+          <w:b/>
         </w:rPr>
         <w:t xml:space="preserve">Repuestos:</w:t>
       </w:r>
@@ -3629,9 +3648,9 @@
         </w:pict>
       </w:r>
     </w:p>
-    <w:bookmarkEnd w:id="42"/>
-    <w:bookmarkEnd w:id="43"/>
-    <w:bookmarkStart w:id="44" w:name="riesgos-y-mitigaciones"/>
+    <w:bookmarkEnd w:id="53"/>
+    <w:bookmarkEnd w:id="54"/>
+    <w:bookmarkStart w:id="55" w:name="riesgos-y-mitigaciones"/>
     <w:p>
       <w:pPr>
         <w:pStyle w:val="Heading2"/>
@@ -3644,8 +3663,9 @@
       <w:tblPr>
         <w:tblStyle w:val="Table"/>
         <w:tblW w:type="pct" w:w="5000"/>
+        <w:tblLook w:firstRow="1" w:lastRow="0" w:firstColumn="0" w:lastColumn="0" w:noHBand="0" w:noVBand="0" w:val="0020"/>
+        <w:jc w:val="start"/>
         <w:tblLayout w:type="fixed"/>
-        <w:tblLook w:firstRow="1" w:lastRow="0" w:firstColumn="0" w:lastColumn="0" w:noHBand="0" w:noVBand="0" w:val="0020"/>
       </w:tblPr>
       <w:tblGrid>
         <w:gridCol w:w="1218"/>
@@ -3656,7 +3676,7 @@
       </w:tblGrid>
       <w:tr>
         <w:trPr>
-          <w:tblHeader w:val="on"/>
+          <w:tblHeader w:val="true"/>
         </w:trPr>
         <w:tc>
           <w:tcPr/>
@@ -4037,8 +4057,8 @@
         </w:pict>
       </w:r>
     </w:p>
-    <w:bookmarkEnd w:id="44"/>
-    <w:bookmarkStart w:id="47" w:name="cumplimiento-contractual"/>
+    <w:bookmarkEnd w:id="55"/>
+    <w:bookmarkStart w:id="58" w:name="cumplimiento-contractual"/>
     <w:p>
       <w:pPr>
         <w:pStyle w:val="Heading2"/>
@@ -4047,7 +4067,7 @@
         <w:t xml:space="preserve">📋 CUMPLIMIENTO CONTRACTUAL</w:t>
       </w:r>
     </w:p>
-    <w:bookmarkStart w:id="45" w:name="obligaciones-clave-del-contrato"/>
+    <w:bookmarkStart w:id="56" w:name="obligaciones-clave-del-contrato"/>
     <w:p>
       <w:pPr>
         <w:pStyle w:val="Heading3"/>
@@ -4058,11 +4078,11 @@
     </w:p>
     <w:p>
       <w:pPr>
-        <w:pStyle w:val="Compact"/>
         <w:numPr>
           <w:ilvl w:val="0"/>
           <w:numId w:val="1008"/>
         </w:numPr>
+        <w:pStyle w:val="Compact"/>
       </w:pPr>
       <w:r>
         <w:t xml:space="preserve">✅</w:t>
@@ -4072,8 +4092,8 @@
       </w:r>
       <w:r>
         <w:rPr>
-          <w:b/>
-          <w:bCs/>
+          <w:bCs/>
+          <w:b/>
         </w:rPr>
         <w:t xml:space="preserve">AT1 - Alcance:</w:t>
       </w:r>
@@ -4086,11 +4106,11 @@
     </w:p>
     <w:p>
       <w:pPr>
-        <w:pStyle w:val="Compact"/>
         <w:numPr>
           <w:ilvl w:val="0"/>
           <w:numId w:val="1008"/>
         </w:numPr>
+        <w:pStyle w:val="Compact"/>
       </w:pPr>
       <w:r>
         <w:t xml:space="preserve">✅</w:t>
@@ -4100,8 +4120,8 @@
       </w:r>
       <w:r>
         <w:rPr>
-          <w:b/>
-          <w:bCs/>
+          <w:bCs/>
+          <w:b/>
         </w:rPr>
         <w:t xml:space="preserve">AT2 - Operación:</w:t>
       </w:r>
@@ -4114,11 +4134,11 @@
     </w:p>
     <w:p>
       <w:pPr>
-        <w:pStyle w:val="Compact"/>
         <w:numPr>
           <w:ilvl w:val="0"/>
           <w:numId w:val="1008"/>
         </w:numPr>
+        <w:pStyle w:val="Compact"/>
       </w:pPr>
       <w:r>
         <w:t xml:space="preserve">⏳</w:t>
@@ -4128,8 +4148,8 @@
       </w:r>
       <w:r>
         <w:rPr>
-          <w:b/>
-          <w:bCs/>
+          <w:bCs/>
+          <w:b/>
         </w:rPr>
         <w:t xml:space="preserve">AT3 - Especificaciones:</w:t>
       </w:r>
@@ -4142,11 +4162,11 @@
     </w:p>
     <w:p>
       <w:pPr>
-        <w:pStyle w:val="Compact"/>
         <w:numPr>
           <w:ilvl w:val="0"/>
           <w:numId w:val="1008"/>
         </w:numPr>
+        <w:pStyle w:val="Compact"/>
       </w:pPr>
       <w:r>
         <w:t xml:space="preserve">⏳</w:t>
@@ -4156,8 +4176,8 @@
       </w:r>
       <w:r>
         <w:rPr>
-          <w:b/>
-          <w:bCs/>
+          <w:bCs/>
+          <w:b/>
         </w:rPr>
         <w:t xml:space="preserve">AT4 - Indicadores:</w:t>
       </w:r>
@@ -4170,11 +4190,11 @@
     </w:p>
     <w:p>
       <w:pPr>
-        <w:pStyle w:val="Compact"/>
         <w:numPr>
           <w:ilvl w:val="0"/>
           <w:numId w:val="1008"/>
         </w:numPr>
+        <w:pStyle w:val="Compact"/>
       </w:pPr>
       <w:r>
         <w:t xml:space="preserve">⏳</w:t>
@@ -4184,8 +4204,8 @@
       </w:r>
       <w:r>
         <w:rPr>
-          <w:b/>
-          <w:bCs/>
+          <w:bCs/>
+          <w:b/>
         </w:rPr>
         <w:t xml:space="preserve">AT10 - Capacidad:</w:t>
       </w:r>
@@ -4196,8 +4216,8 @@
         <w:t xml:space="preserve">Integración con asignación de surcos - En progreso</w:t>
       </w:r>
     </w:p>
-    <w:bookmarkEnd w:id="45"/>
-    <w:bookmarkStart w:id="46" w:name="referencias-contractuales"/>
+    <w:bookmarkEnd w:id="56"/>
+    <w:bookmarkStart w:id="57" w:name="referencias-contractuales"/>
     <w:p>
       <w:pPr>
         <w:pStyle w:val="Heading3"/>
@@ -4208,16 +4228,16 @@
     </w:p>
     <w:p>
       <w:pPr>
-        <w:pStyle w:val="Compact"/>
         <w:numPr>
           <w:ilvl w:val="0"/>
           <w:numId w:val="1009"/>
         </w:numPr>
-      </w:pPr>
-      <w:r>
-        <w:rPr>
-          <w:b/>
-          <w:bCs/>
+        <w:pStyle w:val="Compact"/>
+      </w:pPr>
+      <w:r>
+        <w:rPr>
+          <w:bCs/>
+          <w:b/>
         </w:rPr>
         <w:t xml:space="preserve">Apéndice Técnico 1:</w:t>
       </w:r>
@@ -4230,16 +4250,16 @@
     </w:p>
     <w:p>
       <w:pPr>
-        <w:pStyle w:val="Compact"/>
         <w:numPr>
           <w:ilvl w:val="0"/>
           <w:numId w:val="1009"/>
         </w:numPr>
-      </w:pPr>
-      <w:r>
-        <w:rPr>
-          <w:b/>
-          <w:bCs/>
+        <w:pStyle w:val="Compact"/>
+      </w:pPr>
+      <w:r>
+        <w:rPr>
+          <w:bCs/>
+          <w:b/>
         </w:rPr>
         <w:t xml:space="preserve">Apéndice Técnico 2:</w:t>
       </w:r>
@@ -4252,16 +4272,16 @@
     </w:p>
     <w:p>
       <w:pPr>
-        <w:pStyle w:val="Compact"/>
         <w:numPr>
           <w:ilvl w:val="0"/>
           <w:numId w:val="1009"/>
         </w:numPr>
-      </w:pPr>
-      <w:r>
-        <w:rPr>
-          <w:b/>
-          <w:bCs/>
+        <w:pStyle w:val="Compact"/>
+      </w:pPr>
+      <w:r>
+        <w:rPr>
+          <w:bCs/>
+          <w:b/>
         </w:rPr>
         <w:t xml:space="preserve">Apéndice Técnico 3:</w:t>
       </w:r>
@@ -4274,16 +4294,16 @@
     </w:p>
     <w:p>
       <w:pPr>
-        <w:pStyle w:val="Compact"/>
         <w:numPr>
           <w:ilvl w:val="0"/>
           <w:numId w:val="1009"/>
         </w:numPr>
-      </w:pPr>
-      <w:r>
-        <w:rPr>
-          <w:b/>
-          <w:bCs/>
+        <w:pStyle w:val="Compact"/>
+      </w:pPr>
+      <w:r>
+        <w:rPr>
+          <w:bCs/>
+          <w:b/>
         </w:rPr>
         <w:t xml:space="preserve">Apéndice Técnico 4:</w:t>
       </w:r>
@@ -4291,21 +4311,21 @@
         <w:t xml:space="preserve"> </w:t>
       </w:r>
       <w:r>
-        <w:t xml:space="preserve">Indicadores de desempeño - Disponibilidad</w:t>
-      </w:r>
-    </w:p>
-    <w:p>
-      <w:pPr>
-        <w:pStyle w:val="Compact"/>
+        <w:t xml:space="preserve">Indicadores de desempeno - Disponibilidad</w:t>
+      </w:r>
+    </w:p>
+    <w:p>
+      <w:pPr>
         <w:numPr>
           <w:ilvl w:val="0"/>
           <w:numId w:val="1009"/>
         </w:numPr>
-      </w:pPr>
-      <w:r>
-        <w:rPr>
-          <w:b/>
-          <w:bCs/>
+        <w:pStyle w:val="Compact"/>
+      </w:pPr>
+      <w:r>
+        <w:rPr>
+          <w:bCs/>
+          <w:b/>
         </w:rPr>
         <w:t xml:space="preserve">Apéndice Técnico 10:</w:t>
       </w:r>
@@ -4323,9 +4343,9 @@
         </w:pict>
       </w:r>
     </w:p>
-    <w:bookmarkEnd w:id="46"/>
-    <w:bookmarkEnd w:id="47"/>
-    <w:bookmarkStart w:id="50" w:name="documentación-de-soporte"/>
+    <w:bookmarkEnd w:id="57"/>
+    <w:bookmarkEnd w:id="58"/>
+    <w:bookmarkStart w:id="61" w:name="documentación-de-soporte"/>
     <w:p>
       <w:pPr>
         <w:pStyle w:val="Heading2"/>
@@ -4334,7 +4354,7 @@
         <w:t xml:space="preserve">📚 DOCUMENTACIÓN DE SOPORTE</w:t>
       </w:r>
     </w:p>
-    <w:bookmarkStart w:id="48" w:name="documentos-técnicos-disponibles"/>
+    <w:bookmarkStart w:id="59" w:name="documentos-técnicos-disponibles"/>
     <w:p>
       <w:pPr>
         <w:pStyle w:val="Heading3"/>
@@ -4347,8 +4367,9 @@
       <w:tblPr>
         <w:tblStyle w:val="Table"/>
         <w:tblW w:type="pct" w:w="5000"/>
+        <w:tblLook w:firstRow="1" w:lastRow="0" w:firstColumn="0" w:lastColumn="0" w:noHBand="0" w:noVBand="0" w:val="0020"/>
+        <w:jc w:val="start"/>
         <w:tblLayout w:type="fixed"/>
-        <w:tblLook w:firstRow="1" w:lastRow="0" w:firstColumn="0" w:lastColumn="0" w:noHBand="0" w:noVBand="0" w:val="0020"/>
       </w:tblPr>
       <w:tblGrid>
         <w:gridCol w:w="2354"/>
@@ -4358,7 +4379,7 @@
       </w:tblGrid>
       <w:tr>
         <w:trPr>
-          <w:tblHeader w:val="on"/>
+          <w:tblHeader w:val="true"/>
         </w:trPr>
         <w:tc>
           <w:tcPr/>
@@ -4560,8 +4581,8 @@
         </w:tc>
       </w:tr>
     </w:tbl>
-    <w:bookmarkEnd w:id="48"/>
-    <w:bookmarkStart w:id="49" w:name="para-más-información-técnica"/>
+    <w:bookmarkEnd w:id="59"/>
+    <w:bookmarkStart w:id="60" w:name="para-más-información-técnica"/>
     <w:p>
       <w:pPr>
         <w:pStyle w:val="Heading3"/>
@@ -4585,9 +4606,9 @@
         </w:pict>
       </w:r>
     </w:p>
-    <w:bookmarkEnd w:id="49"/>
-    <w:bookmarkEnd w:id="50"/>
-    <w:bookmarkStart w:id="51" w:name="contactos-y-responsables"/>
+    <w:bookmarkEnd w:id="60"/>
+    <w:bookmarkEnd w:id="61"/>
+    <w:bookmarkStart w:id="62" w:name="contactos-y-responsables"/>
     <w:p>
       <w:pPr>
         <w:pStyle w:val="Heading2"/>
@@ -4601,6 +4622,7 @@
         <w:tblStyle w:val="Table"/>
         <w:tblW w:type="auto" w:w="0"/>
         <w:tblLook w:firstRow="1" w:lastRow="0" w:firstColumn="0" w:lastColumn="0" w:noHBand="0" w:noVBand="0" w:val="0020"/>
+        <w:jc w:val="start"/>
       </w:tblPr>
       <w:tblGrid>
         <w:gridCol w:w="2640"/>
@@ -4609,7 +4631,7 @@
       </w:tblGrid>
       <w:tr>
         <w:trPr>
-          <w:tblHeader w:val="on"/>
+          <w:tblHeader w:val="true"/>
         </w:trPr>
         <w:tc>
           <w:tcPr/>
@@ -4770,22 +4792,23 @@
         </w:pict>
       </w:r>
     </w:p>
-    <w:bookmarkEnd w:id="51"/>
-    <w:bookmarkStart w:id="52" w:name="indicadores-de-desempeño-kpis"/>
+    <w:bookmarkEnd w:id="62"/>
+    <w:bookmarkStart w:id="63" w:name="indicadores-de-desempeno-kpis"/>
     <w:p>
       <w:pPr>
         <w:pStyle w:val="Heading2"/>
       </w:pPr>
       <w:r>
-        <w:t xml:space="preserve">📊 INDICADORES DE DESEMPEÑO (KPIs)</w:t>
+        <w:t xml:space="preserve">📊 INDICADORES DE DESEMPENO (KPIs)</w:t>
       </w:r>
     </w:p>
     <w:tbl>
       <w:tblPr>
         <w:tblStyle w:val="Table"/>
         <w:tblW w:type="pct" w:w="5000"/>
+        <w:tblLook w:firstRow="1" w:lastRow="0" w:firstColumn="0" w:lastColumn="0" w:noHBand="0" w:noVBand="0" w:val="0020"/>
+        <w:jc w:val="start"/>
         <w:tblLayout w:type="fixed"/>
-        <w:tblLook w:firstRow="1" w:lastRow="0" w:firstColumn="0" w:lastColumn="0" w:noHBand="0" w:noVBand="0" w:val="0020"/>
       </w:tblPr>
       <w:tblGrid>
         <w:gridCol w:w="2640"/>
@@ -4795,7 +4818,7 @@
       </w:tblGrid>
       <w:tr>
         <w:trPr>
-          <w:tblHeader w:val="on"/>
+          <w:tblHeader w:val="true"/>
         </w:trPr>
         <w:tc>
           <w:tcPr/>
@@ -5104,8 +5127,8 @@
         </w:pict>
       </w:r>
     </w:p>
-    <w:bookmarkEnd w:id="52"/>
-    <w:bookmarkStart w:id="54" w:name="decisiones-tecnicas-aplicadas"/>
+    <w:bookmarkEnd w:id="63"/>
+    <w:bookmarkStart w:id="65" w:name="decisiones-tecnicas-aplicadas"/>
     <w:p>
       <w:pPr>
         <w:pStyle w:val="Heading2"/>
@@ -5114,7 +5137,7 @@
         <w:t xml:space="preserve">📋 DECISIONES TECNICAS APLICADAS</w:t>
       </w:r>
     </w:p>
-    <w:bookmarkStart w:id="53" w:name="climatizacion-ventilacion"/>
+    <w:bookmarkStart w:id="64" w:name="climatizacion-ventilacion"/>
     <w:p>
       <w:pPr>
         <w:pStyle w:val="Heading3"/>
@@ -5125,11 +5148,11 @@
     </w:p>
     <w:p>
       <w:pPr>
-        <w:pStyle w:val="Compact"/>
         <w:numPr>
           <w:ilvl w:val="0"/>
           <w:numId w:val="1010"/>
         </w:numPr>
+        <w:pStyle w:val="Compact"/>
       </w:pPr>
       <w:r>
         <w:t xml:space="preserve">Estado: ✅ Ver sistemas relacionados</w:t>
@@ -5137,11 +5160,11 @@
     </w:p>
     <w:p>
       <w:pPr>
-        <w:pStyle w:val="Compact"/>
         <w:numPr>
           <w:ilvl w:val="0"/>
           <w:numId w:val="1010"/>
         </w:numPr>
+        <w:pStyle w:val="Compact"/>
       </w:pPr>
       <w:r>
         <w:t xml:space="preserve">Fuente: Cocina I-VI consolidada</w:t>
@@ -5154,9 +5177,9 @@
         </w:pict>
       </w:r>
     </w:p>
-    <w:bookmarkEnd w:id="53"/>
-    <w:bookmarkEnd w:id="54"/>
-    <w:bookmarkStart w:id="55" w:name="control-de-versiones"/>
+    <w:bookmarkEnd w:id="64"/>
+    <w:bookmarkEnd w:id="65"/>
+    <w:bookmarkStart w:id="66" w:name="control-de-versiones"/>
     <w:p>
       <w:pPr>
         <w:pStyle w:val="Heading2"/>
@@ -5169,8 +5192,9 @@
       <w:tblPr>
         <w:tblStyle w:val="Table"/>
         <w:tblW w:type="pct" w:w="5000"/>
+        <w:tblLook w:firstRow="1" w:lastRow="0" w:firstColumn="0" w:lastColumn="0" w:noHBand="0" w:noVBand="0" w:val="0020"/>
+        <w:jc w:val="start"/>
         <w:tblLayout w:type="fixed"/>
-        <w:tblLook w:firstRow="1" w:lastRow="0" w:firstColumn="0" w:lastColumn="0" w:noHBand="0" w:noVBand="0" w:val="0020"/>
       </w:tblPr>
       <w:tblGrid>
         <w:gridCol w:w="1425"/>
@@ -5180,7 +5204,7 @@
       </w:tblGrid>
       <w:tr>
         <w:trPr>
-          <w:tblHeader w:val="on"/>
+          <w:tblHeader w:val="true"/>
         </w:trPr>
         <w:tc>
           <w:tcPr/>
@@ -5295,8 +5319,8 @@
       </w:pPr>
       <w:r>
         <w:rPr>
-          <w:b/>
-          <w:bCs/>
+          <w:bCs/>
+          <w:b/>
         </w:rPr>
         <w:t xml:space="preserve">Documento preparado por:</w:t>
       </w:r>
@@ -5311,8 +5335,8 @@
       </w:r>
       <w:r>
         <w:rPr>
-          <w:b/>
-          <w:bCs/>
+          <w:bCs/>
+          <w:b/>
         </w:rPr>
         <w:t xml:space="preserve">Última actualización:</w:t>
       </w:r>
@@ -5327,8 +5351,8 @@
       </w:r>
       <w:r>
         <w:rPr>
-          <w:b/>
-          <w:bCs/>
+          <w:bCs/>
+          <w:b/>
         </w:rPr>
         <w:t xml:space="preserve">Próxima revisión:</w:t>
       </w:r>
@@ -5343,8 +5367,8 @@
       </w:r>
       <w:r>
         <w:rPr>
-          <w:b/>
-          <w:bCs/>
+          <w:bCs/>
+          <w:b/>
         </w:rPr>
         <w:t xml:space="preserve">Basado en:</w:t>
       </w:r>
@@ -5355,13 +5379,9 @@
         <w:t xml:space="preserve">ESPECIALIDAD_03_Ingenieria_Mecanica_Master.md v1.0</w:t>
       </w:r>
     </w:p>
-    <w:bookmarkEnd w:id="55"/>
-    <w:bookmarkEnd w:id="56"/>
-    <w:sectPr>
-      <w:footnotePr>
-        <w:numRestart w:val="eachSect"/>
-      </w:footnotePr>
-    </w:sectPr>
+    <w:bookmarkEnd w:id="66"/>
+    <w:bookmarkEnd w:id="67"/>
+    <w:sectPr/>
   </w:body>
 </w:document>
 </file>
@@ -5392,14 +5412,14 @@
 <file path=word/numbering.xml><?xml version="1.0" encoding="utf-8"?>
 <w:numbering xmlns:w="http://schemas.openxmlformats.org/wordprocessingml/2006/main">
   <w:abstractNum w:abstractNumId="990">
-    <w:nsid w:val="0000A990"/>
+    <w:nsid w:val="A990"/>
     <w:multiLevelType w:val="multilevel"/>
     <w:lvl w:ilvl="0">
       <w:numFmt w:val="bullet"/>
       <w:lvlText w:val=" "/>
       <w:lvlJc w:val="left"/>
       <w:pPr>
-        <w:ind w:left="720" w:hanging="360"/>
+        <w:ind w:left="720" w:hanging="480"/>
       </w:pPr>
     </w:lvl>
     <w:lvl w:ilvl="1">
@@ -5407,7 +5427,7 @@
       <w:lvlText w:val=" "/>
       <w:lvlJc w:val="left"/>
       <w:pPr>
-        <w:ind w:left="1440" w:hanging="360"/>
+        <w:ind w:left="1440" w:hanging="480"/>
       </w:pPr>
     </w:lvl>
     <w:lvl w:ilvl="2">
@@ -5415,7 +5435,7 @@
       <w:lvlText w:val=" "/>
       <w:lvlJc w:val="left"/>
       <w:pPr>
-        <w:ind w:left="2160" w:hanging="360"/>
+        <w:ind w:left="2160" w:hanging="480"/>
       </w:pPr>
     </w:lvl>
     <w:lvl w:ilvl="3">
@@ -5423,7 +5443,7 @@
       <w:lvlText w:val=" "/>
       <w:lvlJc w:val="left"/>
       <w:pPr>
-        <w:ind w:left="2880" w:hanging="360"/>
+        <w:ind w:left="2880" w:hanging="480"/>
       </w:pPr>
     </w:lvl>
     <w:lvl w:ilvl="4">
@@ -5431,7 +5451,7 @@
       <w:lvlText w:val=" "/>
       <w:lvlJc w:val="left"/>
       <w:pPr>
-        <w:ind w:left="3600" w:hanging="360"/>
+        <w:ind w:left="3600" w:hanging="480"/>
       </w:pPr>
     </w:lvl>
     <w:lvl w:ilvl="5">
@@ -5439,7 +5459,7 @@
       <w:lvlText w:val=" "/>
       <w:lvlJc w:val="left"/>
       <w:pPr>
-        <w:ind w:left="4320" w:hanging="360"/>
+        <w:ind w:left="4320" w:hanging="480"/>
       </w:pPr>
     </w:lvl>
     <w:lvl w:ilvl="6">
@@ -5447,7 +5467,7 @@
       <w:lvlText w:val=" "/>
       <w:lvlJc w:val="left"/>
       <w:pPr>
-        <w:ind w:left="5040" w:hanging="360"/>
+        <w:ind w:left="5040" w:hanging="480"/>
       </w:pPr>
     </w:lvl>
     <w:lvl w:ilvl="7">
@@ -5455,7 +5475,7 @@
       <w:lvlText w:val=" "/>
       <w:lvlJc w:val="left"/>
       <w:pPr>
-        <w:ind w:left="5760" w:hanging="360"/>
+        <w:ind w:left="5760" w:hanging="480"/>
       </w:pPr>
     </w:lvl>
     <w:lvl w:ilvl="8">
@@ -5463,115 +5483,88 @@
       <w:lvlText w:val=" "/>
       <w:lvlJc w:val="left"/>
       <w:pPr>
-        <w:ind w:left="6480" w:hanging="360"/>
+        <w:ind w:left="6480" w:hanging="480"/>
       </w:pPr>
     </w:lvl>
   </w:abstractNum>
   <w:abstractNum w:abstractNumId="991">
-    <w:nsid w:val="0000A991"/>
+    <w:nsid w:val="A991"/>
     <w:multiLevelType w:val="multilevel"/>
     <w:lvl w:ilvl="0">
       <w:numFmt w:val="bullet"/>
-      <w:lvlText w:val=""/>
+      <w:lvlText w:val="•"/>
       <w:lvlJc w:val="left"/>
       <w:pPr>
-        <w:ind w:left="720" w:hanging="360"/>
-      </w:pPr>
-      <w:rPr>
-        <w:rFonts w:ascii="Symbol" w:hAnsi="Symbol" w:cs="Symbol" w:hint="default"/>
-      </w:rPr>
+        <w:ind w:left="720" w:hanging="480"/>
+      </w:pPr>
     </w:lvl>
     <w:lvl w:ilvl="1">
       <w:numFmt w:val="bullet"/>
-      <w:lvlText w:val="o"/>
+      <w:lvlText w:val="–"/>
       <w:lvlJc w:val="left"/>
       <w:pPr>
-        <w:ind w:left="1440" w:hanging="360"/>
-      </w:pPr>
-      <w:rPr>
-        <w:rFonts w:ascii="Courier New" w:hAnsi="Courier New" w:cs="Courier New" w:hint="default"/>
-      </w:rPr>
+        <w:ind w:left="1440" w:hanging="480"/>
+      </w:pPr>
     </w:lvl>
     <w:lvl w:ilvl="2">
       <w:numFmt w:val="bullet"/>
-      <w:lvlText w:val=""/>
+      <w:lvlText w:val="•"/>
       <w:lvlJc w:val="left"/>
       <w:pPr>
-        <w:ind w:left="2160" w:hanging="360"/>
-      </w:pPr>
-      <w:rPr>
-        <w:rFonts w:ascii="Wingdings" w:hAnsi="Wingdings" w:cs="Wingdings" w:hint="default"/>
-      </w:rPr>
+        <w:ind w:left="2160" w:hanging="480"/>
+      </w:pPr>
     </w:lvl>
     <w:lvl w:ilvl="3">
       <w:numFmt w:val="bullet"/>
-      <w:lvlText w:val=""/>
+      <w:lvlText w:val="–"/>
       <w:lvlJc w:val="left"/>
       <w:pPr>
-        <w:ind w:left="2880" w:hanging="360"/>
-      </w:pPr>
-      <w:rPr>
-        <w:rFonts w:ascii="Symbol" w:hAnsi="Symbol" w:cs="Symbol" w:hint="default"/>
-      </w:rPr>
+        <w:ind w:left="2880" w:hanging="480"/>
+      </w:pPr>
     </w:lvl>
     <w:lvl w:ilvl="4">
       <w:numFmt w:val="bullet"/>
-      <w:lvlText w:val="o"/>
+      <w:lvlText w:val="•"/>
       <w:lvlJc w:val="left"/>
       <w:pPr>
-        <w:ind w:left="3600" w:hanging="360"/>
-      </w:pPr>
-      <w:rPr>
-        <w:rFonts w:ascii="Courier New" w:hAnsi="Courier New" w:cs="Courier New" w:hint="default"/>
-      </w:rPr>
+        <w:ind w:left="3600" w:hanging="480"/>
+      </w:pPr>
     </w:lvl>
     <w:lvl w:ilvl="5">
       <w:numFmt w:val="bullet"/>
-      <w:lvlText w:val=""/>
+      <w:lvlText w:val="–"/>
       <w:lvlJc w:val="left"/>
       <w:pPr>
-        <w:ind w:left="4320" w:hanging="360"/>
-      </w:pPr>
-      <w:rPr>
-        <w:rFonts w:ascii="Wingdings" w:hAnsi="Wingdings" w:cs="Wingdings" w:hint="default"/>
-      </w:rPr>
+        <w:ind w:left="4320" w:hanging="480"/>
+      </w:pPr>
     </w:lvl>
     <w:lvl w:ilvl="6">
       <w:numFmt w:val="bullet"/>
-      <w:lvlText w:val=""/>
+      <w:lvlText w:val="•"/>
       <w:lvlJc w:val="left"/>
       <w:pPr>
-        <w:ind w:left="5040" w:hanging="360"/>
-      </w:pPr>
-      <w:rPr>
-        <w:rFonts w:ascii="Symbol" w:hAnsi="Symbol" w:cs="Symbol" w:hint="default"/>
-      </w:rPr>
+        <w:ind w:left="5040" w:hanging="480"/>
+      </w:pPr>
     </w:lvl>
     <w:lvl w:ilvl="7">
       <w:numFmt w:val="bullet"/>
-      <w:lvlText w:val="o"/>
+      <w:lvlText w:val="–"/>
       <w:lvlJc w:val="left"/>
       <w:pPr>
-        <w:ind w:left="5760" w:hanging="360"/>
-      </w:pPr>
-      <w:rPr>
-        <w:rFonts w:ascii="Courier New" w:hAnsi="Courier New" w:cs="Courier New" w:hint="default"/>
-      </w:rPr>
+        <w:ind w:left="5760" w:hanging="480"/>
+      </w:pPr>
     </w:lvl>
     <w:lvl w:ilvl="8">
       <w:numFmt w:val="bullet"/>
-      <w:lvlText w:val=""/>
+      <w:lvlText w:val="•"/>
       <w:lvlJc w:val="left"/>
       <w:pPr>
-        <w:ind w:left="6480" w:hanging="360"/>
-      </w:pPr>
-      <w:rPr>
-        <w:rFonts w:ascii="Wingdings" w:hAnsi="Wingdings" w:cs="Wingdings" w:hint="default"/>
-      </w:rPr>
+        <w:ind w:left="6480" w:hanging="480"/>
+      </w:pPr>
     </w:lvl>
   </w:abstractNum>
   <w:abstractNum w:abstractNumId="99411">
-    <w:nsid w:val="00A99411"/>
+    <w:nsid w:val="A99411"/>
     <w:multiLevelType w:val="multilevel"/>
     <w:lvl w:ilvl="0">
       <w:start w:val="1"/>
@@ -5579,7 +5572,7 @@
       <w:lvlText w:val="%1."/>
       <w:lvlJc w:val="left"/>
       <w:pPr>
-        <w:ind w:left="720" w:hanging="360"/>
+        <w:ind w:left="720" w:hanging="480"/>
       </w:pPr>
     </w:lvl>
     <w:lvl w:ilvl="1">
@@ -5588,7 +5581,7 @@
       <w:lvlText w:val="%2."/>
       <w:lvlJc w:val="left"/>
       <w:pPr>
-        <w:ind w:left="1440" w:hanging="360"/>
+        <w:ind w:left="1440" w:hanging="480"/>
       </w:pPr>
     </w:lvl>
     <w:lvl w:ilvl="2">
@@ -5597,7 +5590,7 @@
       <w:lvlText w:val="%3."/>
       <w:lvlJc w:val="left"/>
       <w:pPr>
-        <w:ind w:left="2160" w:hanging="360"/>
+        <w:ind w:left="2160" w:hanging="480"/>
       </w:pPr>
     </w:lvl>
     <w:lvl w:ilvl="3">
@@ -5606,7 +5599,7 @@
       <w:lvlText w:val="%4."/>
       <w:lvlJc w:val="left"/>
       <w:pPr>
-        <w:ind w:left="2880" w:hanging="360"/>
+        <w:ind w:left="2880" w:hanging="480"/>
       </w:pPr>
     </w:lvl>
     <w:lvl w:ilvl="4">
@@ -5615,7 +5608,7 @@
       <w:lvlText w:val="%5."/>
       <w:lvlJc w:val="left"/>
       <w:pPr>
-        <w:ind w:left="3600" w:hanging="360"/>
+        <w:ind w:left="3600" w:hanging="480"/>
       </w:pPr>
     </w:lvl>
     <w:lvl w:ilvl="5">
@@ -5624,7 +5617,7 @@
       <w:lvlText w:val="%6."/>
       <w:lvlJc w:val="left"/>
       <w:pPr>
-        <w:ind w:left="4320" w:hanging="360"/>
+        <w:ind w:left="4320" w:hanging="480"/>
       </w:pPr>
     </w:lvl>
     <w:lvl w:ilvl="6">
@@ -5633,7 +5626,7 @@
       <w:lvlText w:val="%7."/>
       <w:lvlJc w:val="left"/>
       <w:pPr>
-        <w:ind w:left="5040" w:hanging="360"/>
+        <w:ind w:left="5040" w:hanging="480"/>
       </w:pPr>
     </w:lvl>
     <w:lvl w:ilvl="7">
@@ -5642,7 +5635,7 @@
       <w:lvlText w:val="%8."/>
       <w:lvlJc w:val="left"/>
       <w:pPr>
-        <w:ind w:left="5760" w:hanging="360"/>
+        <w:ind w:left="5760" w:hanging="480"/>
       </w:pPr>
     </w:lvl>
     <w:lvl w:ilvl="8">
@@ -5651,7 +5644,7 @@
       <w:lvlText w:val="%9."/>
       <w:lvlJc w:val="left"/>
       <w:pPr>
-        <w:ind w:left="6480" w:hanging="360"/>
+        <w:ind w:left="6480" w:hanging="480"/>
       </w:pPr>
     </w:lvl>
   </w:abstractNum>
@@ -5723,10 +5716,10 @@
   <w:docDefaults>
     <w:rPrDefault>
       <w:rPr>
-        <w:rFonts w:asciiTheme="minorHAnsi" w:cstheme="minorBidi" w:eastAsiaTheme="minorEastAsia" w:hAnsiTheme="minorHAnsi"/>
+        <w:rFonts w:asciiTheme="minorHAnsi" w:cstheme="minorBidi" w:eastAsiaTheme="minorHAnsi" w:hAnsiTheme="minorHAnsi"/>
         <w:sz w:val="24"/>
         <w:szCs w:val="24"/>
-        <w:lang w:bidi="ar-SA" w:eastAsia="zh-CN" w:val="en-US"/>
+        <w:lang w:bidi="ar-SA" w:eastAsia="en-US" w:val="en-US"/>
       </w:rPr>
     </w:rPrDefault>
     <w:pPrDefault>
@@ -5744,10 +5737,10 @@
     <w:name w:val="Body Text"/>
     <w:basedOn w:val="Normal"/>
     <w:link w:val="BodyTextChar"/>
-    <w:qFormat/>
     <w:pPr>
       <w:spacing w:after="180" w:before="180"/>
     </w:pPr>
+    <w:qFormat/>
   </w:style>
   <w:style w:customStyle="1" w:styleId="FirstParagraph" w:type="paragraph">
     <w:name w:val="First Paragraph"/>
@@ -5767,94 +5760,57 @@
     <w:name w:val="Title"/>
     <w:basedOn w:val="Normal"/>
     <w:next w:val="BodyText"/>
-    <w:link w:val="TitleChar"/>
-    <w:uiPriority w:val="10"/>
     <w:qFormat/>
-    <w:rsid w:val="00A10FD9"/>
     <w:pPr>
-      <w:spacing w:after="80" w:line="240" w:lineRule="auto"/>
-      <w:contextualSpacing/>
+      <w:keepNext/>
+      <w:keepLines/>
+      <w:spacing w:after="240" w:before="480"/>
       <w:jc w:val="center"/>
     </w:pPr>
     <w:rPr>
       <w:rFonts w:asciiTheme="majorHAnsi" w:cstheme="majorBidi" w:eastAsiaTheme="majorEastAsia" w:hAnsiTheme="majorHAnsi"/>
-      <w:sz w:val="56"/>
-      <w:szCs w:val="56"/>
-    </w:rPr>
-  </w:style>
-  <w:style w:customStyle="1" w:styleId="TitleChar" w:type="character">
-    <w:name w:val="Title Char"/>
-    <w:basedOn w:val="DefaultParagraphFont"/>
-    <w:link w:val="Title"/>
-    <w:uiPriority w:val="10"/>
-    <w:rsid w:val="00A10FD9"/>
-    <w:rPr>
-      <w:rFonts w:asciiTheme="majorHAnsi" w:cstheme="majorBidi" w:eastAsiaTheme="majorEastAsia" w:hAnsiTheme="majorHAnsi"/>
-      <w:sz w:val="56"/>
-      <w:szCs w:val="56"/>
+      <w:b/>
+      <w:bCs/>
+      <w:color w:themeColor="accent1" w:themeShade="B5" w:val="345A8A"/>
+      <w:sz w:val="36"/>
+      <w:szCs w:val="36"/>
     </w:rPr>
   </w:style>
   <w:style w:styleId="Subtitle" w:type="paragraph">
     <w:name w:val="Subtitle"/>
-    <w:basedOn w:val="Title"/>
-    <w:next w:val="BodyText"/>
-    <w:link w:val="SubtitleChar"/>
-    <w:uiPriority w:val="11"/>
-    <w:qFormat/>
-    <w:rsid w:val="00A10FD9"/>
-    <w:pPr>
-      <w:numPr>
-        <w:ilvl w:val="1"/>
-      </w:numPr>
-    </w:pPr>
-    <w:rPr>
-      <w:rFonts w:cstheme="majorBidi" w:eastAsiaTheme="majorEastAsia"/>
-      <w:spacing w:val="15"/>
-      <w:sz w:val="28"/>
-      <w:szCs w:val="28"/>
-    </w:rPr>
-  </w:style>
-  <w:style w:customStyle="1" w:styleId="SubtitleChar" w:type="character">
-    <w:name w:val="Subtitle Char"/>
-    <w:basedOn w:val="DefaultParagraphFont"/>
-    <w:link w:val="Subtitle"/>
-    <w:uiPriority w:val="11"/>
-    <w:rsid w:val="00A10FD9"/>
-    <w:rPr>
-      <w:rFonts w:cstheme="majorBidi" w:eastAsiaTheme="majorEastAsia"/>
-      <w:color w:themeColor="text1" w:themeTint="A6" w:val="595959"/>
-      <w:spacing w:val="15"/>
-      <w:sz w:val="28"/>
-      <w:szCs w:val="28"/>
-    </w:rPr>
-  </w:style>
-  <w:style w:customStyle="1" w:styleId="Author" w:type="paragraph">
-    <w:name w:val="Author"/>
     <w:basedOn w:val="Title"/>
     <w:next w:val="BodyText"/>
     <w:qFormat/>
     <w:pPr>
       <w:keepNext/>
       <w:keepLines/>
+      <w:spacing w:after="240" w:before="240"/>
+      <w:jc w:val="center"/>
     </w:pPr>
     <w:rPr>
-      <w:sz w:val="24"/>
-      <w:szCs w:val="24"/>
+      <w:sz w:val="30"/>
+      <w:szCs w:val="30"/>
     </w:rPr>
   </w:style>
-  <w:style w:styleId="Date" w:type="paragraph">
-    <w:name w:val="Date"/>
-    <w:basedOn w:val="Title"/>
+  <w:style w:customStyle="1" w:styleId="Author" w:type="paragraph">
+    <w:name w:val="Author"/>
     <w:next w:val="BodyText"/>
     <w:qFormat/>
     <w:pPr>
       <w:keepNext/>
       <w:keepLines/>
+      <w:jc w:val="center"/>
     </w:pPr>
-    <w:rPr>
-      <w:sz w:val="24"/>
-      <w:szCs w:val="24"/>
-    </w:rPr>
+  </w:style>
+  <w:style w:styleId="Date" w:type="paragraph">
+    <w:name w:val="Date"/>
+    <w:next w:val="BodyText"/>
+    <w:qFormat/>
+    <w:pPr>
+      <w:keepNext/>
+      <w:keepLines/>
+      <w:jc w:val="center"/>
+    </w:pPr>
   </w:style>
   <w:style w:customStyle="1" w:styleId="AbstractTitle" w:type="paragraph">
     <w:name w:val="Abstract Title"/>
@@ -5864,13 +5820,15 @@
     <w:pPr>
       <w:keepNext/>
       <w:keepLines/>
+      <w:jc w:val="center"/>
       <w:spacing w:after="0" w:before="300"/>
-      <w:jc w:val="center"/>
     </w:pPr>
     <w:rPr>
-      <w:b/>
       <w:sz w:val="20"/>
       <w:szCs w:val="20"/>
+      <w:b/>
+      <w:color w:val="345A8A"/>
+      &gt;
     </w:rPr>
   </w:style>
   <w:style w:customStyle="1" w:styleId="Abstract" w:type="paragraph">
@@ -5897,321 +5855,191 @@
     <w:rPr/>
   </w:style>
   <w:style w:styleId="Heading1" w:type="paragraph">
-    <w:name w:val="heading 1"/>
+    <w:name w:val="Heading 1"/>
     <w:basedOn w:val="Normal"/>
     <w:next w:val="BodyText"/>
-    <w:link w:val="Heading1Char"/>
     <w:uiPriority w:val="9"/>
     <w:qFormat/>
-    <w:rsid w:val="00A10FD9"/>
     <w:pPr>
       <w:keepNext/>
       <w:keepLines/>
-      <w:spacing w:after="80" w:before="360"/>
+      <w:spacing w:after="0" w:before="480"/>
       <w:outlineLvl w:val="0"/>
     </w:pPr>
     <w:rPr>
       <w:rFonts w:asciiTheme="majorHAnsi" w:cstheme="majorBidi" w:eastAsiaTheme="majorEastAsia" w:hAnsiTheme="majorHAnsi"/>
-      <w:color w:themeColor="accent1" w:themeShade="BF" w:val="0F4761"/>
-      <w:sz w:val="40"/>
-      <w:szCs w:val="40"/>
+      <w:b/>
+      <w:bCs/>
+      <w:color w:themeColor="accent1" w:val="4F81BD"/>
+      <w:sz w:val="32"/>
+      <w:szCs w:val="32"/>
     </w:rPr>
   </w:style>
   <w:style w:styleId="Heading2" w:type="paragraph">
-    <w:name w:val="heading 2"/>
+    <w:name w:val="Heading 2"/>
     <w:basedOn w:val="Normal"/>
     <w:next w:val="BodyText"/>
-    <w:link w:val="Heading2Char"/>
     <w:uiPriority w:val="9"/>
-    <w:semiHidden/>
     <w:unhideWhenUsed/>
     <w:qFormat/>
-    <w:rsid w:val="00A10FD9"/>
     <w:pPr>
       <w:keepNext/>
       <w:keepLines/>
-      <w:spacing w:after="80" w:before="160"/>
+      <w:spacing w:after="0" w:before="200"/>
       <w:outlineLvl w:val="1"/>
     </w:pPr>
     <w:rPr>
       <w:rFonts w:asciiTheme="majorHAnsi" w:cstheme="majorBidi" w:eastAsiaTheme="majorEastAsia" w:hAnsiTheme="majorHAnsi"/>
-      <w:color w:themeColor="accent1" w:themeShade="BF" w:val="0F4761"/>
-      <w:sz w:val="32"/>
-      <w:szCs w:val="32"/>
+      <w:b/>
+      <w:bCs/>
+      <w:color w:themeColor="accent1" w:val="4F81BD"/>
+      <w:sz w:val="28"/>
+      <w:szCs w:val="28"/>
     </w:rPr>
   </w:style>
   <w:style w:styleId="Heading3" w:type="paragraph">
-    <w:name w:val="heading 3"/>
+    <w:name w:val="Heading 3"/>
     <w:basedOn w:val="Normal"/>
     <w:next w:val="BodyText"/>
-    <w:link w:val="Heading3Char"/>
     <w:uiPriority w:val="9"/>
-    <w:semiHidden/>
     <w:unhideWhenUsed/>
     <w:qFormat/>
-    <w:rsid w:val="00A10FD9"/>
     <w:pPr>
       <w:keepNext/>
       <w:keepLines/>
-      <w:spacing w:after="80" w:before="160"/>
+      <w:spacing w:after="0" w:before="200"/>
       <w:outlineLvl w:val="2"/>
     </w:pPr>
     <w:rPr>
-      <w:rFonts w:cstheme="majorBidi" w:eastAsiaTheme="majorEastAsia"/>
-      <w:color w:themeColor="accent1" w:themeShade="BF" w:val="0F4761"/>
-      <w:sz w:val="28"/>
-      <w:szCs w:val="28"/>
+      <w:rFonts w:asciiTheme="majorHAnsi" w:cstheme="majorBidi" w:eastAsiaTheme="majorEastAsia" w:hAnsiTheme="majorHAnsi"/>
+      <w:b/>
+      <w:bCs/>
+      <w:color w:themeColor="accent1" w:val="4F81BD"/>
+      <w:sz w:val="24"/>
+      <w:szCs w:val="24"/>
     </w:rPr>
   </w:style>
   <w:style w:styleId="Heading4" w:type="paragraph">
-    <w:name w:val="heading 4"/>
+    <w:name w:val="Heading 4"/>
     <w:basedOn w:val="Normal"/>
     <w:next w:val="BodyText"/>
-    <w:link w:val="Heading4Char"/>
     <w:uiPriority w:val="9"/>
-    <w:semiHidden/>
     <w:unhideWhenUsed/>
     <w:qFormat/>
-    <w:rsid w:val="00A10FD9"/>
     <w:pPr>
       <w:keepNext/>
       <w:keepLines/>
-      <w:spacing w:after="40" w:before="80"/>
+      <w:spacing w:after="0" w:before="200"/>
       <w:outlineLvl w:val="3"/>
     </w:pPr>
     <w:rPr>
-      <w:rFonts w:cstheme="majorBidi" w:eastAsiaTheme="majorEastAsia"/>
+      <w:rFonts w:asciiTheme="majorHAnsi" w:cstheme="majorBidi" w:eastAsiaTheme="majorEastAsia" w:hAnsiTheme="majorHAnsi"/>
       <w:i/>
-      <w:iCs/>
-      <w:color w:themeColor="accent1" w:themeShade="BF" w:val="0F4761"/>
+      <w:bCs/>
+      <w:color w:themeColor="accent1" w:val="4F81BD"/>
+      <w:sz w:val="24"/>
+      <w:szCs w:val="24"/>
     </w:rPr>
   </w:style>
   <w:style w:styleId="Heading5" w:type="paragraph">
-    <w:name w:val="heading 5"/>
+    <w:name w:val="Heading 5"/>
     <w:basedOn w:val="Normal"/>
     <w:next w:val="BodyText"/>
-    <w:link w:val="Heading5Char"/>
     <w:uiPriority w:val="9"/>
-    <w:semiHidden/>
     <w:unhideWhenUsed/>
     <w:qFormat/>
-    <w:rsid w:val="00A10FD9"/>
     <w:pPr>
       <w:keepNext/>
       <w:keepLines/>
-      <w:spacing w:after="40" w:before="80"/>
+      <w:spacing w:after="0" w:before="200"/>
       <w:outlineLvl w:val="4"/>
     </w:pPr>
     <w:rPr>
-      <w:rFonts w:cstheme="majorBidi" w:eastAsiaTheme="majorEastAsia"/>
-      <w:color w:themeColor="accent1" w:themeShade="BF" w:val="0F4761"/>
+      <w:rFonts w:asciiTheme="majorHAnsi" w:cstheme="majorBidi" w:eastAsiaTheme="majorEastAsia" w:hAnsiTheme="majorHAnsi"/>
+      <w:iCs/>
+      <w:color w:themeColor="accent1" w:val="4F81BD"/>
+      <w:sz w:val="24"/>
+      <w:szCs w:val="24"/>
     </w:rPr>
   </w:style>
   <w:style w:styleId="Heading6" w:type="paragraph">
-    <w:name w:val="heading 6"/>
+    <w:name w:val="Heading 6"/>
     <w:basedOn w:val="Normal"/>
     <w:next w:val="BodyText"/>
-    <w:link w:val="Heading6Char"/>
     <w:uiPriority w:val="9"/>
-    <w:semiHidden/>
     <w:unhideWhenUsed/>
     <w:qFormat/>
-    <w:rsid w:val="00A10FD9"/>
     <w:pPr>
       <w:keepNext/>
       <w:keepLines/>
-      <w:spacing w:after="0" w:before="40"/>
+      <w:spacing w:after="0" w:before="200"/>
       <w:outlineLvl w:val="5"/>
     </w:pPr>
     <w:rPr>
-      <w:rFonts w:cstheme="majorBidi" w:eastAsiaTheme="majorEastAsia"/>
-      <w:i/>
-      <w:iCs/>
-      <w:color w:themeColor="text1" w:themeTint="A6" w:val="595959"/>
+      <w:rFonts w:asciiTheme="majorHAnsi" w:cstheme="majorBidi" w:eastAsiaTheme="majorEastAsia" w:hAnsiTheme="majorHAnsi"/>
+      <w:color w:themeColor="accent1" w:val="4F81BD"/>
+      <w:sz w:val="24"/>
+      <w:szCs w:val="24"/>
     </w:rPr>
   </w:style>
   <w:style w:styleId="Heading7" w:type="paragraph">
-    <w:name w:val="heading 7"/>
+    <w:name w:val="Heading 7"/>
     <w:basedOn w:val="Normal"/>
     <w:next w:val="BodyText"/>
-    <w:link w:val="Heading7Char"/>
     <w:uiPriority w:val="9"/>
-    <w:semiHidden/>
     <w:unhideWhenUsed/>
     <w:qFormat/>
-    <w:rsid w:val="00A10FD9"/>
     <w:pPr>
       <w:keepNext/>
       <w:keepLines/>
-      <w:spacing w:after="0" w:before="40"/>
+      <w:spacing w:after="0" w:before="200"/>
       <w:outlineLvl w:val="6"/>
     </w:pPr>
     <w:rPr>
-      <w:rFonts w:cstheme="majorBidi" w:eastAsiaTheme="majorEastAsia"/>
-      <w:color w:themeColor="text1" w:themeTint="A6" w:val="595959"/>
+      <w:rFonts w:asciiTheme="majorHAnsi" w:cstheme="majorBidi" w:eastAsiaTheme="majorEastAsia" w:hAnsiTheme="majorHAnsi"/>
+      <w:color w:themeColor="accent1" w:val="4F81BD"/>
+      <w:sz w:val="24"/>
+      <w:szCs w:val="24"/>
     </w:rPr>
   </w:style>
   <w:style w:styleId="Heading8" w:type="paragraph">
-    <w:name w:val="heading 8"/>
+    <w:name w:val="Heading 8"/>
     <w:basedOn w:val="Normal"/>
     <w:next w:val="BodyText"/>
-    <w:link w:val="Heading8Char"/>
     <w:uiPriority w:val="9"/>
-    <w:semiHidden/>
     <w:unhideWhenUsed/>
     <w:qFormat/>
-    <w:rsid w:val="00A10FD9"/>
     <w:pPr>
       <w:keepNext/>
       <w:keepLines/>
-      <w:spacing w:after="0"/>
+      <w:spacing w:after="0" w:before="200"/>
       <w:outlineLvl w:val="7"/>
     </w:pPr>
     <w:rPr>
-      <w:rFonts w:cstheme="majorBidi" w:eastAsiaTheme="majorEastAsia"/>
-      <w:i/>
-      <w:iCs/>
-      <w:color w:themeColor="text1" w:themeTint="D8" w:val="272727"/>
+      <w:rFonts w:asciiTheme="majorHAnsi" w:cstheme="majorBidi" w:eastAsiaTheme="majorEastAsia" w:hAnsiTheme="majorHAnsi"/>
+      <w:color w:themeColor="accent1" w:val="4F81BD"/>
+      <w:sz w:val="24"/>
+      <w:szCs w:val="24"/>
     </w:rPr>
   </w:style>
   <w:style w:styleId="Heading9" w:type="paragraph">
-    <w:name w:val="heading 9"/>
+    <w:name w:val="Heading 9"/>
     <w:basedOn w:val="Normal"/>
     <w:next w:val="BodyText"/>
-    <w:link w:val="Heading9Char"/>
     <w:uiPriority w:val="9"/>
-    <w:semiHidden/>
     <w:unhideWhenUsed/>
     <w:qFormat/>
-    <w:rsid w:val="00A10FD9"/>
     <w:pPr>
       <w:keepNext/>
       <w:keepLines/>
-      <w:spacing w:after="0"/>
+      <w:spacing w:after="0" w:before="200"/>
       <w:outlineLvl w:val="8"/>
     </w:pPr>
     <w:rPr>
-      <w:rFonts w:cstheme="majorBidi" w:eastAsiaTheme="majorEastAsia"/>
-      <w:color w:themeColor="text1" w:themeTint="D8" w:val="272727"/>
-    </w:rPr>
-  </w:style>
-  <w:style w:customStyle="1" w:styleId="Heading1Char" w:type="character">
-    <w:name w:val="Heading 1 Char"/>
-    <w:basedOn w:val="DefaultParagraphFont"/>
-    <w:link w:val="Heading1"/>
-    <w:uiPriority w:val="9"/>
-    <w:rsid w:val="00A10FD9"/>
-    <w:rPr>
       <w:rFonts w:asciiTheme="majorHAnsi" w:cstheme="majorBidi" w:eastAsiaTheme="majorEastAsia" w:hAnsiTheme="majorHAnsi"/>
-      <w:color w:themeColor="accent1" w:themeShade="BF" w:val="0F4761"/>
-      <w:sz w:val="40"/>
-      <w:szCs w:val="40"/>
-    </w:rPr>
-  </w:style>
-  <w:style w:customStyle="1" w:styleId="Heading2Char" w:type="character">
-    <w:name w:val="Heading 2 Char"/>
-    <w:basedOn w:val="DefaultParagraphFont"/>
-    <w:link w:val="Heading2"/>
-    <w:uiPriority w:val="9"/>
-    <w:semiHidden/>
-    <w:rsid w:val="00A10FD9"/>
-    <w:rPr>
-      <w:rFonts w:asciiTheme="majorHAnsi" w:cstheme="majorBidi" w:eastAsiaTheme="majorEastAsia" w:hAnsiTheme="majorHAnsi"/>
-      <w:color w:themeColor="accent1" w:themeShade="BF" w:val="0F4761"/>
-      <w:sz w:val="32"/>
-      <w:szCs w:val="32"/>
-    </w:rPr>
-  </w:style>
-  <w:style w:customStyle="1" w:styleId="Heading3Char" w:type="character">
-    <w:name w:val="Heading 3 Char"/>
-    <w:basedOn w:val="DefaultParagraphFont"/>
-    <w:link w:val="Heading3"/>
-    <w:uiPriority w:val="9"/>
-    <w:semiHidden/>
-    <w:rsid w:val="00A10FD9"/>
-    <w:rPr>
-      <w:rFonts w:cstheme="majorBidi" w:eastAsiaTheme="majorEastAsia"/>
-      <w:color w:themeColor="accent1" w:themeShade="BF" w:val="0F4761"/>
-      <w:sz w:val="28"/>
-      <w:szCs w:val="28"/>
-    </w:rPr>
-  </w:style>
-  <w:style w:customStyle="1" w:styleId="Heading4Char" w:type="character">
-    <w:name w:val="Heading 4 Char"/>
-    <w:basedOn w:val="DefaultParagraphFont"/>
-    <w:link w:val="Heading4"/>
-    <w:uiPriority w:val="9"/>
-    <w:semiHidden/>
-    <w:rsid w:val="00A10FD9"/>
-    <w:rPr>
-      <w:rFonts w:cstheme="majorBidi" w:eastAsiaTheme="majorEastAsia"/>
-      <w:i/>
-      <w:iCs/>
-      <w:color w:themeColor="accent1" w:themeShade="BF" w:val="0F4761"/>
-    </w:rPr>
-  </w:style>
-  <w:style w:customStyle="1" w:styleId="Heading5Char" w:type="character">
-    <w:name w:val="Heading 5 Char"/>
-    <w:basedOn w:val="DefaultParagraphFont"/>
-    <w:link w:val="Heading5"/>
-    <w:uiPriority w:val="9"/>
-    <w:semiHidden/>
-    <w:rsid w:val="00A10FD9"/>
-    <w:rPr>
-      <w:rFonts w:cstheme="majorBidi" w:eastAsiaTheme="majorEastAsia"/>
-      <w:color w:themeColor="accent1" w:themeShade="BF" w:val="0F4761"/>
-    </w:rPr>
-  </w:style>
-  <w:style w:customStyle="1" w:styleId="Heading6Char" w:type="character">
-    <w:name w:val="Heading 6 Char"/>
-    <w:basedOn w:val="DefaultParagraphFont"/>
-    <w:link w:val="Heading6"/>
-    <w:uiPriority w:val="9"/>
-    <w:semiHidden/>
-    <w:rsid w:val="00A10FD9"/>
-    <w:rPr>
-      <w:rFonts w:cstheme="majorBidi" w:eastAsiaTheme="majorEastAsia"/>
-      <w:i/>
-      <w:iCs/>
-      <w:color w:themeColor="text1" w:themeTint="A6" w:val="595959"/>
-    </w:rPr>
-  </w:style>
-  <w:style w:customStyle="1" w:styleId="Heading7Char" w:type="character">
-    <w:name w:val="Heading 7 Char"/>
-    <w:basedOn w:val="DefaultParagraphFont"/>
-    <w:link w:val="Heading7"/>
-    <w:uiPriority w:val="9"/>
-    <w:semiHidden/>
-    <w:rsid w:val="00A10FD9"/>
-    <w:rPr>
-      <w:rFonts w:cstheme="majorBidi" w:eastAsiaTheme="majorEastAsia"/>
-      <w:color w:themeColor="text1" w:themeTint="A6" w:val="595959"/>
-    </w:rPr>
-  </w:style>
-  <w:style w:customStyle="1" w:styleId="Heading8Char" w:type="character">
-    <w:name w:val="Heading 8 Char"/>
-    <w:basedOn w:val="DefaultParagraphFont"/>
-    <w:link w:val="Heading8"/>
-    <w:uiPriority w:val="9"/>
-    <w:semiHidden/>
-    <w:rsid w:val="00A10FD9"/>
-    <w:rPr>
-      <w:rFonts w:cstheme="majorBidi" w:eastAsiaTheme="majorEastAsia"/>
-      <w:i/>
-      <w:iCs/>
-      <w:color w:themeColor="text1" w:themeTint="D8" w:val="272727"/>
-    </w:rPr>
-  </w:style>
-  <w:style w:customStyle="1" w:styleId="Heading9Char" w:type="character">
-    <w:name w:val="Heading 9 Char"/>
-    <w:basedOn w:val="DefaultParagraphFont"/>
-    <w:link w:val="Heading9"/>
-    <w:uiPriority w:val="9"/>
-    <w:semiHidden/>
-    <w:rsid w:val="00A10FD9"/>
-    <w:rPr>
-      <w:rFonts w:cstheme="majorBidi" w:eastAsiaTheme="majorEastAsia"/>
-      <w:color w:themeColor="text1" w:themeTint="D8" w:val="272727"/>
+      <w:color w:themeColor="accent1" w:val="4F81BD"/>
+      <w:sz w:val="24"/>
+      <w:szCs w:val="24"/>
     </w:rPr>
   </w:style>
   <w:style w:styleId="BlockText" w:type="paragraph">
@@ -6236,8 +6064,8 @@
   </w:style>
   <w:style w:styleId="FootnoteBlockText" w:type="paragraph">
     <w:name w:val="Footnote Block Text"/>
-    <w:basedOn w:val="FootnoteText"/>
-    <w:next w:val="FootnoteText"/>
+    <w:basedOn w:val="Footnote Text"/>
+    <w:next w:val="Footnote Text"/>
     <w:uiPriority w:val="9"/>
     <w:unhideWhenUsed/>
     <w:qFormat/>
@@ -6267,11 +6095,18 @@
       </w:tblCellMar>
     </w:tblPr>
     <w:tblStylePr w:type="firstRow">
+      <w:tblPr>
+        <w:jc w:val="left"/>
+        <w:tblInd w:type="dxa" w:w="0"/>
+      </w:tblPr>
+      <w:trPr>
+        <w:jc w:val="left"/>
+      </w:trPr>
       <w:tcPr>
+        <w:vAlign w:val="bottom"/>
         <w:tcBorders>
           <w:bottom w:val="single"/>
         </w:tcBorders>
-        <w:vAlign w:val="bottom"/>
       </w:tcPr>
     </w:tblStylePr>
   </w:style>
@@ -6386,8 +6221,8 @@
     <w:name w:val="KeywordTok"/>
     <w:basedOn w:val="VerbatimChar"/>
     <w:rPr>
+      <w:color w:val="007020"/>
       <w:b/>
-      <w:color w:val="007020"/>
     </w:rPr>
   </w:style>
   <w:style w:type="character" w:customStyle="1" w:styleId="DataTypeTok">
@@ -6464,42 +6299,42 @@
     <w:name w:val="ImportTok"/>
     <w:basedOn w:val="VerbatimChar"/>
     <w:rPr>
+      <w:color w:val="008000"/>
       <w:b/>
-      <w:color w:val="008000"/>
     </w:rPr>
   </w:style>
   <w:style w:type="character" w:customStyle="1" w:styleId="CommentTok">
     <w:name w:val="CommentTok"/>
     <w:basedOn w:val="VerbatimChar"/>
     <w:rPr>
+      <w:color w:val="60a0b0"/>
       <w:i/>
-      <w:color w:val="60a0b0"/>
     </w:rPr>
   </w:style>
   <w:style w:type="character" w:customStyle="1" w:styleId="DocumentationTok">
     <w:name w:val="DocumentationTok"/>
     <w:basedOn w:val="VerbatimChar"/>
     <w:rPr>
+      <w:color w:val="ba2121"/>
       <w:i/>
-      <w:color w:val="ba2121"/>
     </w:rPr>
   </w:style>
   <w:style w:type="character" w:customStyle="1" w:styleId="AnnotationTok">
     <w:name w:val="AnnotationTok"/>
     <w:basedOn w:val="VerbatimChar"/>
     <w:rPr>
+      <w:color w:val="60a0b0"/>
       <w:b/>
       <w:i/>
-      <w:color w:val="60a0b0"/>
     </w:rPr>
   </w:style>
   <w:style w:type="character" w:customStyle="1" w:styleId="CommentVarTok">
     <w:name w:val="CommentVarTok"/>
     <w:basedOn w:val="VerbatimChar"/>
     <w:rPr>
+      <w:color w:val="60a0b0"/>
       <w:b/>
       <w:i/>
-      <w:color w:val="60a0b0"/>
     </w:rPr>
   </w:style>
   <w:style w:type="character" w:customStyle="1" w:styleId="OtherTok">
@@ -6527,8 +6362,8 @@
     <w:name w:val="ControlFlowTok"/>
     <w:basedOn w:val="VerbatimChar"/>
     <w:rPr>
+      <w:color w:val="007020"/>
       <w:b/>
-      <w:color w:val="007020"/>
     </w:rPr>
   </w:style>
   <w:style w:type="character" w:customStyle="1" w:styleId="OperatorTok">
@@ -6573,34 +6408,34 @@
     <w:name w:val="InformationTok"/>
     <w:basedOn w:val="VerbatimChar"/>
     <w:rPr>
+      <w:color w:val="60a0b0"/>
       <w:b/>
       <w:i/>
-      <w:color w:val="60a0b0"/>
     </w:rPr>
   </w:style>
   <w:style w:type="character" w:customStyle="1" w:styleId="WarningTok">
     <w:name w:val="WarningTok"/>
     <w:basedOn w:val="VerbatimChar"/>
     <w:rPr>
+      <w:color w:val="60a0b0"/>
       <w:b/>
       <w:i/>
-      <w:color w:val="60a0b0"/>
     </w:rPr>
   </w:style>
   <w:style w:type="character" w:customStyle="1" w:styleId="AlertTok">
     <w:name w:val="AlertTok"/>
     <w:basedOn w:val="VerbatimChar"/>
     <w:rPr>
+      <w:color w:val="ff0000"/>
       <w:b/>
-      <w:color w:val="ff0000"/>
     </w:rPr>
   </w:style>
   <w:style w:type="character" w:customStyle="1" w:styleId="ErrorTok">
     <w:name w:val="ErrorTok"/>
     <w:basedOn w:val="VerbatimChar"/>
     <w:rPr>
+      <w:color w:val="ff0000"/>
       <w:b/>
-      <w:color w:val="ff0000"/>
     </w:rPr>
   </w:style>
   <w:style w:type="character" w:customStyle="1" w:styleId="NormalTok">
@@ -6622,44 +6457,44 @@
         <a:sysClr val="window" lastClr="FFFFFF"/>
       </a:lt1>
       <a:dk2>
-        <a:srgbClr val="0E2841"/>
+        <a:srgbClr val="1F497D"/>
       </a:dk2>
       <a:lt2>
-        <a:srgbClr val="E8E8E8"/>
+        <a:srgbClr val="EEECE1"/>
       </a:lt2>
       <a:accent1>
-        <a:srgbClr val="156082"/>
+        <a:srgbClr val="4F81BD"/>
       </a:accent1>
       <a:accent2>
-        <a:srgbClr val="E97132"/>
+        <a:srgbClr val="C0504D"/>
       </a:accent2>
       <a:accent3>
-        <a:srgbClr val="196B24"/>
+        <a:srgbClr val="9BBB59"/>
       </a:accent3>
       <a:accent4>
-        <a:srgbClr val="0F9ED5"/>
+        <a:srgbClr val="8064A2"/>
       </a:accent4>
       <a:accent5>
-        <a:srgbClr val="A02B93"/>
+        <a:srgbClr val="4BACC6"/>
       </a:accent5>
       <a:accent6>
-        <a:srgbClr val="4EA72E"/>
+        <a:srgbClr val="F79646"/>
       </a:accent6>
       <a:hlink>
-        <a:srgbClr val="467886"/>
+        <a:srgbClr val="0000FF"/>
       </a:hlink>
       <a:folHlink>
-        <a:srgbClr val="96607D"/>
+        <a:srgbClr val="800080"/>
       </a:folHlink>
     </a:clrScheme>
     <a:fontScheme name="Office">
       <a:majorFont>
-        <a:latin typeface="Aptos Display" panose="02110004020202020204"/>
+        <a:latin typeface="Calibri"/>
         <a:ea typeface=""/>
         <a:cs typeface=""/>
-        <a:font script="Jpan" typeface="游ゴシック Light"/>
+        <a:font script="Jpan" typeface="ＭＳ ゴシック"/>
         <a:font script="Hang" typeface="맑은 고딕"/>
-        <a:font script="Hans" typeface="等线 Light"/>
+        <a:font script="Hans" typeface="宋体"/>
         <a:font script="Hant" typeface="新細明體"/>
         <a:font script="Arab" typeface="Times New Roman"/>
         <a:font script="Hebr" typeface="Times New Roman"/>
@@ -6686,32 +6521,14 @@
         <a:font script="Mong" typeface="Mongolian Baiti"/>
         <a:font script="Viet" typeface="Times New Roman"/>
         <a:font script="Uigh" typeface="Microsoft Uighur"/>
-        <a:font script="Geor" typeface="Sylfaen"/>
-        <a:font script="Armn" typeface="Arial"/>
-        <a:font script="Bugi" typeface="Leelawadee UI"/>
-        <a:font script="Bopo" typeface="Microsoft JhengHei"/>
-        <a:font script="Java" typeface="Javanese Text"/>
-        <a:font script="Lisu" typeface="Segoe UI"/>
-        <a:font script="Mymr" typeface="Myanmar Text"/>
-        <a:font script="Nkoo" typeface="Ebrima"/>
-        <a:font script="Olck" typeface="Nirmala UI"/>
-        <a:font script="Osma" typeface="Ebrima"/>
-        <a:font script="Phag" typeface="Phagspa"/>
-        <a:font script="Syrn" typeface="Estrangelo Edessa"/>
-        <a:font script="Syrj" typeface="Estrangelo Edessa"/>
-        <a:font script="Syre" typeface="Estrangelo Edessa"/>
-        <a:font script="Sora" typeface="Nirmala UI"/>
-        <a:font script="Tale" typeface="Microsoft Tai Le"/>
-        <a:font script="Talu" typeface="Microsoft New Tai Lue"/>
-        <a:font script="Tfng" typeface="Ebrima"/>
       </a:majorFont>
       <a:minorFont>
-        <a:latin typeface="Aptos" panose="02110004020202020204"/>
+        <a:latin typeface="Cambria"/>
         <a:ea typeface=""/>
         <a:cs typeface=""/>
-        <a:font script="Jpan" typeface="游明朝"/>
+        <a:font script="Jpan" typeface="ＭＳ 明朝"/>
         <a:font script="Hang" typeface="맑은 고딕"/>
-        <a:font script="Hans" typeface="等线"/>
+        <a:font script="Hans" typeface="宋体"/>
         <a:font script="Hant" typeface="新細明體"/>
         <a:font script="Arab" typeface="Arial"/>
         <a:font script="Hebr" typeface="Arial"/>
@@ -6738,24 +6555,6 @@
         <a:font script="Mong" typeface="Mongolian Baiti"/>
         <a:font script="Viet" typeface="Arial"/>
         <a:font script="Uigh" typeface="Microsoft Uighur"/>
-        <a:font script="Geor" typeface="Sylfaen"/>
-        <a:font script="Armn" typeface="Arial"/>
-        <a:font script="Bugi" typeface="Leelawadee UI"/>
-        <a:font script="Bopo" typeface="Microsoft JhengHei"/>
-        <a:font script="Java" typeface="Javanese Text"/>
-        <a:font script="Lisu" typeface="Segoe UI"/>
-        <a:font script="Mymr" typeface="Myanmar Text"/>
-        <a:font script="Nkoo" typeface="Ebrima"/>
-        <a:font script="Olck" typeface="Nirmala UI"/>
-        <a:font script="Osma" typeface="Ebrima"/>
-        <a:font script="Phag" typeface="Phagspa"/>
-        <a:font script="Syrn" typeface="Estrangelo Edessa"/>
-        <a:font script="Syrj" typeface="Estrangelo Edessa"/>
-        <a:font script="Syre" typeface="Estrangelo Edessa"/>
-        <a:font script="Sora" typeface="Nirmala UI"/>
-        <a:font script="Tale" typeface="Microsoft Tai Le"/>
-        <a:font script="Talu" typeface="Microsoft New Tai Lue"/>
-        <a:font script="Tfng" typeface="Ebrima"/>
       </a:minorFont>
     </a:fontScheme>
     <a:fmtScheme name="Office">
@@ -6767,141 +6566,200 @@
           <a:gsLst>
             <a:gs pos="0">
               <a:schemeClr val="phClr">
-                <a:lumMod val="110000"/>
-                <a:satMod val="105000"/>
-                <a:tint val="67000"/>
+                <a:tint val="50000"/>
+                <a:satMod val="300000"/>
               </a:schemeClr>
             </a:gs>
-            <a:gs pos="50000">
+            <a:gs pos="35000">
               <a:schemeClr val="phClr">
-                <a:lumMod val="105000"/>
-                <a:satMod val="103000"/>
-                <a:tint val="73000"/>
+                <a:tint val="37000"/>
+                <a:satMod val="300000"/>
               </a:schemeClr>
             </a:gs>
             <a:gs pos="100000">
               <a:schemeClr val="phClr">
-                <a:lumMod val="105000"/>
-                <a:satMod val="109000"/>
-                <a:tint val="81000"/>
+                <a:tint val="15000"/>
+                <a:satMod val="350000"/>
               </a:schemeClr>
             </a:gs>
           </a:gsLst>
-          <a:lin ang="5400000" scaled="0"/>
+          <a:lin ang="16200000" scaled="1"/>
         </a:gradFill>
         <a:gradFill rotWithShape="1">
           <a:gsLst>
             <a:gs pos="0">
               <a:schemeClr val="phClr">
-                <a:satMod val="103000"/>
-                <a:lumMod val="102000"/>
-                <a:tint val="94000"/>
-              </a:schemeClr>
-            </a:gs>
-            <a:gs pos="50000">
-              <a:schemeClr val="phClr">
-                <a:satMod val="110000"/>
-                <a:lumMod val="100000"/>
+                <a:tint val="100000"/>
                 <a:shade val="100000"/>
+                <a:satMod val="130000"/>
               </a:schemeClr>
             </a:gs>
             <a:gs pos="100000">
               <a:schemeClr val="phClr">
-                <a:lumMod val="99000"/>
-                <a:satMod val="120000"/>
-                <a:shade val="78000"/>
+                <a:tint val="50000"/>
+                <a:shade val="100000"/>
+                <a:satMod val="350000"/>
               </a:schemeClr>
             </a:gs>
           </a:gsLst>
-          <a:lin ang="5400000" scaled="0"/>
+          <a:lin ang="16200000" scaled="0"/>
         </a:gradFill>
       </a:fillStyleLst>
       <a:lnStyleLst>
-        <a:ln w="6350" cap="flat" cmpd="sng" algn="ctr">
+        <a:ln w="9525" cap="flat" cmpd="sng" algn="ctr">
+          <a:solidFill>
+            <a:schemeClr val="phClr">
+              <a:shade val="95000"/>
+              <a:satMod val="105000"/>
+            </a:schemeClr>
+          </a:solidFill>
+          <a:prstDash val="solid"/>
+        </a:ln>
+        <a:ln w="25400" cap="flat" cmpd="sng" algn="ctr">
           <a:solidFill>
             <a:schemeClr val="phClr"/>
           </a:solidFill>
           <a:prstDash val="solid"/>
-          <a:miter lim="800000"/>
         </a:ln>
-        <a:ln w="12700" cap="flat" cmpd="sng" algn="ctr">
+        <a:ln w="38100" cap="flat" cmpd="sng" algn="ctr">
           <a:solidFill>
             <a:schemeClr val="phClr"/>
           </a:solidFill>
           <a:prstDash val="solid"/>
-          <a:miter lim="800000"/>
-        </a:ln>
-        <a:ln w="19050" cap="flat" cmpd="sng" algn="ctr">
-          <a:solidFill>
-            <a:schemeClr val="phClr"/>
-          </a:solidFill>
-          <a:prstDash val="solid"/>
-          <a:miter lim="800000"/>
         </a:ln>
       </a:lnStyleLst>
       <a:effectStyleLst>
         <a:effectStyle>
-          <a:effectLst/>
-        </a:effectStyle>
-        <a:effectStyle>
-          <a:effectLst/>
+          <a:effectLst>
+            <a:outerShdw blurRad="40000" dist="20000" dir="5400000" rotWithShape="0">
+              <a:srgbClr val="000000">
+                <a:alpha val="38000"/>
+              </a:srgbClr>
+            </a:outerShdw>
+          </a:effectLst>
         </a:effectStyle>
         <a:effectStyle>
           <a:effectLst>
-            <a:outerShdw blurRad="57150" dist="19050" dir="5400000" algn="ctr" rotWithShape="0">
+            <a:outerShdw blurRad="40000" dist="23000" dir="5400000" rotWithShape="0">
               <a:srgbClr val="000000">
-                <a:alpha val="63000"/>
+                <a:alpha val="35000"/>
               </a:srgbClr>
             </a:outerShdw>
           </a:effectLst>
+        </a:effectStyle>
+        <a:effectStyle>
+          <a:effectLst>
+            <a:outerShdw blurRad="40000" dist="23000" dir="5400000" rotWithShape="0">
+              <a:srgbClr val="000000">
+                <a:alpha val="35000"/>
+              </a:srgbClr>
+            </a:outerShdw>
+          </a:effectLst>
+          <a:scene3d>
+            <a:camera prst="orthographicFront">
+              <a:rot lat="0" lon="0" rev="0"/>
+            </a:camera>
+            <a:lightRig rig="threePt" dir="t">
+              <a:rot lat="0" lon="0" rev="1200000"/>
+            </a:lightRig>
+          </a:scene3d>
+          <a:sp3d>
+            <a:bevelT w="63500" h="25400"/>
+          </a:sp3d>
         </a:effectStyle>
       </a:effectStyleLst>
       <a:bgFillStyleLst>
         <a:solidFill>
           <a:schemeClr val="phClr"/>
         </a:solidFill>
-        <a:solidFill>
-          <a:schemeClr val="phClr">
-            <a:tint val="95000"/>
-            <a:satMod val="170000"/>
-          </a:schemeClr>
-        </a:solidFill>
         <a:gradFill rotWithShape="1">
           <a:gsLst>
             <a:gs pos="0">
               <a:schemeClr val="phClr">
-                <a:tint val="93000"/>
-                <a:satMod val="150000"/>
-                <a:shade val="98000"/>
-                <a:lumMod val="102000"/>
+                <a:tint val="40000"/>
+                <a:satMod val="350000"/>
               </a:schemeClr>
             </a:gs>
-            <a:gs pos="50000">
+            <a:gs pos="40000">
               <a:schemeClr val="phClr">
-                <a:tint val="98000"/>
-                <a:satMod val="130000"/>
-                <a:shade val="90000"/>
-                <a:lumMod val="103000"/>
+                <a:tint val="45000"/>
+                <a:shade val="99000"/>
+                <a:satMod val="350000"/>
               </a:schemeClr>
             </a:gs>
             <a:gs pos="100000">
               <a:schemeClr val="phClr">
-                <a:shade val="63000"/>
-                <a:satMod val="120000"/>
+                <a:shade val="20000"/>
+                <a:satMod val="255000"/>
               </a:schemeClr>
             </a:gs>
           </a:gsLst>
-          <a:lin ang="5400000" scaled="0"/>
+          <a:path path="circle">
+            <a:fillToRect l="50000" t="-80000" r="50000" b="180000"/>
+          </a:path>
+        </a:gradFill>
+        <a:gradFill rotWithShape="1">
+          <a:gsLst>
+            <a:gs pos="0">
+              <a:schemeClr val="phClr">
+                <a:tint val="80000"/>
+                <a:satMod val="300000"/>
+              </a:schemeClr>
+            </a:gs>
+            <a:gs pos="100000">
+              <a:schemeClr val="phClr">
+                <a:shade val="30000"/>
+                <a:satMod val="200000"/>
+              </a:schemeClr>
+            </a:gs>
+          </a:gsLst>
+          <a:path path="circle">
+            <a:fillToRect l="50000" t="50000" r="50000" b="50000"/>
+          </a:path>
         </a:gradFill>
       </a:bgFillStyleLst>
     </a:fmtScheme>
   </a:themeElements>
-  <a:objectDefaults/>
+  <a:objectDefaults>
+    <a:spDef>
+      <a:spPr/>
+      <a:bodyPr/>
+      <a:lstStyle/>
+      <a:style>
+        <a:lnRef idx="1">
+          <a:schemeClr val="accent1"/>
+        </a:lnRef>
+        <a:fillRef idx="3">
+          <a:schemeClr val="accent1"/>
+        </a:fillRef>
+        <a:effectRef idx="2">
+          <a:schemeClr val="accent1"/>
+        </a:effectRef>
+        <a:fontRef idx="minor">
+          <a:schemeClr val="lt1"/>
+        </a:fontRef>
+      </a:style>
+    </a:spDef>
+    <a:lnDef>
+      <a:spPr/>
+      <a:bodyPr/>
+      <a:lstStyle/>
+      <a:style>
+        <a:lnRef idx="2">
+          <a:schemeClr val="accent1"/>
+        </a:lnRef>
+        <a:fillRef idx="0">
+          <a:schemeClr val="accent1"/>
+        </a:fillRef>
+        <a:effectRef idx="1">
+          <a:schemeClr val="accent1"/>
+        </a:effectRef>
+        <a:fontRef idx="minor">
+          <a:schemeClr val="tx1"/>
+        </a:fontRef>
+      </a:style>
+    </a:lnDef>
+  </a:objectDefaults>
   <a:extraClrSchemeLst/>
-  <a:extLst>
-    <a:ext uri="{05A4C25C-085E-4340-85A3-A5531E510DB2}">
-      <thm15:themeFamily xmlns:thm15="http://schemas.microsoft.com/office/thememl/2012/main" name="Office Theme" id="{2E142A2C-CD16-42D6-873A-C26D2A0506FA}" vid="{1BDDFF52-6CD6-40A5-AB3C-68EB2F1E4D0A}"/>
-    </a:ext>
-  </a:extLst>
 </a:theme>
 </file>